--- a/doc/rf68851 PMMU.docx
+++ b/doc/rf68851 PMMU.docx
@@ -377,19 +377,19 @@
                                       <w:rPr>
                                         <w:color w:val="FFFFFF" w:themeColor="background1"/>
                                       </w:rPr>
-                                      <w:t>A</w:t>
+                                      <w:t xml:space="preserve">A </w:t>
                                     </w:r>
                                     <w:r>
                                       <w:rPr>
                                         <w:color w:val="FFFFFF" w:themeColor="background1"/>
                                       </w:rPr>
-                                      <w:t>n</w:t>
+                                      <w:t xml:space="preserve">Proposed </w:t>
                                     </w:r>
                                     <w:r>
                                       <w:rPr>
                                         <w:color w:val="FFFFFF" w:themeColor="background1"/>
                                       </w:rPr>
-                                      <w:t xml:space="preserve"> MMU core offering backwards compatibility with the 68851.</w:t>
+                                      <w:t>MMU core offering backwards compatibility with the 68851.</w:t>
                                     </w:r>
                                   </w:sdtContent>
                                 </w:sdt>
@@ -442,19 +442,19 @@
                                 <w:rPr>
                                   <w:color w:val="FFFFFF" w:themeColor="background1"/>
                                 </w:rPr>
-                                <w:t>A</w:t>
+                                <w:t xml:space="preserve">A </w:t>
                               </w:r>
                               <w:r>
                                 <w:rPr>
                                   <w:color w:val="FFFFFF" w:themeColor="background1"/>
                                 </w:rPr>
-                                <w:t>n</w:t>
+                                <w:t xml:space="preserve">Proposed </w:t>
                               </w:r>
                               <w:r>
                                 <w:rPr>
                                   <w:color w:val="FFFFFF" w:themeColor="background1"/>
                                 </w:rPr>
-                                <w:t xml:space="preserve"> MMU core offering backwards compatibility with the 68851.</w:t>
+                                <w:t>MMU core offering backwards compatibility with the 68851.</w:t>
                               </w:r>
                             </w:sdtContent>
                           </w:sdt>
@@ -564,7 +564,7 @@
               </mc:Choice>
               <mc:Fallback>
                 <w:pict>
-                  <v:rect w14:anchorId="26C6C7DB" id="Rectangle 261" o:spid="_x0000_s1026" style="position:absolute;margin-left:0;margin-top:0;width:244.8pt;height:554.4pt;z-index:251659264;visibility:visible;mso-wrap-style:square;mso-width-percent:400;mso-height-percent:700;mso-left-percent:440;mso-top-percent:25;mso-wrap-distance-left:9pt;mso-wrap-distance-top:0;mso-wrap-distance-right:9pt;mso-wrap-distance-bottom:0;mso-position-horizontal-relative:page;mso-position-vertical-relative:page;mso-width-percent:400;mso-height-percent:700;mso-left-percent:440;mso-top-percent:25;mso-width-relative:page;mso-height-relative:page;v-text-anchor:middle" o:gfxdata="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" fillcolor="white [3212]" strokecolor="#737373 [1614]" strokeweight="1.25pt">
+                  <v:rect w14:anchorId="78D9F635" id="Rectangle 261" o:spid="_x0000_s1026" style="position:absolute;margin-left:0;margin-top:0;width:244.8pt;height:554.4pt;z-index:251659264;visibility:visible;mso-wrap-style:square;mso-width-percent:400;mso-height-percent:700;mso-left-percent:440;mso-top-percent:25;mso-wrap-distance-left:9pt;mso-wrap-distance-top:0;mso-wrap-distance-right:9pt;mso-wrap-distance-bottom:0;mso-position-horizontal-relative:page;mso-position-vertical-relative:page;mso-width-percent:400;mso-height-percent:700;mso-left-percent:440;mso-top-percent:25;mso-width-relative:page;mso-height-relative:page;v-text-anchor:middle" o:gfxdata="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" fillcolor="white [3212]" strokecolor="#737373 [1614]" strokeweight="1.25pt">
                     <w10:wrap anchorx="page" anchory="page"/>
                   </v:rect>
                 </w:pict>
@@ -661,7 +661,7 @@
               </mc:Choice>
               <mc:Fallback>
                 <w:pict>
-                  <v:rect w14:anchorId="013267DC" id="Rectangle 263" o:spid="_x0000_s1026" style="position:absolute;margin-left:0;margin-top:0;width:226.45pt;height:9.35pt;z-index:251662336;visibility:visible;mso-wrap-style:square;mso-width-percent:370;mso-height-percent:0;mso-left-percent:455;mso-top-percent:690;mso-wrap-distance-left:9pt;mso-wrap-distance-top:0;mso-wrap-distance-right:9pt;mso-wrap-distance-bottom:0;mso-position-horizontal-relative:page;mso-position-vertical-relative:page;mso-width-percent:370;mso-height-percent:0;mso-left-percent:455;mso-top-percent:690;mso-width-relative:page;mso-height-relative:margin;v-text-anchor:middle" o:gfxdata="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" fillcolor="#156082 [3204]" stroked="f" strokeweight="1pt">
+                  <v:rect w14:anchorId="65C63F84" id="Rectangle 263" o:spid="_x0000_s1026" style="position:absolute;margin-left:0;margin-top:0;width:226.45pt;height:9.35pt;z-index:251662336;visibility:visible;mso-wrap-style:square;mso-width-percent:370;mso-height-percent:0;mso-left-percent:455;mso-top-percent:690;mso-wrap-distance-left:9pt;mso-wrap-distance-top:0;mso-wrap-distance-right:9pt;mso-wrap-distance-bottom:0;mso-position-horizontal-relative:page;mso-position-vertical-relative:page;mso-width-percent:370;mso-height-percent:0;mso-left-percent:455;mso-top-percent:690;mso-width-relative:page;mso-height-relative:margin;v-text-anchor:middle" o:gfxdata="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" fillcolor="#156082 [3204]" stroked="f" strokeweight="1pt">
                     <w10:wrap anchorx="page" anchory="page"/>
                   </v:rect>
                 </w:pict>
@@ -1260,6 +1260,142 @@
         <w:t xml:space="preserve"> up to 64-bit physical addresses.</w:t>
       </w:r>
     </w:p>
+    <w:tbl>
+      <w:tblPr>
+        <w:tblStyle w:val="TableGrid"/>
+        <w:tblW w:w="0" w:type="auto"/>
+        <w:tblInd w:w="720" w:type="dxa"/>
+        <w:tblLook w:val="04A0" w:firstRow="1" w:lastRow="0" w:firstColumn="1" w:lastColumn="0" w:noHBand="0" w:noVBand="1"/>
+      </w:tblPr>
+      <w:tblGrid>
+        <w:gridCol w:w="1402"/>
+        <w:gridCol w:w="3260"/>
+      </w:tblGrid>
+      <w:tr>
+        <w:tc>
+          <w:tcPr>
+            <w:tcW w:w="1402" w:type="dxa"/>
+          </w:tcPr>
+          <w:p>
+            <w:r>
+              <w:t>CRP</w:t>
+            </w:r>
+            <w:r>
+              <w:t xml:space="preserve"> / ARP</w:t>
+            </w:r>
+          </w:p>
+        </w:tc>
+        <w:tc>
+          <w:tcPr>
+            <w:tcW w:w="3260" w:type="dxa"/>
+          </w:tcPr>
+          <w:p>
+            <w:r>
+              <w:t>CPU (user/app) root pointer</w:t>
+            </w:r>
+          </w:p>
+        </w:tc>
+      </w:tr>
+      <w:tr>
+        <w:tc>
+          <w:tcPr>
+            <w:tcW w:w="1402" w:type="dxa"/>
+          </w:tcPr>
+          <w:p>
+            <w:r>
+              <w:t>SRP</w:t>
+            </w:r>
+          </w:p>
+        </w:tc>
+        <w:tc>
+          <w:tcPr>
+            <w:tcW w:w="3260" w:type="dxa"/>
+          </w:tcPr>
+          <w:p>
+            <w:r>
+              <w:t>Supervisor root pointer</w:t>
+            </w:r>
+          </w:p>
+        </w:tc>
+      </w:tr>
+      <w:tr>
+        <w:tc>
+          <w:tcPr>
+            <w:tcW w:w="1402" w:type="dxa"/>
+          </w:tcPr>
+          <w:p>
+            <w:r>
+              <w:t>HRP</w:t>
+            </w:r>
+          </w:p>
+        </w:tc>
+        <w:tc>
+          <w:tcPr>
+            <w:tcW w:w="3260" w:type="dxa"/>
+          </w:tcPr>
+          <w:p>
+            <w:r>
+              <w:t>Hypervisor root pointer</w:t>
+            </w:r>
+          </w:p>
+        </w:tc>
+      </w:tr>
+      <w:tr>
+        <w:tc>
+          <w:tcPr>
+            <w:tcW w:w="1402" w:type="dxa"/>
+          </w:tcPr>
+          <w:p>
+            <w:r>
+              <w:t>MRP</w:t>
+            </w:r>
+          </w:p>
+        </w:tc>
+        <w:tc>
+          <w:tcPr>
+            <w:tcW w:w="3260" w:type="dxa"/>
+          </w:tcPr>
+          <w:p>
+            <w:r>
+              <w:t xml:space="preserve">Secure </w:t>
+            </w:r>
+            <w:r>
+              <w:t>m</w:t>
+            </w:r>
+            <w:r>
+              <w:t>achine root pointer</w:t>
+            </w:r>
+          </w:p>
+        </w:tc>
+      </w:tr>
+      <w:tr>
+        <w:tc>
+          <w:tcPr>
+            <w:tcW w:w="1402" w:type="dxa"/>
+          </w:tcPr>
+          <w:p>
+            <w:r>
+              <w:t>DRP</w:t>
+            </w:r>
+          </w:p>
+        </w:tc>
+        <w:tc>
+          <w:tcPr>
+            <w:tcW w:w="3260" w:type="dxa"/>
+          </w:tcPr>
+          <w:p>
+            <w:r>
+              <w:t>DMA root pointer</w:t>
+            </w:r>
+          </w:p>
+        </w:tc>
+      </w:tr>
+    </w:tbl>
+    <w:p>
+      <w:pPr>
+        <w:ind w:left="720"/>
+      </w:pPr>
+    </w:p>
     <w:p>
       <w:pPr>
         <w:pStyle w:val="Heading3"/>
@@ -1755,15 +1891,7 @@
         <w:ind w:left="720"/>
       </w:pPr>
       <w:r>
-        <w:t xml:space="preserve">The root pointer </w:t>
-      </w:r>
-      <w:proofErr w:type="gramStart"/>
-      <w:r>
-        <w:t>address</w:t>
-      </w:r>
-      <w:proofErr w:type="gramEnd"/>
-      <w:r>
-        <w:t xml:space="preserve"> extension supplies the upper 32-bits of a 64-bit physical address for the root pointer.</w:t>
+        <w:t>The root pointer extension supplies the upper 32-bits of a 64-bit physical address for the root pointer.</w:t>
       </w:r>
       <w:r>
         <w:t xml:space="preserve"> It also suppli</w:t>
@@ -1836,7 +1964,7 @@
               <w:jc w:val="center"/>
             </w:pPr>
             <w:r>
-              <w:t>Root Pointer Address Extension</w:t>
+              <w:t>Root Pointer Extension</w:t>
             </w:r>
           </w:p>
         </w:tc>
@@ -1935,7 +2063,13 @@
               <w:rPr>
                 <w:vertAlign w:val="subscript"/>
               </w:rPr>
-              <w:t>7…31</w:t>
+              <w:t>7…3</w:t>
+            </w:r>
+            <w:r>
+              <w:rPr>
+                <w:vertAlign w:val="subscript"/>
+              </w:rPr>
+              <w:t>2</w:t>
             </w:r>
           </w:p>
         </w:tc>
@@ -2177,6 +2311,26 @@
       <w:r>
         <w:lastRenderedPageBreak/>
         <w:t>Translation Control Register</w:t>
+      </w:r>
+      <w:r>
+        <w:t>s</w:t>
+      </w:r>
+    </w:p>
+    <w:p>
+      <w:pPr>
+        <w:ind w:left="720"/>
+      </w:pPr>
+      <w:r>
+        <w:t xml:space="preserve">There is a separate pair </w:t>
+      </w:r>
+      <w:r>
+        <w:t xml:space="preserve">(TC and XTC) </w:t>
+      </w:r>
+      <w:r>
+        <w:t>of translation control registers for each operating mode.</w:t>
+      </w:r>
+      <w:r>
+        <w:t xml:space="preserve"> This allows page sizes to be different for each operating mode.</w:t>
       </w:r>
     </w:p>
     <w:p>
@@ -2457,6 +2611,15 @@
       <w:r>
         <w:t>The extended translation control register contains the number of logical address bits used for each table for table levels four through seven.</w:t>
       </w:r>
+      <w:r>
+        <w:t xml:space="preserve"> The corresponding fields are ‘TIE’ to ’TIH’.</w:t>
+      </w:r>
+      <w:r>
+        <w:t xml:space="preserve"> The most significant bit of each field for ‘TIA’ through ‘TIH’ is stored in the fields labelled ‘A’ to ‘H’.</w:t>
+      </w:r>
+      <w:r>
+        <w:t xml:space="preserve"> In most cases the MSB will be zero.</w:t>
+      </w:r>
     </w:p>
     <w:tbl>
       <w:tblPr>
@@ -2467,14 +2630,21 @@
       </w:tblPr>
       <w:tblGrid>
         <w:gridCol w:w="604"/>
-        <w:gridCol w:w="350"/>
-        <w:gridCol w:w="1159"/>
-        <w:gridCol w:w="252"/>
-        <w:gridCol w:w="709"/>
+        <w:gridCol w:w="361"/>
+        <w:gridCol w:w="361"/>
+        <w:gridCol w:w="383"/>
+        <w:gridCol w:w="381"/>
+        <w:gridCol w:w="49"/>
+        <w:gridCol w:w="308"/>
+        <w:gridCol w:w="764"/>
+        <w:gridCol w:w="313"/>
+        <w:gridCol w:w="342"/>
+        <w:gridCol w:w="387"/>
+        <w:gridCol w:w="406"/>
+        <w:gridCol w:w="303"/>
         <w:gridCol w:w="627"/>
-        <w:gridCol w:w="907"/>
-        <w:gridCol w:w="627"/>
-        <w:gridCol w:w="674"/>
+        <w:gridCol w:w="386"/>
+        <w:gridCol w:w="337"/>
         <w:gridCol w:w="830"/>
         <w:gridCol w:w="654"/>
       </w:tblGrid>
@@ -2491,8 +2661,8 @@
         </w:tc>
         <w:tc>
           <w:tcPr>
-            <w:tcW w:w="6135" w:type="dxa"/>
-            <w:gridSpan w:val="9"/>
+            <w:tcW w:w="6385" w:type="dxa"/>
+            <w:gridSpan w:val="16"/>
             <w:tcBorders>
               <w:bottom w:val="single" w:sz="4" w:space="0" w:color="auto"/>
             </w:tcBorders>
@@ -2503,6 +2673,9 @@
               <w:jc w:val="center"/>
             </w:pPr>
             <w:r>
+              <w:t xml:space="preserve">Extended </w:t>
+            </w:r>
+            <w:r>
               <w:t>Translation Control Register</w:t>
             </w:r>
           </w:p>
@@ -2534,7 +2707,86 @@
         </w:tc>
         <w:tc>
           <w:tcPr>
-            <w:tcW w:w="350" w:type="dxa"/>
+            <w:tcW w:w="361" w:type="dxa"/>
+          </w:tcPr>
+          <w:p>
+            <w:pPr>
+              <w:jc w:val="center"/>
+            </w:pPr>
+            <w:r>
+              <w:t>A</w:t>
+            </w:r>
+          </w:p>
+        </w:tc>
+        <w:tc>
+          <w:tcPr>
+            <w:tcW w:w="361" w:type="dxa"/>
+          </w:tcPr>
+          <w:p>
+            <w:pPr>
+              <w:jc w:val="center"/>
+            </w:pPr>
+            <w:r>
+              <w:t>B</w:t>
+            </w:r>
+          </w:p>
+        </w:tc>
+        <w:tc>
+          <w:tcPr>
+            <w:tcW w:w="383" w:type="dxa"/>
+          </w:tcPr>
+          <w:p>
+            <w:pPr>
+              <w:jc w:val="center"/>
+            </w:pPr>
+            <w:r>
+              <w:t>C</w:t>
+            </w:r>
+          </w:p>
+        </w:tc>
+        <w:tc>
+          <w:tcPr>
+            <w:tcW w:w="381" w:type="dxa"/>
+          </w:tcPr>
+          <w:p>
+            <w:pPr>
+              <w:jc w:val="center"/>
+            </w:pPr>
+            <w:r>
+              <w:t>D</w:t>
+            </w:r>
+          </w:p>
+        </w:tc>
+        <w:tc>
+          <w:tcPr>
+            <w:tcW w:w="357" w:type="dxa"/>
+            <w:gridSpan w:val="2"/>
+          </w:tcPr>
+          <w:p>
+            <w:pPr>
+              <w:jc w:val="center"/>
+            </w:pPr>
+            <w:r>
+              <w:t>E</w:t>
+            </w:r>
+          </w:p>
+        </w:tc>
+        <w:tc>
+          <w:tcPr>
+            <w:tcW w:w="764" w:type="dxa"/>
+          </w:tcPr>
+          <w:p>
+            <w:pPr>
+              <w:jc w:val="center"/>
+            </w:pPr>
+            <w:r>
+              <w:t>SREX</w:t>
+            </w:r>
+          </w:p>
+        </w:tc>
+        <w:tc>
+          <w:tcPr>
+            <w:tcW w:w="313" w:type="dxa"/>
             <w:shd w:val="thinDiagStripe" w:color="auto" w:fill="auto"/>
           </w:tcPr>
           <w:p>
@@ -2545,8 +2797,46 @@
         </w:tc>
         <w:tc>
           <w:tcPr>
-            <w:tcW w:w="1411" w:type="dxa"/>
-            <w:gridSpan w:val="2"/>
+            <w:tcW w:w="342" w:type="dxa"/>
+          </w:tcPr>
+          <w:p>
+            <w:pPr>
+              <w:jc w:val="center"/>
+            </w:pPr>
+            <w:r>
+              <w:t>F</w:t>
+            </w:r>
+          </w:p>
+        </w:tc>
+        <w:tc>
+          <w:tcPr>
+            <w:tcW w:w="387" w:type="dxa"/>
+          </w:tcPr>
+          <w:p>
+            <w:pPr>
+              <w:jc w:val="center"/>
+            </w:pPr>
+            <w:r>
+              <w:t>G</w:t>
+            </w:r>
+          </w:p>
+        </w:tc>
+        <w:tc>
+          <w:tcPr>
+            <w:tcW w:w="302" w:type="dxa"/>
+          </w:tcPr>
+          <w:p>
+            <w:pPr>
+              <w:jc w:val="center"/>
+            </w:pPr>
+            <w:r>
+              <w:t>M</w:t>
+            </w:r>
+          </w:p>
+        </w:tc>
+        <w:tc>
+          <w:tcPr>
+            <w:tcW w:w="303" w:type="dxa"/>
             <w:shd w:val="thinDiagStripe" w:color="auto" w:fill="auto"/>
           </w:tcPr>
           <w:p>
@@ -2557,40 +2847,7 @@
         </w:tc>
         <w:tc>
           <w:tcPr>
-            <w:tcW w:w="709" w:type="dxa"/>
-            <w:shd w:val="thinDiagStripe" w:color="auto" w:fill="auto"/>
-          </w:tcPr>
-          <w:p>
-            <w:pPr>
-              <w:jc w:val="center"/>
-            </w:pPr>
-          </w:p>
-        </w:tc>
-        <w:tc>
-          <w:tcPr>
             <w:tcW w:w="627" w:type="dxa"/>
-            <w:shd w:val="thinDiagStripe" w:color="auto" w:fill="auto"/>
-          </w:tcPr>
-          <w:p>
-            <w:pPr>
-              <w:jc w:val="center"/>
-            </w:pPr>
-          </w:p>
-        </w:tc>
-        <w:tc>
-          <w:tcPr>
-            <w:tcW w:w="907" w:type="dxa"/>
-            <w:shd w:val="thinDiagStripe" w:color="auto" w:fill="auto"/>
-          </w:tcPr>
-          <w:p>
-            <w:pPr>
-              <w:jc w:val="center"/>
-            </w:pPr>
-          </w:p>
-        </w:tc>
-        <w:tc>
-          <w:tcPr>
-            <w:tcW w:w="627" w:type="dxa"/>
           </w:tcPr>
           <w:p>
             <w:pPr>
@@ -2603,7 +2860,20 @@
         </w:tc>
         <w:tc>
           <w:tcPr>
-            <w:tcW w:w="674" w:type="dxa"/>
+            <w:tcW w:w="337" w:type="dxa"/>
+          </w:tcPr>
+          <w:p>
+            <w:pPr>
+              <w:jc w:val="center"/>
+            </w:pPr>
+            <w:r>
+              <w:t>H</w:t>
+            </w:r>
+          </w:p>
+        </w:tc>
+        <w:tc>
+          <w:tcPr>
+            <w:tcW w:w="337" w:type="dxa"/>
             <w:shd w:val="thinDiagStripe" w:color="auto" w:fill="auto"/>
           </w:tcPr>
           <w:p>
@@ -2661,8 +2931,8 @@
         </w:tc>
         <w:tc>
           <w:tcPr>
-            <w:tcW w:w="1509" w:type="dxa"/>
-            <w:gridSpan w:val="2"/>
+            <w:tcW w:w="1535" w:type="dxa"/>
+            <w:gridSpan w:val="5"/>
           </w:tcPr>
           <w:p>
             <w:pPr>
@@ -2675,36 +2945,36 @@
         </w:tc>
         <w:tc>
           <w:tcPr>
-            <w:tcW w:w="1588" w:type="dxa"/>
+            <w:tcW w:w="1727" w:type="dxa"/>
+            <w:gridSpan w:val="4"/>
+          </w:tcPr>
+          <w:p>
+            <w:pPr>
+              <w:jc w:val="center"/>
+            </w:pPr>
+            <w:r>
+              <w:t>TIF</w:t>
+            </w:r>
+          </w:p>
+        </w:tc>
+        <w:tc>
+          <w:tcPr>
+            <w:tcW w:w="1619" w:type="dxa"/>
+            <w:gridSpan w:val="4"/>
+          </w:tcPr>
+          <w:p>
+            <w:pPr>
+              <w:jc w:val="center"/>
+            </w:pPr>
+            <w:r>
+              <w:t>TIG</w:t>
+            </w:r>
+          </w:p>
+        </w:tc>
+        <w:tc>
+          <w:tcPr>
+            <w:tcW w:w="1504" w:type="dxa"/>
             <w:gridSpan w:val="3"/>
-          </w:tcPr>
-          <w:p>
-            <w:pPr>
-              <w:jc w:val="center"/>
-            </w:pPr>
-            <w:r>
-              <w:t>TIF</w:t>
-            </w:r>
-          </w:p>
-        </w:tc>
-        <w:tc>
-          <w:tcPr>
-            <w:tcW w:w="1534" w:type="dxa"/>
-            <w:gridSpan w:val="2"/>
-          </w:tcPr>
-          <w:p>
-            <w:pPr>
-              <w:jc w:val="center"/>
-            </w:pPr>
-            <w:r>
-              <w:t>TIG</w:t>
-            </w:r>
-          </w:p>
-        </w:tc>
-        <w:tc>
-          <w:tcPr>
-            <w:tcW w:w="1504" w:type="dxa"/>
-            <w:gridSpan w:val="2"/>
           </w:tcPr>
           <w:p>
             <w:pPr>
@@ -2763,14 +3033,856 @@
         <w:ind w:left="720"/>
       </w:pPr>
       <w:r>
-        <w:t>On reset the extended translation control register is set to zero.</w:t>
+        <w:t xml:space="preserve">SREX adds a bit to the SRE bit forming a </w:t>
+      </w:r>
+      <w:r>
+        <w:t>two-bit field. The two</w:t>
+      </w:r>
+      <w:r>
+        <w:t>-</w:t>
+      </w:r>
+      <w:r>
+        <w:t xml:space="preserve">bit field </w:t>
+      </w:r>
+      <w:r>
+        <w:t xml:space="preserve">along with the operating mode </w:t>
+      </w:r>
+      <w:r>
+        <w:t xml:space="preserve">indicates </w:t>
+      </w:r>
+      <w:r>
+        <w:t xml:space="preserve">the root pointer selection. </w:t>
       </w:r>
     </w:p>
     <w:p>
+      <w:pPr>
+        <w:ind w:left="720"/>
+      </w:pPr>
+      <w:r>
+        <w:t>The M field</w:t>
+      </w:r>
+      <w:r>
+        <w:t xml:space="preserve"> enables compatibility with the 68851.</w:t>
+      </w:r>
+      <w:r>
+        <w:t xml:space="preserve"> If M is set extra long format descriptors will not be recognized.</w:t>
+      </w:r>
+    </w:p>
+    <w:p>
+      <w:r>
+        <w:br w:type="page"/>
+      </w:r>
+    </w:p>
+    <w:p>
+      <w:pPr>
+        <w:ind w:left="720"/>
+      </w:pPr>
+    </w:p>
+    <w:tbl>
+      <w:tblPr>
+        <w:tblStyle w:val="TableGrid"/>
+        <w:tblW w:w="0" w:type="auto"/>
+        <w:tblInd w:w="720" w:type="dxa"/>
+        <w:tblLook w:val="04A0" w:firstRow="1" w:lastRow="0" w:firstColumn="1" w:lastColumn="0" w:noHBand="0" w:noVBand="1"/>
+      </w:tblPr>
+      <w:tblGrid>
+        <w:gridCol w:w="1260"/>
+        <w:gridCol w:w="1134"/>
+        <w:gridCol w:w="1276"/>
+        <w:gridCol w:w="1133"/>
+        <w:gridCol w:w="1276"/>
+      </w:tblGrid>
+      <w:tr>
+        <w:tc>
+          <w:tcPr>
+            <w:tcW w:w="1260" w:type="dxa"/>
+          </w:tcPr>
+          <w:p>
+            <w:pPr>
+              <w:jc w:val="center"/>
+            </w:pPr>
+          </w:p>
+        </w:tc>
+        <w:tc>
+          <w:tcPr>
+            <w:tcW w:w="4819" w:type="dxa"/>
+            <w:gridSpan w:val="4"/>
+          </w:tcPr>
+          <w:p>
+            <w:pPr>
+              <w:jc w:val="center"/>
+            </w:pPr>
+            <w:r>
+              <w:t>{SREX,SRE}</w:t>
+            </w:r>
+          </w:p>
+        </w:tc>
+      </w:tr>
+      <w:tr>
+        <w:tc>
+          <w:tcPr>
+            <w:tcW w:w="1260" w:type="dxa"/>
+          </w:tcPr>
+          <w:p>
+            <w:pPr>
+              <w:jc w:val="center"/>
+            </w:pPr>
+            <w:r>
+              <w:t>Operating Mode</w:t>
+            </w:r>
+          </w:p>
+        </w:tc>
+        <w:tc>
+          <w:tcPr>
+            <w:tcW w:w="1134" w:type="dxa"/>
+          </w:tcPr>
+          <w:p>
+            <w:pPr>
+              <w:jc w:val="center"/>
+            </w:pPr>
+            <w:r>
+              <w:t>0</w:t>
+            </w:r>
+          </w:p>
+        </w:tc>
+        <w:tc>
+          <w:tcPr>
+            <w:tcW w:w="1276" w:type="dxa"/>
+          </w:tcPr>
+          <w:p>
+            <w:pPr>
+              <w:jc w:val="center"/>
+            </w:pPr>
+            <w:r>
+              <w:t>1</w:t>
+            </w:r>
+          </w:p>
+        </w:tc>
+        <w:tc>
+          <w:tcPr>
+            <w:tcW w:w="1133" w:type="dxa"/>
+          </w:tcPr>
+          <w:p>
+            <w:pPr>
+              <w:jc w:val="center"/>
+            </w:pPr>
+            <w:r>
+              <w:t>2</w:t>
+            </w:r>
+          </w:p>
+        </w:tc>
+        <w:tc>
+          <w:tcPr>
+            <w:tcW w:w="1276" w:type="dxa"/>
+          </w:tcPr>
+          <w:p>
+            <w:pPr>
+              <w:jc w:val="center"/>
+            </w:pPr>
+            <w:r>
+              <w:t>3</w:t>
+            </w:r>
+          </w:p>
+        </w:tc>
+      </w:tr>
+      <w:tr>
+        <w:tc>
+          <w:tcPr>
+            <w:tcW w:w="1260" w:type="dxa"/>
+          </w:tcPr>
+          <w:p>
+            <w:pPr>
+              <w:jc w:val="center"/>
+            </w:pPr>
+            <w:r>
+              <w:t>0</w:t>
+            </w:r>
+          </w:p>
+        </w:tc>
+        <w:tc>
+          <w:tcPr>
+            <w:tcW w:w="1134" w:type="dxa"/>
+          </w:tcPr>
+          <w:p>
+            <w:pPr>
+              <w:jc w:val="center"/>
+            </w:pPr>
+            <w:r>
+              <w:t>CPU</w:t>
+            </w:r>
+          </w:p>
+        </w:tc>
+        <w:tc>
+          <w:tcPr>
+            <w:tcW w:w="1276" w:type="dxa"/>
+          </w:tcPr>
+          <w:p>
+            <w:pPr>
+              <w:jc w:val="center"/>
+            </w:pPr>
+            <w:r>
+              <w:t>CPU</w:t>
+            </w:r>
+          </w:p>
+        </w:tc>
+        <w:tc>
+          <w:tcPr>
+            <w:tcW w:w="1133" w:type="dxa"/>
+          </w:tcPr>
+          <w:p>
+            <w:pPr>
+              <w:jc w:val="center"/>
+            </w:pPr>
+            <w:r>
+              <w:t>CPU</w:t>
+            </w:r>
+          </w:p>
+        </w:tc>
+        <w:tc>
+          <w:tcPr>
+            <w:tcW w:w="1276" w:type="dxa"/>
+          </w:tcPr>
+          <w:p>
+            <w:pPr>
+              <w:jc w:val="center"/>
+            </w:pPr>
+            <w:r>
+              <w:t>CPU</w:t>
+            </w:r>
+          </w:p>
+        </w:tc>
+      </w:tr>
+      <w:tr>
+        <w:tc>
+          <w:tcPr>
+            <w:tcW w:w="1260" w:type="dxa"/>
+          </w:tcPr>
+          <w:p>
+            <w:pPr>
+              <w:jc w:val="center"/>
+            </w:pPr>
+            <w:r>
+              <w:t>1</w:t>
+            </w:r>
+          </w:p>
+        </w:tc>
+        <w:tc>
+          <w:tcPr>
+            <w:tcW w:w="1134" w:type="dxa"/>
+          </w:tcPr>
+          <w:p>
+            <w:pPr>
+              <w:jc w:val="center"/>
+            </w:pPr>
+            <w:r>
+              <w:t>CPU</w:t>
+            </w:r>
+          </w:p>
+        </w:tc>
+        <w:tc>
+          <w:tcPr>
+            <w:tcW w:w="1276" w:type="dxa"/>
+          </w:tcPr>
+          <w:p>
+            <w:pPr>
+              <w:jc w:val="center"/>
+            </w:pPr>
+            <w:r>
+              <w:t>SUPER</w:t>
+            </w:r>
+          </w:p>
+        </w:tc>
+        <w:tc>
+          <w:tcPr>
+            <w:tcW w:w="1133" w:type="dxa"/>
+          </w:tcPr>
+          <w:p>
+            <w:pPr>
+              <w:jc w:val="center"/>
+            </w:pPr>
+            <w:r>
+              <w:t>SUPER</w:t>
+            </w:r>
+          </w:p>
+        </w:tc>
+        <w:tc>
+          <w:tcPr>
+            <w:tcW w:w="1276" w:type="dxa"/>
+          </w:tcPr>
+          <w:p>
+            <w:pPr>
+              <w:jc w:val="center"/>
+            </w:pPr>
+            <w:r>
+              <w:t>SUPER</w:t>
+            </w:r>
+          </w:p>
+        </w:tc>
+      </w:tr>
+      <w:tr>
+        <w:tc>
+          <w:tcPr>
+            <w:tcW w:w="1260" w:type="dxa"/>
+          </w:tcPr>
+          <w:p>
+            <w:pPr>
+              <w:jc w:val="center"/>
+            </w:pPr>
+            <w:r>
+              <w:t>2</w:t>
+            </w:r>
+          </w:p>
+        </w:tc>
+        <w:tc>
+          <w:tcPr>
+            <w:tcW w:w="1134" w:type="dxa"/>
+          </w:tcPr>
+          <w:p>
+            <w:pPr>
+              <w:jc w:val="center"/>
+            </w:pPr>
+            <w:r>
+              <w:t>CPU</w:t>
+            </w:r>
+          </w:p>
+        </w:tc>
+        <w:tc>
+          <w:tcPr>
+            <w:tcW w:w="1276" w:type="dxa"/>
+          </w:tcPr>
+          <w:p>
+            <w:pPr>
+              <w:jc w:val="center"/>
+            </w:pPr>
+            <w:r>
+              <w:t>SUPER</w:t>
+            </w:r>
+          </w:p>
+        </w:tc>
+        <w:tc>
+          <w:tcPr>
+            <w:tcW w:w="1133" w:type="dxa"/>
+          </w:tcPr>
+          <w:p>
+            <w:pPr>
+              <w:jc w:val="center"/>
+            </w:pPr>
+            <w:r>
+              <w:t>HYPER</w:t>
+            </w:r>
+          </w:p>
+        </w:tc>
+        <w:tc>
+          <w:tcPr>
+            <w:tcW w:w="1276" w:type="dxa"/>
+          </w:tcPr>
+          <w:p>
+            <w:pPr>
+              <w:jc w:val="center"/>
+            </w:pPr>
+            <w:r>
+              <w:t>HPYER</w:t>
+            </w:r>
+          </w:p>
+        </w:tc>
+      </w:tr>
+      <w:tr>
+        <w:tc>
+          <w:tcPr>
+            <w:tcW w:w="1260" w:type="dxa"/>
+          </w:tcPr>
+          <w:p>
+            <w:pPr>
+              <w:jc w:val="center"/>
+            </w:pPr>
+            <w:r>
+              <w:t>3</w:t>
+            </w:r>
+          </w:p>
+        </w:tc>
+        <w:tc>
+          <w:tcPr>
+            <w:tcW w:w="1134" w:type="dxa"/>
+          </w:tcPr>
+          <w:p>
+            <w:pPr>
+              <w:jc w:val="center"/>
+            </w:pPr>
+            <w:r>
+              <w:t>CPU</w:t>
+            </w:r>
+          </w:p>
+        </w:tc>
+        <w:tc>
+          <w:tcPr>
+            <w:tcW w:w="1276" w:type="dxa"/>
+          </w:tcPr>
+          <w:p>
+            <w:pPr>
+              <w:jc w:val="center"/>
+            </w:pPr>
+            <w:r>
+              <w:t>SUPER</w:t>
+            </w:r>
+          </w:p>
+        </w:tc>
+        <w:tc>
+          <w:tcPr>
+            <w:tcW w:w="1133" w:type="dxa"/>
+          </w:tcPr>
+          <w:p>
+            <w:pPr>
+              <w:jc w:val="center"/>
+            </w:pPr>
+            <w:r>
+              <w:t>HYPER</w:t>
+            </w:r>
+          </w:p>
+        </w:tc>
+        <w:tc>
+          <w:tcPr>
+            <w:tcW w:w="1276" w:type="dxa"/>
+          </w:tcPr>
+          <w:p>
+            <w:pPr>
+              <w:jc w:val="center"/>
+            </w:pPr>
+            <w:r>
+              <w:t>SECURE</w:t>
+            </w:r>
+          </w:p>
+        </w:tc>
+      </w:tr>
+    </w:tbl>
+    <w:p>
+      <w:pPr>
+        <w:ind w:left="720"/>
+      </w:pPr>
+    </w:p>
+    <w:p>
+      <w:pPr>
+        <w:ind w:left="720"/>
+      </w:pPr>
+      <w:r>
+        <w:t>On reset the extended translation control register is set to zero.</w:t>
+      </w:r>
+    </w:p>
+    <w:p>
       <w:r>
         <w:t>Page</w:t>
       </w:r>
     </w:p>
+    <w:tbl>
+      <w:tblPr>
+        <w:tblStyle w:val="TableGrid"/>
+        <w:tblW w:w="0" w:type="auto"/>
+        <w:tblLook w:val="04A0" w:firstRow="1" w:lastRow="0" w:firstColumn="1" w:lastColumn="0" w:noHBand="0" w:noVBand="1"/>
+      </w:tblPr>
+      <w:tblGrid>
+        <w:gridCol w:w="900"/>
+        <w:gridCol w:w="2816"/>
+        <w:gridCol w:w="2817"/>
+        <w:gridCol w:w="2817"/>
+      </w:tblGrid>
+      <w:tr>
+        <w:tc>
+          <w:tcPr>
+            <w:tcW w:w="900" w:type="dxa"/>
+            <w:shd w:val="clear" w:color="auto" w:fill="3A3A3A" w:themeFill="background2" w:themeFillShade="40"/>
+          </w:tcPr>
+          <w:p>
+            <w:pPr>
+              <w:jc w:val="center"/>
+              <w:rPr>
+                <w:color w:val="FFFFFF" w:themeColor="background1"/>
+              </w:rPr>
+            </w:pPr>
+            <w:r>
+              <w:rPr>
+                <w:color w:val="FFFFFF" w:themeColor="background1"/>
+              </w:rPr>
+              <w:t>DT</w:t>
+            </w:r>
+          </w:p>
+        </w:tc>
+        <w:tc>
+          <w:tcPr>
+            <w:tcW w:w="2816" w:type="dxa"/>
+            <w:shd w:val="clear" w:color="auto" w:fill="3A3A3A" w:themeFill="background2" w:themeFillShade="40"/>
+          </w:tcPr>
+          <w:p>
+            <w:pPr>
+              <w:jc w:val="center"/>
+              <w:rPr>
+                <w:color w:val="FFFFFF" w:themeColor="background1"/>
+              </w:rPr>
+            </w:pPr>
+            <w:r>
+              <w:rPr>
+                <w:color w:val="FFFFFF" w:themeColor="background1"/>
+              </w:rPr>
+              <w:t>Level 0</w:t>
+            </w:r>
+          </w:p>
+        </w:tc>
+        <w:tc>
+          <w:tcPr>
+            <w:tcW w:w="2817" w:type="dxa"/>
+            <w:shd w:val="clear" w:color="auto" w:fill="3A3A3A" w:themeFill="background2" w:themeFillShade="40"/>
+          </w:tcPr>
+          <w:p>
+            <w:pPr>
+              <w:jc w:val="center"/>
+              <w:rPr>
+                <w:color w:val="FFFFFF" w:themeColor="background1"/>
+              </w:rPr>
+            </w:pPr>
+            <w:r>
+              <w:rPr>
+                <w:color w:val="FFFFFF" w:themeColor="background1"/>
+              </w:rPr>
+              <w:t>Level 1 to 7</w:t>
+            </w:r>
+          </w:p>
+        </w:tc>
+        <w:tc>
+          <w:tcPr>
+            <w:tcW w:w="2817" w:type="dxa"/>
+            <w:shd w:val="clear" w:color="auto" w:fill="3A3A3A" w:themeFill="background2" w:themeFillShade="40"/>
+          </w:tcPr>
+          <w:p>
+            <w:pPr>
+              <w:jc w:val="center"/>
+              <w:rPr>
+                <w:color w:val="FFFFFF" w:themeColor="background1"/>
+              </w:rPr>
+            </w:pPr>
+            <w:r>
+              <w:rPr>
+                <w:color w:val="FFFFFF" w:themeColor="background1"/>
+              </w:rPr>
+              <w:t>Indirect Descriptor</w:t>
+            </w:r>
+          </w:p>
+        </w:tc>
+      </w:tr>
+      <w:tr>
+        <w:tc>
+          <w:tcPr>
+            <w:tcW w:w="900" w:type="dxa"/>
+          </w:tcPr>
+          <w:p>
+            <w:pPr>
+              <w:jc w:val="center"/>
+            </w:pPr>
+            <w:r>
+              <w:t>Invalid</w:t>
+            </w:r>
+          </w:p>
+          <w:p>
+            <w:pPr>
+              <w:jc w:val="center"/>
+            </w:pPr>
+            <w:r>
+              <w:t>0</w:t>
+            </w:r>
+          </w:p>
+        </w:tc>
+        <w:tc>
+          <w:tcPr>
+            <w:tcW w:w="2816" w:type="dxa"/>
+          </w:tcPr>
+          <w:p>
+            <w:pPr>
+              <w:jc w:val="center"/>
+            </w:pPr>
+            <w:r>
+              <w:t>Invalid</w:t>
+            </w:r>
+          </w:p>
+        </w:tc>
+        <w:tc>
+          <w:tcPr>
+            <w:tcW w:w="2817" w:type="dxa"/>
+          </w:tcPr>
+          <w:p>
+            <w:pPr>
+              <w:jc w:val="center"/>
+            </w:pPr>
+            <w:r>
+              <w:t>Invalid</w:t>
+            </w:r>
+          </w:p>
+        </w:tc>
+        <w:tc>
+          <w:tcPr>
+            <w:tcW w:w="2817" w:type="dxa"/>
+          </w:tcPr>
+          <w:p>
+            <w:pPr>
+              <w:jc w:val="center"/>
+            </w:pPr>
+            <w:r>
+              <w:t>Invalid</w:t>
+            </w:r>
+          </w:p>
+        </w:tc>
+      </w:tr>
+      <w:tr>
+        <w:tc>
+          <w:tcPr>
+            <w:tcW w:w="900" w:type="dxa"/>
+          </w:tcPr>
+          <w:p>
+            <w:pPr>
+              <w:jc w:val="center"/>
+            </w:pPr>
+            <w:r>
+              <w:t>Page</w:t>
+            </w:r>
+          </w:p>
+          <w:p>
+            <w:pPr>
+              <w:jc w:val="center"/>
+            </w:pPr>
+            <w:r>
+              <w:t>1</w:t>
+            </w:r>
+          </w:p>
+        </w:tc>
+        <w:tc>
+          <w:tcPr>
+            <w:tcW w:w="2816" w:type="dxa"/>
+          </w:tcPr>
+          <w:p>
+            <w:pPr>
+              <w:jc w:val="center"/>
+            </w:pPr>
+            <w:r>
+              <w:t>Type 1 page descriptor</w:t>
+            </w:r>
+          </w:p>
+        </w:tc>
+        <w:tc>
+          <w:tcPr>
+            <w:tcW w:w="2817" w:type="dxa"/>
+          </w:tcPr>
+          <w:p>
+            <w:pPr>
+              <w:jc w:val="center"/>
+            </w:pPr>
+            <w:r>
+              <w:t xml:space="preserve">Type </w:t>
+            </w:r>
+            <w:proofErr w:type="gramStart"/>
+            <w:r>
+              <w:t>2 page</w:t>
+            </w:r>
+            <w:proofErr w:type="gramEnd"/>
+            <w:r>
+              <w:t xml:space="preserve"> descriptor</w:t>
+            </w:r>
+          </w:p>
+        </w:tc>
+        <w:tc>
+          <w:tcPr>
+            <w:tcW w:w="2817" w:type="dxa"/>
+          </w:tcPr>
+          <w:p>
+            <w:pPr>
+              <w:jc w:val="center"/>
+            </w:pPr>
+            <w:r>
+              <w:t>T</w:t>
+            </w:r>
+            <w:r>
+              <w:t>ype</w:t>
+            </w:r>
+            <w:r>
+              <w:t xml:space="preserve"> 1 page descriptor</w:t>
+            </w:r>
+          </w:p>
+        </w:tc>
+      </w:tr>
+      <w:tr>
+        <w:tc>
+          <w:tcPr>
+            <w:tcW w:w="900" w:type="dxa"/>
+          </w:tcPr>
+          <w:p>
+            <w:pPr>
+              <w:jc w:val="center"/>
+            </w:pPr>
+            <w:r>
+              <w:t>Short</w:t>
+            </w:r>
+          </w:p>
+          <w:p>
+            <w:pPr>
+              <w:jc w:val="center"/>
+            </w:pPr>
+            <w:r>
+              <w:t>2</w:t>
+            </w:r>
+          </w:p>
+        </w:tc>
+        <w:tc>
+          <w:tcPr>
+            <w:tcW w:w="2816" w:type="dxa"/>
+          </w:tcPr>
+          <w:p>
+            <w:pPr>
+              <w:jc w:val="center"/>
+            </w:pPr>
+            <w:r>
+              <w:t>Indirect</w:t>
+            </w:r>
+          </w:p>
+        </w:tc>
+        <w:tc>
+          <w:tcPr>
+            <w:tcW w:w="2817" w:type="dxa"/>
+          </w:tcPr>
+          <w:p>
+            <w:pPr>
+              <w:jc w:val="center"/>
+            </w:pPr>
+            <w:r>
+              <w:t>Table descriptor</w:t>
+            </w:r>
+          </w:p>
+        </w:tc>
+        <w:tc>
+          <w:tcPr>
+            <w:tcW w:w="2817" w:type="dxa"/>
+          </w:tcPr>
+          <w:p>
+            <w:pPr>
+              <w:jc w:val="center"/>
+            </w:pPr>
+            <w:r>
+              <w:t>Illegal</w:t>
+            </w:r>
+          </w:p>
+        </w:tc>
+      </w:tr>
+      <w:tr>
+        <w:tc>
+          <w:tcPr>
+            <w:tcW w:w="900" w:type="dxa"/>
+          </w:tcPr>
+          <w:p>
+            <w:pPr>
+              <w:jc w:val="center"/>
+            </w:pPr>
+            <w:r>
+              <w:t xml:space="preserve">Long </w:t>
+            </w:r>
+          </w:p>
+          <w:p>
+            <w:pPr>
+              <w:jc w:val="center"/>
+            </w:pPr>
+            <w:r>
+              <w:t>3</w:t>
+            </w:r>
+          </w:p>
+        </w:tc>
+        <w:tc>
+          <w:tcPr>
+            <w:tcW w:w="2816" w:type="dxa"/>
+          </w:tcPr>
+          <w:p>
+            <w:pPr>
+              <w:jc w:val="center"/>
+            </w:pPr>
+            <w:r>
+              <w:t>Indirect</w:t>
+            </w:r>
+          </w:p>
+        </w:tc>
+        <w:tc>
+          <w:tcPr>
+            <w:tcW w:w="2817" w:type="dxa"/>
+          </w:tcPr>
+          <w:p>
+            <w:pPr>
+              <w:jc w:val="center"/>
+            </w:pPr>
+            <w:r>
+              <w:t>Table descriptor</w:t>
+            </w:r>
+          </w:p>
+        </w:tc>
+        <w:tc>
+          <w:tcPr>
+            <w:tcW w:w="2817" w:type="dxa"/>
+          </w:tcPr>
+          <w:p>
+            <w:pPr>
+              <w:jc w:val="center"/>
+            </w:pPr>
+            <w:r>
+              <w:t>Illegal</w:t>
+            </w:r>
+          </w:p>
+        </w:tc>
+      </w:tr>
+      <w:tr>
+        <w:tc>
+          <w:tcPr>
+            <w:tcW w:w="900" w:type="dxa"/>
+          </w:tcPr>
+          <w:p>
+            <w:pPr>
+              <w:jc w:val="center"/>
+            </w:pPr>
+            <w:r>
+              <w:t>Extra long 4</w:t>
+            </w:r>
+          </w:p>
+        </w:tc>
+        <w:tc>
+          <w:tcPr>
+            <w:tcW w:w="2816" w:type="dxa"/>
+          </w:tcPr>
+          <w:p>
+            <w:pPr>
+              <w:jc w:val="center"/>
+            </w:pPr>
+            <w:r>
+              <w:t>Indirect</w:t>
+            </w:r>
+          </w:p>
+        </w:tc>
+        <w:tc>
+          <w:tcPr>
+            <w:tcW w:w="2817" w:type="dxa"/>
+          </w:tcPr>
+          <w:p>
+            <w:pPr>
+              <w:jc w:val="center"/>
+            </w:pPr>
+            <w:r>
+              <w:t>Table descriptor</w:t>
+            </w:r>
+          </w:p>
+        </w:tc>
+        <w:tc>
+          <w:tcPr>
+            <w:tcW w:w="2817" w:type="dxa"/>
+          </w:tcPr>
+          <w:p>
+            <w:pPr>
+              <w:jc w:val="center"/>
+            </w:pPr>
+            <w:r>
+              <w:t>Illegal</w:t>
+            </w:r>
+          </w:p>
+        </w:tc>
+      </w:tr>
+    </w:tbl>
     <w:p>
       <w:r>
         <w:br w:type="page"/>
@@ -2791,6 +3903,17 @@
       </w:pPr>
       <w:r>
         <w:t>Existing table descriptor formats</w:t>
+      </w:r>
+    </w:p>
+    <w:p>
+      <w:pPr>
+        <w:ind w:left="720"/>
+      </w:pPr>
+      <w:r>
+        <w:t>For 64-bit physical addresses, the upper 32-bits come from the root pointer extension register.</w:t>
+      </w:r>
+      <w:r>
+        <w:t xml:space="preserve"> The short format table descriptor may not point to extra long descriptors.</w:t>
       </w:r>
     </w:p>
     <w:tbl>
@@ -2830,7 +3953,13 @@
               <w:jc w:val="center"/>
             </w:pPr>
             <w:r>
-              <w:t>Short Table Descriptor</w:t>
+              <w:t xml:space="preserve">Short </w:t>
+            </w:r>
+            <w:r>
+              <w:t xml:space="preserve">Format </w:t>
+            </w:r>
+            <w:r>
+              <w:t>Table Descriptor</w:t>
             </w:r>
           </w:p>
         </w:tc>
@@ -2962,6 +4091,2025 @@
             </w:pPr>
             <w:r>
               <w:t>DT</w:t>
+            </w:r>
+            <w:r>
+              <w:rPr>
+                <w:vertAlign w:val="subscript"/>
+              </w:rPr>
+              <w:t>2</w:t>
+            </w:r>
+          </w:p>
+        </w:tc>
+        <w:tc>
+          <w:tcPr>
+            <w:tcW w:w="654" w:type="dxa"/>
+          </w:tcPr>
+          <w:p>
+            <w:pPr>
+              <w:jc w:val="center"/>
+            </w:pPr>
+            <w:r>
+              <w:t>0</w:t>
+            </w:r>
+          </w:p>
+        </w:tc>
+      </w:tr>
+    </w:tbl>
+    <w:p/>
+    <w:p>
+      <w:pPr>
+        <w:ind w:left="720"/>
+      </w:pPr>
+      <w:r>
+        <w:t>The rf68851 uses bits in the long format table descriptor that were previously defined to be zero.</w:t>
+      </w:r>
+    </w:p>
+    <w:p>
+      <w:pPr>
+        <w:ind w:left="720"/>
+      </w:pPr>
+      <w:r>
+        <w:t>The long format table descriptor</w:t>
+      </w:r>
+      <w:r>
+        <w:t xml:space="preserve"> has an extra bit for the descriptor type allowing the specification of extra long format descriptors.</w:t>
+      </w:r>
+    </w:p>
+    <w:p>
+      <w:pPr>
+        <w:ind w:left="720"/>
+      </w:pPr>
+      <w:r>
+        <w:t>A table level field was added.</w:t>
+      </w:r>
+    </w:p>
+    <w:tbl>
+      <w:tblPr>
+        <w:tblStyle w:val="TableGrid"/>
+        <w:tblW w:w="0" w:type="auto"/>
+        <w:tblInd w:w="607" w:type="dxa"/>
+        <w:tblLook w:val="04A0" w:firstRow="1" w:lastRow="0" w:firstColumn="1" w:lastColumn="0" w:noHBand="0" w:noVBand="1"/>
+      </w:tblPr>
+      <w:tblGrid>
+        <w:gridCol w:w="604"/>
+        <w:gridCol w:w="585"/>
+        <w:gridCol w:w="314"/>
+        <w:gridCol w:w="952"/>
+        <w:gridCol w:w="556"/>
+        <w:gridCol w:w="354"/>
+        <w:gridCol w:w="1316"/>
+        <w:gridCol w:w="489"/>
+        <w:gridCol w:w="380"/>
+        <w:gridCol w:w="582"/>
+        <w:gridCol w:w="706"/>
+        <w:gridCol w:w="654"/>
+      </w:tblGrid>
+      <w:tr>
+        <w:tc>
+          <w:tcPr>
+            <w:tcW w:w="604" w:type="dxa"/>
+          </w:tcPr>
+          <w:p>
+            <w:pPr>
+              <w:jc w:val="center"/>
+            </w:pPr>
+          </w:p>
+        </w:tc>
+        <w:tc>
+          <w:tcPr>
+            <w:tcW w:w="6234" w:type="dxa"/>
+            <w:gridSpan w:val="10"/>
+            <w:shd w:val="clear" w:color="auto" w:fill="D9D9D9" w:themeFill="background1" w:themeFillShade="D9"/>
+          </w:tcPr>
+          <w:p>
+            <w:pPr>
+              <w:jc w:val="center"/>
+            </w:pPr>
+            <w:r>
+              <w:t>Long</w:t>
+            </w:r>
+            <w:r>
+              <w:t xml:space="preserve"> Format</w:t>
+            </w:r>
+            <w:r>
+              <w:t xml:space="preserve"> Table Descriptor</w:t>
+            </w:r>
+          </w:p>
+        </w:tc>
+        <w:tc>
+          <w:tcPr>
+            <w:tcW w:w="654" w:type="dxa"/>
+          </w:tcPr>
+          <w:p>
+            <w:pPr>
+              <w:jc w:val="center"/>
+            </w:pPr>
+          </w:p>
+        </w:tc>
+      </w:tr>
+      <w:tr>
+        <w:tc>
+          <w:tcPr>
+            <w:tcW w:w="604" w:type="dxa"/>
+          </w:tcPr>
+          <w:p>
+            <w:pPr>
+              <w:jc w:val="center"/>
+            </w:pPr>
+            <w:r>
+              <w:t>63</w:t>
+            </w:r>
+          </w:p>
+        </w:tc>
+        <w:tc>
+          <w:tcPr>
+            <w:tcW w:w="585" w:type="dxa"/>
+          </w:tcPr>
+          <w:p>
+            <w:pPr>
+              <w:jc w:val="center"/>
+            </w:pPr>
+            <w:r>
+              <w:t>L/U</w:t>
+            </w:r>
+          </w:p>
+        </w:tc>
+        <w:tc>
+          <w:tcPr>
+            <w:tcW w:w="5649" w:type="dxa"/>
+            <w:gridSpan w:val="9"/>
+          </w:tcPr>
+          <w:p>
+            <w:pPr>
+              <w:jc w:val="center"/>
+            </w:pPr>
+            <w:r>
+              <w:t>Limit</w:t>
+            </w:r>
+            <w:r>
+              <w:rPr>
+                <w:vertAlign w:val="subscript"/>
+              </w:rPr>
+              <w:t>14…0</w:t>
+            </w:r>
+          </w:p>
+        </w:tc>
+        <w:tc>
+          <w:tcPr>
+            <w:tcW w:w="654" w:type="dxa"/>
+          </w:tcPr>
+          <w:p>
+            <w:pPr>
+              <w:jc w:val="center"/>
+            </w:pPr>
+            <w:r>
+              <w:t>48</w:t>
+            </w:r>
+          </w:p>
+        </w:tc>
+      </w:tr>
+      <w:tr>
+        <w:tc>
+          <w:tcPr>
+            <w:tcW w:w="604" w:type="dxa"/>
+          </w:tcPr>
+          <w:p>
+            <w:pPr>
+              <w:jc w:val="center"/>
+            </w:pPr>
+            <w:r>
+              <w:t>47</w:t>
+            </w:r>
+          </w:p>
+        </w:tc>
+        <w:tc>
+          <w:tcPr>
+            <w:tcW w:w="899" w:type="dxa"/>
+            <w:gridSpan w:val="2"/>
+          </w:tcPr>
+          <w:p>
+            <w:pPr>
+              <w:jc w:val="center"/>
+            </w:pPr>
+            <w:r>
+              <w:t>RAL</w:t>
+            </w:r>
+            <w:r>
+              <w:rPr>
+                <w:vertAlign w:val="subscript"/>
+              </w:rPr>
+              <w:t>3</w:t>
+            </w:r>
+          </w:p>
+        </w:tc>
+        <w:tc>
+          <w:tcPr>
+            <w:tcW w:w="952" w:type="dxa"/>
+          </w:tcPr>
+          <w:p>
+            <w:pPr>
+              <w:jc w:val="center"/>
+            </w:pPr>
+            <w:r>
+              <w:t>WAL</w:t>
+            </w:r>
+            <w:r>
+              <w:rPr>
+                <w:vertAlign w:val="subscript"/>
+              </w:rPr>
+              <w:t>3</w:t>
+            </w:r>
+          </w:p>
+        </w:tc>
+        <w:tc>
+          <w:tcPr>
+            <w:tcW w:w="556" w:type="dxa"/>
+          </w:tcPr>
+          <w:p>
+            <w:pPr>
+              <w:jc w:val="center"/>
+            </w:pPr>
+            <w:r>
+              <w:t>SG</w:t>
+            </w:r>
+          </w:p>
+        </w:tc>
+        <w:tc>
+          <w:tcPr>
+            <w:tcW w:w="354" w:type="dxa"/>
+          </w:tcPr>
+          <w:p>
+            <w:pPr>
+              <w:jc w:val="center"/>
+            </w:pPr>
+            <w:r>
+              <w:t>S</w:t>
+            </w:r>
+          </w:p>
+        </w:tc>
+        <w:tc>
+          <w:tcPr>
+            <w:tcW w:w="1316" w:type="dxa"/>
+          </w:tcPr>
+          <w:p>
+            <w:pPr>
+              <w:jc w:val="center"/>
+            </w:pPr>
+            <w:r>
+              <w:t>LVL</w:t>
+            </w:r>
+            <w:r>
+              <w:rPr>
+                <w:vertAlign w:val="subscript"/>
+              </w:rPr>
+              <w:t>3</w:t>
+            </w:r>
+          </w:p>
+        </w:tc>
+        <w:tc>
+          <w:tcPr>
+            <w:tcW w:w="489" w:type="dxa"/>
+          </w:tcPr>
+          <w:p>
+            <w:pPr>
+              <w:jc w:val="center"/>
+            </w:pPr>
+            <w:r>
+              <w:t>DT</w:t>
+            </w:r>
+          </w:p>
+        </w:tc>
+        <w:tc>
+          <w:tcPr>
+            <w:tcW w:w="380" w:type="dxa"/>
+          </w:tcPr>
+          <w:p>
+            <w:pPr>
+              <w:jc w:val="center"/>
+            </w:pPr>
+            <w:r>
+              <w:t>U</w:t>
+            </w:r>
+          </w:p>
+        </w:tc>
+        <w:tc>
+          <w:tcPr>
+            <w:tcW w:w="582" w:type="dxa"/>
+          </w:tcPr>
+          <w:p>
+            <w:pPr>
+              <w:jc w:val="center"/>
+            </w:pPr>
+            <w:r>
+              <w:t>WP</w:t>
+            </w:r>
+          </w:p>
+        </w:tc>
+        <w:tc>
+          <w:tcPr>
+            <w:tcW w:w="706" w:type="dxa"/>
+          </w:tcPr>
+          <w:p>
+            <w:pPr>
+              <w:jc w:val="center"/>
+            </w:pPr>
+            <w:r>
+              <w:t>DT</w:t>
+            </w:r>
+            <w:r>
+              <w:rPr>
+                <w:vertAlign w:val="subscript"/>
+              </w:rPr>
+              <w:t>2</w:t>
+            </w:r>
+          </w:p>
+        </w:tc>
+        <w:tc>
+          <w:tcPr>
+            <w:tcW w:w="654" w:type="dxa"/>
+          </w:tcPr>
+          <w:p>
+            <w:pPr>
+              <w:jc w:val="center"/>
+            </w:pPr>
+            <w:r>
+              <w:t>32</w:t>
+            </w:r>
+          </w:p>
+        </w:tc>
+      </w:tr>
+      <w:tr>
+        <w:tc>
+          <w:tcPr>
+            <w:tcW w:w="604" w:type="dxa"/>
+          </w:tcPr>
+          <w:p>
+            <w:pPr>
+              <w:jc w:val="center"/>
+            </w:pPr>
+            <w:r>
+              <w:t>31</w:t>
+            </w:r>
+          </w:p>
+        </w:tc>
+        <w:tc>
+          <w:tcPr>
+            <w:tcW w:w="6234" w:type="dxa"/>
+            <w:gridSpan w:val="10"/>
+          </w:tcPr>
+          <w:p>
+            <w:pPr>
+              <w:jc w:val="center"/>
+            </w:pPr>
+            <w:r>
+              <w:t>PA</w:t>
+            </w:r>
+            <w:r>
+              <w:rPr>
+                <w:vertAlign w:val="subscript"/>
+              </w:rPr>
+              <w:t>31…16</w:t>
+            </w:r>
+          </w:p>
+        </w:tc>
+        <w:tc>
+          <w:tcPr>
+            <w:tcW w:w="654" w:type="dxa"/>
+          </w:tcPr>
+          <w:p>
+            <w:pPr>
+              <w:jc w:val="center"/>
+            </w:pPr>
+            <w:r>
+              <w:t>16</w:t>
+            </w:r>
+          </w:p>
+        </w:tc>
+      </w:tr>
+      <w:tr>
+        <w:tc>
+          <w:tcPr>
+            <w:tcW w:w="604" w:type="dxa"/>
+          </w:tcPr>
+          <w:p>
+            <w:pPr>
+              <w:jc w:val="center"/>
+            </w:pPr>
+            <w:r>
+              <w:t>15</w:t>
+            </w:r>
+          </w:p>
+        </w:tc>
+        <w:tc>
+          <w:tcPr>
+            <w:tcW w:w="4566" w:type="dxa"/>
+            <w:gridSpan w:val="7"/>
+          </w:tcPr>
+          <w:p>
+            <w:pPr>
+              <w:jc w:val="center"/>
+            </w:pPr>
+            <w:r>
+              <w:t>PA</w:t>
+            </w:r>
+            <w:r>
+              <w:rPr>
+                <w:vertAlign w:val="subscript"/>
+              </w:rPr>
+              <w:t>15…4</w:t>
+            </w:r>
+          </w:p>
+        </w:tc>
+        <w:tc>
+          <w:tcPr>
+            <w:tcW w:w="380" w:type="dxa"/>
+            <w:shd w:val="thinDiagStripe" w:color="auto" w:fill="auto"/>
+          </w:tcPr>
+          <w:p>
+            <w:pPr>
+              <w:jc w:val="center"/>
+            </w:pPr>
+            <w:r>
+              <w:t>~</w:t>
+            </w:r>
+          </w:p>
+        </w:tc>
+        <w:tc>
+          <w:tcPr>
+            <w:tcW w:w="582" w:type="dxa"/>
+            <w:shd w:val="thinDiagStripe" w:color="auto" w:fill="auto"/>
+          </w:tcPr>
+          <w:p>
+            <w:pPr>
+              <w:jc w:val="center"/>
+            </w:pPr>
+            <w:r>
+              <w:t>~</w:t>
+            </w:r>
+          </w:p>
+        </w:tc>
+        <w:tc>
+          <w:tcPr>
+            <w:tcW w:w="706" w:type="dxa"/>
+            <w:shd w:val="thinDiagStripe" w:color="auto" w:fill="auto"/>
+          </w:tcPr>
+          <w:p>
+            <w:pPr>
+              <w:jc w:val="center"/>
+            </w:pPr>
+            <w:r>
+              <w:t>~</w:t>
+            </w:r>
+            <w:r>
+              <w:rPr>
+                <w:vertAlign w:val="subscript"/>
+              </w:rPr>
+              <w:t>2</w:t>
+            </w:r>
+          </w:p>
+        </w:tc>
+        <w:tc>
+          <w:tcPr>
+            <w:tcW w:w="654" w:type="dxa"/>
+          </w:tcPr>
+          <w:p>
+            <w:pPr>
+              <w:jc w:val="center"/>
+            </w:pPr>
+            <w:r>
+              <w:t>0</w:t>
+            </w:r>
+          </w:p>
+        </w:tc>
+      </w:tr>
+    </w:tbl>
+    <w:p/>
+    <w:p>
+      <w:pPr>
+        <w:pStyle w:val="Heading2"/>
+      </w:pPr>
+      <w:r>
+        <w:t>Additional table descriptor format for rf68851</w:t>
+      </w:r>
+    </w:p>
+    <w:tbl>
+      <w:tblPr>
+        <w:tblStyle w:val="TableGrid"/>
+        <w:tblW w:w="0" w:type="auto"/>
+        <w:tblInd w:w="607" w:type="dxa"/>
+        <w:tblLook w:val="04A0" w:firstRow="1" w:lastRow="0" w:firstColumn="1" w:lastColumn="0" w:noHBand="0" w:noVBand="1"/>
+      </w:tblPr>
+      <w:tblGrid>
+        <w:gridCol w:w="604"/>
+        <w:gridCol w:w="585"/>
+        <w:gridCol w:w="314"/>
+        <w:gridCol w:w="322"/>
+        <w:gridCol w:w="630"/>
+        <w:gridCol w:w="499"/>
+        <w:gridCol w:w="57"/>
+        <w:gridCol w:w="354"/>
+        <w:gridCol w:w="1316"/>
+        <w:gridCol w:w="489"/>
+        <w:gridCol w:w="83"/>
+        <w:gridCol w:w="297"/>
+        <w:gridCol w:w="582"/>
+        <w:gridCol w:w="706"/>
+        <w:gridCol w:w="654"/>
+      </w:tblGrid>
+      <w:tr>
+        <w:tc>
+          <w:tcPr>
+            <w:tcW w:w="604" w:type="dxa"/>
+          </w:tcPr>
+          <w:p>
+            <w:pPr>
+              <w:jc w:val="center"/>
+            </w:pPr>
+          </w:p>
+        </w:tc>
+        <w:tc>
+          <w:tcPr>
+            <w:tcW w:w="6234" w:type="dxa"/>
+            <w:gridSpan w:val="13"/>
+            <w:shd w:val="clear" w:color="auto" w:fill="D9D9D9" w:themeFill="background1" w:themeFillShade="D9"/>
+          </w:tcPr>
+          <w:p>
+            <w:pPr>
+              <w:jc w:val="center"/>
+            </w:pPr>
+            <w:r>
+              <w:t xml:space="preserve"> Extra Long </w:t>
+            </w:r>
+            <w:r>
+              <w:t xml:space="preserve">Format </w:t>
+            </w:r>
+            <w:r>
+              <w:t>Table Descriptor</w:t>
+            </w:r>
+          </w:p>
+        </w:tc>
+        <w:tc>
+          <w:tcPr>
+            <w:tcW w:w="654" w:type="dxa"/>
+          </w:tcPr>
+          <w:p>
+            <w:pPr>
+              <w:jc w:val="center"/>
+            </w:pPr>
+          </w:p>
+        </w:tc>
+      </w:tr>
+      <w:tr>
+        <w:tc>
+          <w:tcPr>
+            <w:tcW w:w="604" w:type="dxa"/>
+          </w:tcPr>
+          <w:p>
+            <w:pPr>
+              <w:jc w:val="center"/>
+            </w:pPr>
+            <w:r>
+              <w:t>127</w:t>
+            </w:r>
+          </w:p>
+        </w:tc>
+        <w:tc>
+          <w:tcPr>
+            <w:tcW w:w="585" w:type="dxa"/>
+          </w:tcPr>
+          <w:p>
+            <w:pPr>
+              <w:jc w:val="center"/>
+            </w:pPr>
+            <w:r>
+              <w:t>L/U</w:t>
+            </w:r>
+          </w:p>
+        </w:tc>
+        <w:tc>
+          <w:tcPr>
+            <w:tcW w:w="5649" w:type="dxa"/>
+            <w:gridSpan w:val="12"/>
+          </w:tcPr>
+          <w:p>
+            <w:pPr>
+              <w:jc w:val="center"/>
+            </w:pPr>
+            <w:r>
+              <w:t>Limit</w:t>
+            </w:r>
+            <w:r>
+              <w:rPr>
+                <w:vertAlign w:val="subscript"/>
+              </w:rPr>
+              <w:t>14…0</w:t>
+            </w:r>
+          </w:p>
+        </w:tc>
+        <w:tc>
+          <w:tcPr>
+            <w:tcW w:w="654" w:type="dxa"/>
+          </w:tcPr>
+          <w:p>
+            <w:pPr>
+              <w:jc w:val="center"/>
+            </w:pPr>
+            <w:r>
+              <w:t>112</w:t>
+            </w:r>
+          </w:p>
+        </w:tc>
+      </w:tr>
+      <w:tr>
+        <w:tc>
+          <w:tcPr>
+            <w:tcW w:w="604" w:type="dxa"/>
+          </w:tcPr>
+          <w:p>
+            <w:pPr>
+              <w:jc w:val="center"/>
+            </w:pPr>
+            <w:r>
+              <w:t>111</w:t>
+            </w:r>
+          </w:p>
+        </w:tc>
+        <w:tc>
+          <w:tcPr>
+            <w:tcW w:w="899" w:type="dxa"/>
+            <w:gridSpan w:val="2"/>
+          </w:tcPr>
+          <w:p>
+            <w:pPr>
+              <w:jc w:val="center"/>
+            </w:pPr>
+            <w:r>
+              <w:t>RAL</w:t>
+            </w:r>
+            <w:r>
+              <w:rPr>
+                <w:vertAlign w:val="subscript"/>
+              </w:rPr>
+              <w:t>7…5</w:t>
+            </w:r>
+          </w:p>
+        </w:tc>
+        <w:tc>
+          <w:tcPr>
+            <w:tcW w:w="952" w:type="dxa"/>
+            <w:gridSpan w:val="2"/>
+          </w:tcPr>
+          <w:p>
+            <w:pPr>
+              <w:jc w:val="center"/>
+            </w:pPr>
+            <w:r>
+              <w:t>WAL</w:t>
+            </w:r>
+            <w:r>
+              <w:rPr>
+                <w:vertAlign w:val="subscript"/>
+              </w:rPr>
+              <w:t>7…5</w:t>
+            </w:r>
+          </w:p>
+        </w:tc>
+        <w:tc>
+          <w:tcPr>
+            <w:tcW w:w="556" w:type="dxa"/>
+            <w:gridSpan w:val="2"/>
+          </w:tcPr>
+          <w:p>
+            <w:pPr>
+              <w:jc w:val="center"/>
+            </w:pPr>
+            <w:r>
+              <w:t>SG</w:t>
+            </w:r>
+          </w:p>
+        </w:tc>
+        <w:tc>
+          <w:tcPr>
+            <w:tcW w:w="354" w:type="dxa"/>
+          </w:tcPr>
+          <w:p>
+            <w:pPr>
+              <w:jc w:val="center"/>
+            </w:pPr>
+            <w:r>
+              <w:t>S</w:t>
+            </w:r>
+          </w:p>
+        </w:tc>
+        <w:tc>
+          <w:tcPr>
+            <w:tcW w:w="1316" w:type="dxa"/>
+          </w:tcPr>
+          <w:p>
+            <w:pPr>
+              <w:jc w:val="center"/>
+            </w:pPr>
+            <w:r>
+              <w:t>LVL</w:t>
+            </w:r>
+            <w:r>
+              <w:rPr>
+                <w:vertAlign w:val="subscript"/>
+              </w:rPr>
+              <w:t>3</w:t>
+            </w:r>
+          </w:p>
+        </w:tc>
+        <w:tc>
+          <w:tcPr>
+            <w:tcW w:w="489" w:type="dxa"/>
+          </w:tcPr>
+          <w:p>
+            <w:pPr>
+              <w:jc w:val="center"/>
+            </w:pPr>
+            <w:r>
+              <w:t>DT</w:t>
+            </w:r>
+          </w:p>
+        </w:tc>
+        <w:tc>
+          <w:tcPr>
+            <w:tcW w:w="380" w:type="dxa"/>
+            <w:gridSpan w:val="2"/>
+          </w:tcPr>
+          <w:p>
+            <w:pPr>
+              <w:jc w:val="center"/>
+            </w:pPr>
+            <w:r>
+              <w:t>U</w:t>
+            </w:r>
+          </w:p>
+        </w:tc>
+        <w:tc>
+          <w:tcPr>
+            <w:tcW w:w="582" w:type="dxa"/>
+          </w:tcPr>
+          <w:p>
+            <w:pPr>
+              <w:jc w:val="center"/>
+            </w:pPr>
+            <w:r>
+              <w:t>WP</w:t>
+            </w:r>
+          </w:p>
+        </w:tc>
+        <w:tc>
+          <w:tcPr>
+            <w:tcW w:w="706" w:type="dxa"/>
+          </w:tcPr>
+          <w:p>
+            <w:pPr>
+              <w:jc w:val="center"/>
+            </w:pPr>
+            <w:r>
+              <w:t>DT</w:t>
+            </w:r>
+            <w:r>
+              <w:rPr>
+                <w:vertAlign w:val="subscript"/>
+              </w:rPr>
+              <w:t>2</w:t>
+            </w:r>
+          </w:p>
+        </w:tc>
+        <w:tc>
+          <w:tcPr>
+            <w:tcW w:w="654" w:type="dxa"/>
+          </w:tcPr>
+          <w:p>
+            <w:pPr>
+              <w:jc w:val="center"/>
+            </w:pPr>
+            <w:r>
+              <w:t>96</w:t>
+            </w:r>
+          </w:p>
+        </w:tc>
+      </w:tr>
+      <w:tr>
+        <w:tc>
+          <w:tcPr>
+            <w:tcW w:w="604" w:type="dxa"/>
+          </w:tcPr>
+          <w:p>
+            <w:pPr>
+              <w:jc w:val="center"/>
+            </w:pPr>
+            <w:r>
+              <w:t>95</w:t>
+            </w:r>
+          </w:p>
+        </w:tc>
+        <w:tc>
+          <w:tcPr>
+            <w:tcW w:w="6234" w:type="dxa"/>
+            <w:gridSpan w:val="13"/>
+          </w:tcPr>
+          <w:p>
+            <w:pPr>
+              <w:jc w:val="center"/>
+            </w:pPr>
+            <w:r>
+              <w:t>PA</w:t>
+            </w:r>
+            <w:r>
+              <w:rPr>
+                <w:vertAlign w:val="subscript"/>
+              </w:rPr>
+              <w:t>31…16</w:t>
+            </w:r>
+          </w:p>
+        </w:tc>
+        <w:tc>
+          <w:tcPr>
+            <w:tcW w:w="654" w:type="dxa"/>
+          </w:tcPr>
+          <w:p>
+            <w:pPr>
+              <w:jc w:val="center"/>
+            </w:pPr>
+            <w:r>
+              <w:t>80</w:t>
+            </w:r>
+          </w:p>
+        </w:tc>
+      </w:tr>
+      <w:tr>
+        <w:tc>
+          <w:tcPr>
+            <w:tcW w:w="604" w:type="dxa"/>
+          </w:tcPr>
+          <w:p>
+            <w:pPr>
+              <w:jc w:val="center"/>
+            </w:pPr>
+            <w:r>
+              <w:t>79</w:t>
+            </w:r>
+          </w:p>
+        </w:tc>
+        <w:tc>
+          <w:tcPr>
+            <w:tcW w:w="4566" w:type="dxa"/>
+            <w:gridSpan w:val="9"/>
+          </w:tcPr>
+          <w:p>
+            <w:pPr>
+              <w:jc w:val="center"/>
+            </w:pPr>
+            <w:r>
+              <w:t>PA</w:t>
+            </w:r>
+            <w:r>
+              <w:rPr>
+                <w:vertAlign w:val="subscript"/>
+              </w:rPr>
+              <w:t>15…4</w:t>
+            </w:r>
+          </w:p>
+        </w:tc>
+        <w:tc>
+          <w:tcPr>
+            <w:tcW w:w="380" w:type="dxa"/>
+            <w:gridSpan w:val="2"/>
+            <w:shd w:val="thinDiagStripe" w:color="auto" w:fill="auto"/>
+          </w:tcPr>
+          <w:p>
+            <w:pPr>
+              <w:jc w:val="center"/>
+            </w:pPr>
+            <w:r>
+              <w:t>~</w:t>
+            </w:r>
+          </w:p>
+        </w:tc>
+        <w:tc>
+          <w:tcPr>
+            <w:tcW w:w="582" w:type="dxa"/>
+            <w:shd w:val="thinDiagStripe" w:color="auto" w:fill="auto"/>
+          </w:tcPr>
+          <w:p>
+            <w:pPr>
+              <w:jc w:val="center"/>
+            </w:pPr>
+            <w:r>
+              <w:t>~</w:t>
+            </w:r>
+          </w:p>
+        </w:tc>
+        <w:tc>
+          <w:tcPr>
+            <w:tcW w:w="706" w:type="dxa"/>
+            <w:shd w:val="thinDiagStripe" w:color="auto" w:fill="auto"/>
+          </w:tcPr>
+          <w:p>
+            <w:pPr>
+              <w:jc w:val="center"/>
+            </w:pPr>
+            <w:r>
+              <w:t>~</w:t>
+            </w:r>
+            <w:r>
+              <w:rPr>
+                <w:vertAlign w:val="subscript"/>
+              </w:rPr>
+              <w:t>2</w:t>
+            </w:r>
+          </w:p>
+        </w:tc>
+        <w:tc>
+          <w:tcPr>
+            <w:tcW w:w="654" w:type="dxa"/>
+          </w:tcPr>
+          <w:p>
+            <w:pPr>
+              <w:jc w:val="center"/>
+            </w:pPr>
+            <w:r>
+              <w:t>64</w:t>
+            </w:r>
+          </w:p>
+        </w:tc>
+      </w:tr>
+      <w:tr>
+        <w:tc>
+          <w:tcPr>
+            <w:tcW w:w="604" w:type="dxa"/>
+          </w:tcPr>
+          <w:p>
+            <w:pPr>
+              <w:jc w:val="center"/>
+            </w:pPr>
+            <w:r>
+              <w:t>63</w:t>
+            </w:r>
+          </w:p>
+        </w:tc>
+        <w:tc>
+          <w:tcPr>
+            <w:tcW w:w="6234" w:type="dxa"/>
+            <w:gridSpan w:val="13"/>
+          </w:tcPr>
+          <w:p>
+            <w:pPr>
+              <w:jc w:val="center"/>
+            </w:pPr>
+            <w:r>
+              <w:t>PA</w:t>
+            </w:r>
+            <w:r>
+              <w:rPr>
+                <w:vertAlign w:val="subscript"/>
+              </w:rPr>
+              <w:t>63…48</w:t>
+            </w:r>
+          </w:p>
+        </w:tc>
+        <w:tc>
+          <w:tcPr>
+            <w:tcW w:w="654" w:type="dxa"/>
+          </w:tcPr>
+          <w:p>
+            <w:pPr>
+              <w:jc w:val="center"/>
+            </w:pPr>
+            <w:r>
+              <w:t>48</w:t>
+            </w:r>
+          </w:p>
+        </w:tc>
+      </w:tr>
+      <w:tr>
+        <w:tc>
+          <w:tcPr>
+            <w:tcW w:w="604" w:type="dxa"/>
+          </w:tcPr>
+          <w:p>
+            <w:pPr>
+              <w:jc w:val="center"/>
+            </w:pPr>
+            <w:r>
+              <w:t>47</w:t>
+            </w:r>
+          </w:p>
+        </w:tc>
+        <w:tc>
+          <w:tcPr>
+            <w:tcW w:w="6234" w:type="dxa"/>
+            <w:gridSpan w:val="13"/>
+          </w:tcPr>
+          <w:p>
+            <w:pPr>
+              <w:jc w:val="center"/>
+            </w:pPr>
+            <w:r>
+              <w:t>PA</w:t>
+            </w:r>
+            <w:r>
+              <w:rPr>
+                <w:vertAlign w:val="subscript"/>
+              </w:rPr>
+              <w:t>4</w:t>
+            </w:r>
+            <w:r>
+              <w:rPr>
+                <w:vertAlign w:val="subscript"/>
+              </w:rPr>
+              <w:t>7…3</w:t>
+            </w:r>
+            <w:r>
+              <w:rPr>
+                <w:vertAlign w:val="subscript"/>
+              </w:rPr>
+              <w:t>2</w:t>
+            </w:r>
+          </w:p>
+        </w:tc>
+        <w:tc>
+          <w:tcPr>
+            <w:tcW w:w="654" w:type="dxa"/>
+          </w:tcPr>
+          <w:p>
+            <w:pPr>
+              <w:jc w:val="center"/>
+            </w:pPr>
+            <w:r>
+              <w:t>32</w:t>
+            </w:r>
+          </w:p>
+        </w:tc>
+      </w:tr>
+      <w:tr>
+        <w:tc>
+          <w:tcPr>
+            <w:tcW w:w="604" w:type="dxa"/>
+          </w:tcPr>
+          <w:p>
+            <w:pPr>
+              <w:jc w:val="center"/>
+            </w:pPr>
+            <w:r>
+              <w:t>31</w:t>
+            </w:r>
+          </w:p>
+        </w:tc>
+        <w:tc>
+          <w:tcPr>
+            <w:tcW w:w="1221" w:type="dxa"/>
+            <w:gridSpan w:val="3"/>
+            <w:tcBorders>
+              <w:bottom w:val="single" w:sz="4" w:space="0" w:color="auto"/>
+            </w:tcBorders>
+            <w:shd w:val="thinDiagStripe" w:color="auto" w:fill="auto"/>
+          </w:tcPr>
+          <w:p>
+            <w:pPr>
+              <w:jc w:val="center"/>
+            </w:pPr>
+            <w:r>
+              <w:t>~</w:t>
+            </w:r>
+            <w:r>
+              <w:rPr>
+                <w:vertAlign w:val="subscript"/>
+              </w:rPr>
+              <w:t>3</w:t>
+            </w:r>
+          </w:p>
+        </w:tc>
+        <w:tc>
+          <w:tcPr>
+            <w:tcW w:w="1129" w:type="dxa"/>
+            <w:gridSpan w:val="2"/>
+            <w:tcBorders>
+              <w:bottom w:val="single" w:sz="4" w:space="0" w:color="auto"/>
+            </w:tcBorders>
+          </w:tcPr>
+          <w:p>
+            <w:pPr>
+              <w:jc w:val="center"/>
+            </w:pPr>
+            <w:r>
+              <w:t>RGN</w:t>
+            </w:r>
+            <w:r>
+              <w:rPr>
+                <w:vertAlign w:val="subscript"/>
+              </w:rPr>
+              <w:t>3</w:t>
+            </w:r>
+          </w:p>
+        </w:tc>
+        <w:tc>
+          <w:tcPr>
+            <w:tcW w:w="2299" w:type="dxa"/>
+            <w:gridSpan w:val="5"/>
+            <w:tcBorders>
+              <w:bottom w:val="single" w:sz="4" w:space="0" w:color="auto"/>
+            </w:tcBorders>
+          </w:tcPr>
+          <w:p>
+            <w:pPr>
+              <w:jc w:val="center"/>
+            </w:pPr>
+            <w:r>
+              <w:t>RAL</w:t>
+            </w:r>
+            <w:r>
+              <w:rPr>
+                <w:vertAlign w:val="subscript"/>
+              </w:rPr>
+              <w:t>4…0</w:t>
+            </w:r>
+          </w:p>
+        </w:tc>
+        <w:tc>
+          <w:tcPr>
+            <w:tcW w:w="1585" w:type="dxa"/>
+            <w:gridSpan w:val="3"/>
+            <w:tcBorders>
+              <w:bottom w:val="single" w:sz="4" w:space="0" w:color="auto"/>
+            </w:tcBorders>
+          </w:tcPr>
+          <w:p>
+            <w:pPr>
+              <w:jc w:val="center"/>
+            </w:pPr>
+            <w:r>
+              <w:t>WAL</w:t>
+            </w:r>
+            <w:r>
+              <w:rPr>
+                <w:vertAlign w:val="subscript"/>
+              </w:rPr>
+              <w:t>4…0</w:t>
+            </w:r>
+          </w:p>
+        </w:tc>
+        <w:tc>
+          <w:tcPr>
+            <w:tcW w:w="654" w:type="dxa"/>
+          </w:tcPr>
+          <w:p>
+            <w:pPr>
+              <w:jc w:val="center"/>
+            </w:pPr>
+            <w:r>
+              <w:t>16</w:t>
+            </w:r>
+          </w:p>
+        </w:tc>
+      </w:tr>
+      <w:tr>
+        <w:tc>
+          <w:tcPr>
+            <w:tcW w:w="604" w:type="dxa"/>
+          </w:tcPr>
+          <w:p>
+            <w:pPr>
+              <w:jc w:val="center"/>
+            </w:pPr>
+            <w:r>
+              <w:t>15</w:t>
+            </w:r>
+          </w:p>
+        </w:tc>
+        <w:tc>
+          <w:tcPr>
+            <w:tcW w:w="6234" w:type="dxa"/>
+            <w:gridSpan w:val="13"/>
+          </w:tcPr>
+          <w:p>
+            <w:pPr>
+              <w:jc w:val="center"/>
+            </w:pPr>
+            <w:r>
+              <w:t>Limit</w:t>
+            </w:r>
+            <w:r>
+              <w:rPr>
+                <w:vertAlign w:val="subscript"/>
+              </w:rPr>
+              <w:t>3</w:t>
+            </w:r>
+            <w:r>
+              <w:rPr>
+                <w:vertAlign w:val="subscript"/>
+              </w:rPr>
+              <w:t>0</w:t>
+            </w:r>
+            <w:r>
+              <w:rPr>
+                <w:vertAlign w:val="subscript"/>
+              </w:rPr>
+              <w:t>…15</w:t>
+            </w:r>
+          </w:p>
+        </w:tc>
+        <w:tc>
+          <w:tcPr>
+            <w:tcW w:w="654" w:type="dxa"/>
+          </w:tcPr>
+          <w:p>
+            <w:pPr>
+              <w:jc w:val="center"/>
+            </w:pPr>
+            <w:r>
+              <w:t>0</w:t>
+            </w:r>
+          </w:p>
+        </w:tc>
+      </w:tr>
+    </w:tbl>
+    <w:p/>
+    <w:p>
+      <w:pPr>
+        <w:pStyle w:val="ListParagraph"/>
+        <w:numPr>
+          <w:ilvl w:val="0"/>
+          <w:numId w:val="1"/>
+        </w:numPr>
+      </w:pPr>
+      <w:r>
+        <w:t xml:space="preserve">The limit field has been extended to </w:t>
+      </w:r>
+      <w:r>
+        <w:t>31</w:t>
+      </w:r>
+      <w:r>
+        <w:t>-bits allowing up to 2</w:t>
+      </w:r>
+      <w:r>
+        <w:rPr>
+          <w:vertAlign w:val="superscript"/>
+        </w:rPr>
+        <w:t>31</w:t>
+      </w:r>
+      <w:r>
+        <w:t xml:space="preserve"> entries per table.</w:t>
+      </w:r>
+    </w:p>
+    <w:p>
+      <w:pPr>
+        <w:pStyle w:val="ListParagraph"/>
+        <w:numPr>
+          <w:ilvl w:val="0"/>
+          <w:numId w:val="1"/>
+        </w:numPr>
+      </w:pPr>
+      <w:r>
+        <w:t>RAL, WAL fields have been extended to eight bits</w:t>
+      </w:r>
+      <w:r>
+        <w:t xml:space="preserve"> allowing finer grained access levels.</w:t>
+      </w:r>
+    </w:p>
+    <w:p>
+      <w:pPr>
+        <w:pStyle w:val="ListParagraph"/>
+        <w:numPr>
+          <w:ilvl w:val="0"/>
+          <w:numId w:val="1"/>
+        </w:numPr>
+      </w:pPr>
+      <w:r>
+        <w:lastRenderedPageBreak/>
+        <w:t>An additional 32-bit has been added to the physical address, physical addresses up to 64-bits may be specified.</w:t>
+      </w:r>
+    </w:p>
+    <w:p>
+      <w:pPr>
+        <w:pStyle w:val="ListParagraph"/>
+        <w:numPr>
+          <w:ilvl w:val="0"/>
+          <w:numId w:val="1"/>
+        </w:numPr>
+      </w:pPr>
+      <w:r>
+        <w:t>The RGN field is a three-bit index into an eight</w:t>
+      </w:r>
+      <w:r>
+        <w:t>-</w:t>
+      </w:r>
+      <w:r>
+        <w:t>entry region table describing</w:t>
+      </w:r>
+      <w:r>
+        <w:t xml:space="preserve"> associated memory regions.</w:t>
+      </w:r>
+    </w:p>
+    <w:p>
+      <w:pPr>
+        <w:pStyle w:val="ListParagraph"/>
+        <w:numPr>
+          <w:ilvl w:val="0"/>
+          <w:numId w:val="1"/>
+        </w:numPr>
+      </w:pPr>
+      <w:r>
+        <w:t>The LVL field reflects the table level that the descriptor points to.</w:t>
+      </w:r>
+    </w:p>
+    <w:p>
+      <w:r>
+        <w:br w:type="page"/>
+      </w:r>
+    </w:p>
+    <w:p>
+      <w:pPr>
+        <w:pStyle w:val="Heading2"/>
+      </w:pPr>
+      <w:r>
+        <w:lastRenderedPageBreak/>
+        <w:t>Existing Page Descriptor Formats</w:t>
+      </w:r>
+    </w:p>
+    <w:p>
+      <w:pPr>
+        <w:ind w:left="720"/>
+      </w:pPr>
+      <w:r>
+        <w:t>For 64-bit physical addresses, the upper 32-bits come from the root pointer extension register.</w:t>
+      </w:r>
+    </w:p>
+    <w:tbl>
+      <w:tblPr>
+        <w:tblStyle w:val="TableGrid"/>
+        <w:tblW w:w="0" w:type="auto"/>
+        <w:tblInd w:w="607" w:type="dxa"/>
+        <w:tblLook w:val="04A0" w:firstRow="1" w:lastRow="0" w:firstColumn="1" w:lastColumn="0" w:noHBand="0" w:noVBand="1"/>
+      </w:tblPr>
+      <w:tblGrid>
+        <w:gridCol w:w="604"/>
+        <w:gridCol w:w="2470"/>
+        <w:gridCol w:w="450"/>
+        <w:gridCol w:w="621"/>
+        <w:gridCol w:w="474"/>
+        <w:gridCol w:w="504"/>
+        <w:gridCol w:w="380"/>
+        <w:gridCol w:w="582"/>
+        <w:gridCol w:w="706"/>
+        <w:gridCol w:w="654"/>
+      </w:tblGrid>
+      <w:tr>
+        <w:tc>
+          <w:tcPr>
+            <w:tcW w:w="604" w:type="dxa"/>
+          </w:tcPr>
+          <w:p>
+            <w:pPr>
+              <w:jc w:val="center"/>
+            </w:pPr>
+          </w:p>
+        </w:tc>
+        <w:tc>
+          <w:tcPr>
+            <w:tcW w:w="6187" w:type="dxa"/>
+            <w:gridSpan w:val="8"/>
+            <w:shd w:val="clear" w:color="auto" w:fill="D9D9D9" w:themeFill="background1" w:themeFillShade="D9"/>
+          </w:tcPr>
+          <w:p>
+            <w:pPr>
+              <w:jc w:val="center"/>
+            </w:pPr>
+            <w:r>
+              <w:t>Short Page Descriptor (Type 1 &amp; 2)</w:t>
+            </w:r>
+          </w:p>
+        </w:tc>
+        <w:tc>
+          <w:tcPr>
+            <w:tcW w:w="654" w:type="dxa"/>
+          </w:tcPr>
+          <w:p>
+            <w:pPr>
+              <w:jc w:val="center"/>
+            </w:pPr>
+          </w:p>
+        </w:tc>
+      </w:tr>
+      <w:tr>
+        <w:tc>
+          <w:tcPr>
+            <w:tcW w:w="604" w:type="dxa"/>
+          </w:tcPr>
+          <w:p>
+            <w:pPr>
+              <w:jc w:val="center"/>
+            </w:pPr>
+            <w:r>
+              <w:t>31</w:t>
+            </w:r>
+          </w:p>
+        </w:tc>
+        <w:tc>
+          <w:tcPr>
+            <w:tcW w:w="6187" w:type="dxa"/>
+            <w:gridSpan w:val="8"/>
+          </w:tcPr>
+          <w:p>
+            <w:pPr>
+              <w:jc w:val="center"/>
+            </w:pPr>
+            <w:r>
+              <w:t>PA</w:t>
+            </w:r>
+            <w:r>
+              <w:rPr>
+                <w:vertAlign w:val="subscript"/>
+              </w:rPr>
+              <w:t>31…16</w:t>
+            </w:r>
+          </w:p>
+        </w:tc>
+        <w:tc>
+          <w:tcPr>
+            <w:tcW w:w="654" w:type="dxa"/>
+          </w:tcPr>
+          <w:p>
+            <w:pPr>
+              <w:jc w:val="center"/>
+            </w:pPr>
+            <w:r>
+              <w:t>16</w:t>
+            </w:r>
+          </w:p>
+        </w:tc>
+      </w:tr>
+      <w:tr>
+        <w:tc>
+          <w:tcPr>
+            <w:tcW w:w="604" w:type="dxa"/>
+          </w:tcPr>
+          <w:p>
+            <w:pPr>
+              <w:jc w:val="center"/>
+            </w:pPr>
+            <w:r>
+              <w:t>15</w:t>
+            </w:r>
+          </w:p>
+        </w:tc>
+        <w:tc>
+          <w:tcPr>
+            <w:tcW w:w="2470" w:type="dxa"/>
+          </w:tcPr>
+          <w:p>
+            <w:pPr>
+              <w:jc w:val="center"/>
+            </w:pPr>
+            <w:r>
+              <w:t>PA</w:t>
+            </w:r>
+            <w:r>
+              <w:rPr>
+                <w:vertAlign w:val="subscript"/>
+              </w:rPr>
+              <w:t>15…</w:t>
+            </w:r>
+            <w:r>
+              <w:rPr>
+                <w:vertAlign w:val="subscript"/>
+              </w:rPr>
+              <w:t>8</w:t>
+            </w:r>
+          </w:p>
+        </w:tc>
+        <w:tc>
+          <w:tcPr>
+            <w:tcW w:w="450" w:type="dxa"/>
+          </w:tcPr>
+          <w:p>
+            <w:pPr>
+              <w:jc w:val="center"/>
+            </w:pPr>
+            <w:r>
+              <w:t>G</w:t>
+            </w:r>
+          </w:p>
+        </w:tc>
+        <w:tc>
+          <w:tcPr>
+            <w:tcW w:w="621" w:type="dxa"/>
+          </w:tcPr>
+          <w:p>
+            <w:pPr>
+              <w:jc w:val="center"/>
+            </w:pPr>
+            <w:r>
+              <w:t>CI</w:t>
+            </w:r>
+          </w:p>
+        </w:tc>
+        <w:tc>
+          <w:tcPr>
+            <w:tcW w:w="474" w:type="dxa"/>
+          </w:tcPr>
+          <w:p>
+            <w:pPr>
+              <w:jc w:val="center"/>
+            </w:pPr>
+            <w:r>
+              <w:t>L</w:t>
+            </w:r>
+          </w:p>
+        </w:tc>
+        <w:tc>
+          <w:tcPr>
+            <w:tcW w:w="504" w:type="dxa"/>
+          </w:tcPr>
+          <w:p>
+            <w:pPr>
+              <w:jc w:val="center"/>
+            </w:pPr>
+            <w:r>
+              <w:t>M</w:t>
+            </w:r>
+          </w:p>
+        </w:tc>
+        <w:tc>
+          <w:tcPr>
+            <w:tcW w:w="380" w:type="dxa"/>
+          </w:tcPr>
+          <w:p>
+            <w:pPr>
+              <w:jc w:val="center"/>
+            </w:pPr>
+            <w:r>
+              <w:t>U</w:t>
+            </w:r>
+          </w:p>
+        </w:tc>
+        <w:tc>
+          <w:tcPr>
+            <w:tcW w:w="582" w:type="dxa"/>
+          </w:tcPr>
+          <w:p>
+            <w:pPr>
+              <w:jc w:val="center"/>
+            </w:pPr>
+            <w:r>
+              <w:t>WP</w:t>
+            </w:r>
+          </w:p>
+        </w:tc>
+        <w:tc>
+          <w:tcPr>
+            <w:tcW w:w="706" w:type="dxa"/>
+          </w:tcPr>
+          <w:p>
+            <w:pPr>
+              <w:jc w:val="center"/>
+            </w:pPr>
+            <w:r>
+              <w:t>DT</w:t>
+            </w:r>
+            <w:r>
+              <w:rPr>
+                <w:vertAlign w:val="subscript"/>
+              </w:rPr>
+              <w:t>2</w:t>
+            </w:r>
+          </w:p>
+        </w:tc>
+        <w:tc>
+          <w:tcPr>
+            <w:tcW w:w="654" w:type="dxa"/>
+          </w:tcPr>
+          <w:p>
+            <w:pPr>
+              <w:jc w:val="center"/>
+            </w:pPr>
+            <w:r>
+              <w:t>0</w:t>
+            </w:r>
+          </w:p>
+        </w:tc>
+      </w:tr>
+    </w:tbl>
+    <w:p/>
+    <w:tbl>
+      <w:tblPr>
+        <w:tblStyle w:val="TableGrid"/>
+        <w:tblW w:w="0" w:type="auto"/>
+        <w:tblInd w:w="607" w:type="dxa"/>
+        <w:tblLook w:val="04A0" w:firstRow="1" w:lastRow="0" w:firstColumn="1" w:lastColumn="0" w:noHBand="0" w:noVBand="1"/>
+      </w:tblPr>
+      <w:tblGrid>
+        <w:gridCol w:w="604"/>
+        <w:gridCol w:w="899"/>
+        <w:gridCol w:w="952"/>
+        <w:gridCol w:w="556"/>
+        <w:gridCol w:w="354"/>
+        <w:gridCol w:w="427"/>
+        <w:gridCol w:w="525"/>
+        <w:gridCol w:w="364"/>
+        <w:gridCol w:w="442"/>
+        <w:gridCol w:w="380"/>
+        <w:gridCol w:w="582"/>
+        <w:gridCol w:w="706"/>
+        <w:gridCol w:w="654"/>
+      </w:tblGrid>
+      <w:tr>
+        <w:tc>
+          <w:tcPr>
+            <w:tcW w:w="604" w:type="dxa"/>
+          </w:tcPr>
+          <w:p>
+            <w:pPr>
+              <w:jc w:val="center"/>
+            </w:pPr>
+          </w:p>
+        </w:tc>
+        <w:tc>
+          <w:tcPr>
+            <w:tcW w:w="6187" w:type="dxa"/>
+            <w:gridSpan w:val="11"/>
+            <w:tcBorders>
+              <w:bottom w:val="single" w:sz="4" w:space="0" w:color="auto"/>
+            </w:tcBorders>
+            <w:shd w:val="clear" w:color="auto" w:fill="D9D9D9" w:themeFill="background1" w:themeFillShade="D9"/>
+          </w:tcPr>
+          <w:p>
+            <w:pPr>
+              <w:jc w:val="center"/>
+            </w:pPr>
+            <w:r>
+              <w:t>Long Page Descriptor – Type 1</w:t>
+            </w:r>
+          </w:p>
+        </w:tc>
+        <w:tc>
+          <w:tcPr>
+            <w:tcW w:w="654" w:type="dxa"/>
+          </w:tcPr>
+          <w:p>
+            <w:pPr>
+              <w:jc w:val="center"/>
+            </w:pPr>
+          </w:p>
+        </w:tc>
+      </w:tr>
+      <w:tr>
+        <w:tc>
+          <w:tcPr>
+            <w:tcW w:w="604" w:type="dxa"/>
+          </w:tcPr>
+          <w:p>
+            <w:pPr>
+              <w:jc w:val="center"/>
+            </w:pPr>
+            <w:r>
+              <w:t>63</w:t>
+            </w:r>
+          </w:p>
+        </w:tc>
+        <w:tc>
+          <w:tcPr>
+            <w:tcW w:w="6187" w:type="dxa"/>
+            <w:gridSpan w:val="11"/>
+            <w:shd w:val="thinDiagStripe" w:color="auto" w:fill="auto"/>
+          </w:tcPr>
+          <w:p>
+            <w:pPr>
+              <w:jc w:val="center"/>
+            </w:pPr>
+            <w:r>
+              <w:t>~</w:t>
+            </w:r>
+          </w:p>
+        </w:tc>
+        <w:tc>
+          <w:tcPr>
+            <w:tcW w:w="654" w:type="dxa"/>
+          </w:tcPr>
+          <w:p>
+            <w:pPr>
+              <w:jc w:val="center"/>
+            </w:pPr>
+            <w:r>
+              <w:t>48</w:t>
+            </w:r>
+          </w:p>
+        </w:tc>
+      </w:tr>
+      <w:tr>
+        <w:tc>
+          <w:tcPr>
+            <w:tcW w:w="604" w:type="dxa"/>
+          </w:tcPr>
+          <w:p>
+            <w:pPr>
+              <w:jc w:val="center"/>
+            </w:pPr>
+            <w:r>
+              <w:t>47</w:t>
+            </w:r>
+          </w:p>
+        </w:tc>
+        <w:tc>
+          <w:tcPr>
+            <w:tcW w:w="899" w:type="dxa"/>
+          </w:tcPr>
+          <w:p>
+            <w:pPr>
+              <w:jc w:val="center"/>
+            </w:pPr>
+            <w:r>
+              <w:t>RAL</w:t>
+            </w:r>
+            <w:r>
+              <w:rPr>
+                <w:vertAlign w:val="subscript"/>
+              </w:rPr>
+              <w:t>3</w:t>
+            </w:r>
+          </w:p>
+        </w:tc>
+        <w:tc>
+          <w:tcPr>
+            <w:tcW w:w="952" w:type="dxa"/>
+          </w:tcPr>
+          <w:p>
+            <w:pPr>
+              <w:jc w:val="center"/>
+            </w:pPr>
+            <w:r>
+              <w:t>WAL</w:t>
+            </w:r>
+            <w:r>
+              <w:rPr>
+                <w:vertAlign w:val="subscript"/>
+              </w:rPr>
+              <w:t>3</w:t>
+            </w:r>
+          </w:p>
+        </w:tc>
+        <w:tc>
+          <w:tcPr>
+            <w:tcW w:w="556" w:type="dxa"/>
+          </w:tcPr>
+          <w:p>
+            <w:pPr>
+              <w:jc w:val="center"/>
+            </w:pPr>
+            <w:r>
+              <w:t>SG</w:t>
+            </w:r>
+          </w:p>
+        </w:tc>
+        <w:tc>
+          <w:tcPr>
+            <w:tcW w:w="354" w:type="dxa"/>
+          </w:tcPr>
+          <w:p>
+            <w:pPr>
+              <w:jc w:val="center"/>
+            </w:pPr>
+            <w:r>
+              <w:t>S</w:t>
+            </w:r>
+          </w:p>
+        </w:tc>
+        <w:tc>
+          <w:tcPr>
+            <w:tcW w:w="427" w:type="dxa"/>
+          </w:tcPr>
+          <w:p>
+            <w:pPr>
+              <w:jc w:val="center"/>
+            </w:pPr>
+            <w:r>
+              <w:t>G</w:t>
+            </w:r>
+          </w:p>
+        </w:tc>
+        <w:tc>
+          <w:tcPr>
+            <w:tcW w:w="525" w:type="dxa"/>
+          </w:tcPr>
+          <w:p>
+            <w:pPr>
+              <w:jc w:val="center"/>
+            </w:pPr>
+            <w:r>
+              <w:t>CI</w:t>
+            </w:r>
+          </w:p>
+        </w:tc>
+        <w:tc>
+          <w:tcPr>
+            <w:tcW w:w="364" w:type="dxa"/>
+          </w:tcPr>
+          <w:p>
+            <w:pPr>
+              <w:jc w:val="center"/>
+            </w:pPr>
+            <w:r>
+              <w:t>L</w:t>
+            </w:r>
+          </w:p>
+        </w:tc>
+        <w:tc>
+          <w:tcPr>
+            <w:tcW w:w="442" w:type="dxa"/>
+          </w:tcPr>
+          <w:p>
+            <w:pPr>
+              <w:jc w:val="center"/>
+            </w:pPr>
+            <w:r>
+              <w:t>M</w:t>
+            </w:r>
+          </w:p>
+        </w:tc>
+        <w:tc>
+          <w:tcPr>
+            <w:tcW w:w="380" w:type="dxa"/>
+          </w:tcPr>
+          <w:p>
+            <w:pPr>
+              <w:jc w:val="center"/>
+            </w:pPr>
+            <w:r>
+              <w:t>U</w:t>
+            </w:r>
+          </w:p>
+        </w:tc>
+        <w:tc>
+          <w:tcPr>
+            <w:tcW w:w="582" w:type="dxa"/>
+          </w:tcPr>
+          <w:p>
+            <w:pPr>
+              <w:jc w:val="center"/>
+            </w:pPr>
+            <w:r>
+              <w:t>WP</w:t>
+            </w:r>
+          </w:p>
+        </w:tc>
+        <w:tc>
+          <w:tcPr>
+            <w:tcW w:w="706" w:type="dxa"/>
+          </w:tcPr>
+          <w:p>
+            <w:pPr>
+              <w:jc w:val="center"/>
+            </w:pPr>
+            <w:r>
+              <w:t>DT</w:t>
+            </w:r>
+            <w:r>
+              <w:rPr>
+                <w:vertAlign w:val="subscript"/>
+              </w:rPr>
+              <w:t>2</w:t>
+            </w:r>
+          </w:p>
+        </w:tc>
+        <w:tc>
+          <w:tcPr>
+            <w:tcW w:w="654" w:type="dxa"/>
+          </w:tcPr>
+          <w:p>
+            <w:pPr>
+              <w:jc w:val="center"/>
+            </w:pPr>
+            <w:r>
+              <w:t>32</w:t>
+            </w:r>
+          </w:p>
+        </w:tc>
+      </w:tr>
+      <w:tr>
+        <w:tc>
+          <w:tcPr>
+            <w:tcW w:w="604" w:type="dxa"/>
+          </w:tcPr>
+          <w:p>
+            <w:pPr>
+              <w:jc w:val="center"/>
+            </w:pPr>
+            <w:r>
+              <w:t>31</w:t>
+            </w:r>
+          </w:p>
+        </w:tc>
+        <w:tc>
+          <w:tcPr>
+            <w:tcW w:w="6187" w:type="dxa"/>
+            <w:gridSpan w:val="11"/>
+          </w:tcPr>
+          <w:p>
+            <w:pPr>
+              <w:jc w:val="center"/>
+            </w:pPr>
+            <w:r>
+              <w:t>PA</w:t>
+            </w:r>
+            <w:r>
+              <w:rPr>
+                <w:vertAlign w:val="subscript"/>
+              </w:rPr>
+              <w:t>31…16</w:t>
+            </w:r>
+          </w:p>
+        </w:tc>
+        <w:tc>
+          <w:tcPr>
+            <w:tcW w:w="654" w:type="dxa"/>
+          </w:tcPr>
+          <w:p>
+            <w:pPr>
+              <w:jc w:val="center"/>
+            </w:pPr>
+            <w:r>
+              <w:t>16</w:t>
+            </w:r>
+          </w:p>
+        </w:tc>
+      </w:tr>
+      <w:tr>
+        <w:tc>
+          <w:tcPr>
+            <w:tcW w:w="604" w:type="dxa"/>
+          </w:tcPr>
+          <w:p>
+            <w:pPr>
+              <w:jc w:val="center"/>
+            </w:pPr>
+            <w:r>
+              <w:t>15</w:t>
+            </w:r>
+          </w:p>
+        </w:tc>
+        <w:tc>
+          <w:tcPr>
+            <w:tcW w:w="4519" w:type="dxa"/>
+            <w:gridSpan w:val="8"/>
+          </w:tcPr>
+          <w:p>
+            <w:pPr>
+              <w:jc w:val="center"/>
+            </w:pPr>
+            <w:r>
+              <w:t>PA</w:t>
+            </w:r>
+            <w:r>
+              <w:rPr>
+                <w:vertAlign w:val="subscript"/>
+              </w:rPr>
+              <w:t>15…4</w:t>
+            </w:r>
+          </w:p>
+        </w:tc>
+        <w:tc>
+          <w:tcPr>
+            <w:tcW w:w="380" w:type="dxa"/>
+            <w:shd w:val="thinDiagStripe" w:color="auto" w:fill="auto"/>
+          </w:tcPr>
+          <w:p>
+            <w:pPr>
+              <w:jc w:val="center"/>
+            </w:pPr>
+            <w:r>
+              <w:t>~</w:t>
+            </w:r>
+          </w:p>
+        </w:tc>
+        <w:tc>
+          <w:tcPr>
+            <w:tcW w:w="582" w:type="dxa"/>
+            <w:shd w:val="thinDiagStripe" w:color="auto" w:fill="auto"/>
+          </w:tcPr>
+          <w:p>
+            <w:pPr>
+              <w:jc w:val="center"/>
+            </w:pPr>
+            <w:r>
+              <w:t>~</w:t>
+            </w:r>
+          </w:p>
+        </w:tc>
+        <w:tc>
+          <w:tcPr>
+            <w:tcW w:w="706" w:type="dxa"/>
+            <w:shd w:val="thinDiagStripe" w:color="auto" w:fill="auto"/>
+          </w:tcPr>
+          <w:p>
+            <w:pPr>
+              <w:jc w:val="center"/>
+            </w:pPr>
+            <w:r>
+              <w:t>~</w:t>
             </w:r>
             <w:r>
               <w:rPr>
@@ -3032,7 +6180,7 @@
               <w:jc w:val="center"/>
             </w:pPr>
             <w:r>
-              <w:t>Long Table Descriptor</w:t>
+              <w:t>Long Page Descriptor – Type 2</w:t>
             </w:r>
           </w:p>
         </w:tc>
@@ -3196,7 +6344,7 @@
               <w:jc w:val="center"/>
             </w:pPr>
             <w:r>
-              <w:t>0</w:t>
+              <w:t>G</w:t>
             </w:r>
           </w:p>
         </w:tc>
@@ -3209,7 +6357,7 @@
               <w:jc w:val="center"/>
             </w:pPr>
             <w:r>
-              <w:t>0</w:t>
+              <w:t>CI</w:t>
             </w:r>
           </w:p>
         </w:tc>
@@ -3222,7 +6370,7 @@
               <w:jc w:val="center"/>
             </w:pPr>
             <w:r>
-              <w:t>0</w:t>
+              <w:t>L</w:t>
             </w:r>
           </w:p>
         </w:tc>
@@ -3235,7 +6383,7 @@
               <w:jc w:val="center"/>
             </w:pPr>
             <w:r>
-              <w:t>0</w:t>
+              <w:t>M</w:t>
             </w:r>
           </w:p>
         </w:tc>
@@ -3449,7 +6597,10 @@
         <w:pStyle w:val="Heading2"/>
       </w:pPr>
       <w:r>
-        <w:t>Additional table descriptor format for rf68851</w:t>
+        <w:t>Additional Page Descriptor Format</w:t>
+      </w:r>
+      <w:r>
+        <w:t xml:space="preserve"> (rf68851)</w:t>
       </w:r>
     </w:p>
     <w:tbl>
@@ -3457,2068 +6608,27 @@
         <w:tblStyle w:val="TableGrid"/>
         <w:tblW w:w="0" w:type="auto"/>
         <w:tblInd w:w="607" w:type="dxa"/>
-        <w:tblLook w:val="04A0" w:firstRow="1" w:lastRow="0" w:firstColumn="1" w:lastColumn="0" w:noHBand="0" w:noVBand="1"/>
-      </w:tblPr>
-      <w:tblGrid>
-        <w:gridCol w:w="604"/>
-        <w:gridCol w:w="489"/>
-        <w:gridCol w:w="99"/>
-        <w:gridCol w:w="314"/>
-        <w:gridCol w:w="322"/>
-        <w:gridCol w:w="630"/>
-        <w:gridCol w:w="499"/>
-        <w:gridCol w:w="57"/>
-        <w:gridCol w:w="354"/>
-        <w:gridCol w:w="332"/>
-        <w:gridCol w:w="95"/>
-        <w:gridCol w:w="525"/>
-        <w:gridCol w:w="364"/>
-        <w:gridCol w:w="442"/>
-        <w:gridCol w:w="83"/>
-        <w:gridCol w:w="297"/>
-        <w:gridCol w:w="582"/>
-        <w:gridCol w:w="706"/>
-        <w:gridCol w:w="654"/>
-      </w:tblGrid>
-      <w:tr>
-        <w:tc>
-          <w:tcPr>
-            <w:tcW w:w="604" w:type="dxa"/>
-          </w:tcPr>
-          <w:p>
-            <w:pPr>
-              <w:jc w:val="center"/>
-            </w:pPr>
-          </w:p>
-        </w:tc>
-        <w:tc>
-          <w:tcPr>
-            <w:tcW w:w="6187" w:type="dxa"/>
-            <w:gridSpan w:val="17"/>
-            <w:shd w:val="clear" w:color="auto" w:fill="D9D9D9" w:themeFill="background1" w:themeFillShade="D9"/>
-          </w:tcPr>
-          <w:p>
-            <w:pPr>
-              <w:jc w:val="center"/>
-            </w:pPr>
-            <w:r>
-              <w:t xml:space="preserve"> Extra </w:t>
-            </w:r>
-            <w:r>
-              <w:t>Long Table Descriptor</w:t>
-            </w:r>
-          </w:p>
-        </w:tc>
-        <w:tc>
-          <w:tcPr>
-            <w:tcW w:w="654" w:type="dxa"/>
-          </w:tcPr>
-          <w:p>
-            <w:pPr>
-              <w:jc w:val="center"/>
-            </w:pPr>
-          </w:p>
-        </w:tc>
-      </w:tr>
-      <w:tr>
-        <w:tc>
-          <w:tcPr>
-            <w:tcW w:w="604" w:type="dxa"/>
-          </w:tcPr>
-          <w:p>
-            <w:pPr>
-              <w:jc w:val="center"/>
-            </w:pPr>
-            <w:r>
-              <w:t>127</w:t>
-            </w:r>
-          </w:p>
-        </w:tc>
-        <w:tc>
-          <w:tcPr>
-            <w:tcW w:w="585" w:type="dxa"/>
-            <w:gridSpan w:val="2"/>
-          </w:tcPr>
-          <w:p>
-            <w:pPr>
-              <w:jc w:val="center"/>
-            </w:pPr>
-            <w:r>
-              <w:t>L/U</w:t>
-            </w:r>
-          </w:p>
-        </w:tc>
-        <w:tc>
-          <w:tcPr>
-            <w:tcW w:w="5602" w:type="dxa"/>
-            <w:gridSpan w:val="15"/>
-          </w:tcPr>
-          <w:p>
-            <w:pPr>
-              <w:jc w:val="center"/>
-            </w:pPr>
-            <w:r>
-              <w:t>Limit</w:t>
-            </w:r>
-            <w:r>
-              <w:rPr>
-                <w:vertAlign w:val="subscript"/>
-              </w:rPr>
-              <w:t>14…0</w:t>
-            </w:r>
-          </w:p>
-        </w:tc>
-        <w:tc>
-          <w:tcPr>
-            <w:tcW w:w="654" w:type="dxa"/>
-          </w:tcPr>
-          <w:p>
-            <w:pPr>
-              <w:jc w:val="center"/>
-            </w:pPr>
-            <w:r>
-              <w:t>112</w:t>
-            </w:r>
-          </w:p>
-        </w:tc>
-      </w:tr>
-      <w:tr>
-        <w:tc>
-          <w:tcPr>
-            <w:tcW w:w="604" w:type="dxa"/>
-          </w:tcPr>
-          <w:p>
-            <w:pPr>
-              <w:jc w:val="center"/>
-            </w:pPr>
-            <w:r>
-              <w:t>111</w:t>
-            </w:r>
-          </w:p>
-        </w:tc>
-        <w:tc>
-          <w:tcPr>
-            <w:tcW w:w="899" w:type="dxa"/>
-            <w:gridSpan w:val="3"/>
-          </w:tcPr>
-          <w:p>
-            <w:pPr>
-              <w:jc w:val="center"/>
-            </w:pPr>
-            <w:r>
-              <w:t>RAL</w:t>
-            </w:r>
-            <w:r>
-              <w:rPr>
-                <w:vertAlign w:val="subscript"/>
-              </w:rPr>
-              <w:t>7…5</w:t>
-            </w:r>
-          </w:p>
-        </w:tc>
-        <w:tc>
-          <w:tcPr>
-            <w:tcW w:w="952" w:type="dxa"/>
-            <w:gridSpan w:val="2"/>
-          </w:tcPr>
-          <w:p>
-            <w:pPr>
-              <w:jc w:val="center"/>
-            </w:pPr>
-            <w:r>
-              <w:t>WAL</w:t>
-            </w:r>
-            <w:r>
-              <w:rPr>
-                <w:vertAlign w:val="subscript"/>
-              </w:rPr>
-              <w:t>7…5</w:t>
-            </w:r>
-          </w:p>
-        </w:tc>
-        <w:tc>
-          <w:tcPr>
-            <w:tcW w:w="556" w:type="dxa"/>
-            <w:gridSpan w:val="2"/>
-          </w:tcPr>
-          <w:p>
-            <w:pPr>
-              <w:jc w:val="center"/>
-            </w:pPr>
-            <w:r>
-              <w:t>SG</w:t>
-            </w:r>
-          </w:p>
-        </w:tc>
-        <w:tc>
-          <w:tcPr>
-            <w:tcW w:w="354" w:type="dxa"/>
-          </w:tcPr>
-          <w:p>
-            <w:pPr>
-              <w:jc w:val="center"/>
-            </w:pPr>
-            <w:r>
-              <w:t>S</w:t>
-            </w:r>
-          </w:p>
-        </w:tc>
-        <w:tc>
-          <w:tcPr>
-            <w:tcW w:w="427" w:type="dxa"/>
-            <w:gridSpan w:val="2"/>
-          </w:tcPr>
-          <w:p>
-            <w:pPr>
-              <w:jc w:val="center"/>
-            </w:pPr>
-            <w:r>
-              <w:t>0</w:t>
-            </w:r>
-          </w:p>
-        </w:tc>
-        <w:tc>
-          <w:tcPr>
-            <w:tcW w:w="525" w:type="dxa"/>
-          </w:tcPr>
-          <w:p>
-            <w:pPr>
-              <w:jc w:val="center"/>
-            </w:pPr>
-            <w:r>
-              <w:t>0</w:t>
-            </w:r>
-          </w:p>
-        </w:tc>
-        <w:tc>
-          <w:tcPr>
-            <w:tcW w:w="364" w:type="dxa"/>
-          </w:tcPr>
-          <w:p>
-            <w:pPr>
-              <w:jc w:val="center"/>
-            </w:pPr>
-            <w:r>
-              <w:t>0</w:t>
-            </w:r>
-          </w:p>
-        </w:tc>
-        <w:tc>
-          <w:tcPr>
-            <w:tcW w:w="442" w:type="dxa"/>
-          </w:tcPr>
-          <w:p>
-            <w:pPr>
-              <w:jc w:val="center"/>
-            </w:pPr>
-            <w:r>
-              <w:t>0</w:t>
-            </w:r>
-          </w:p>
-        </w:tc>
-        <w:tc>
-          <w:tcPr>
-            <w:tcW w:w="380" w:type="dxa"/>
-            <w:gridSpan w:val="2"/>
-          </w:tcPr>
-          <w:p>
-            <w:pPr>
-              <w:jc w:val="center"/>
-            </w:pPr>
-            <w:r>
-              <w:t>U</w:t>
-            </w:r>
-          </w:p>
-        </w:tc>
-        <w:tc>
-          <w:tcPr>
-            <w:tcW w:w="582" w:type="dxa"/>
-          </w:tcPr>
-          <w:p>
-            <w:pPr>
-              <w:jc w:val="center"/>
-            </w:pPr>
-            <w:r>
-              <w:t>WP</w:t>
-            </w:r>
-          </w:p>
-        </w:tc>
-        <w:tc>
-          <w:tcPr>
-            <w:tcW w:w="706" w:type="dxa"/>
-          </w:tcPr>
-          <w:p>
-            <w:pPr>
-              <w:jc w:val="center"/>
-            </w:pPr>
-            <w:r>
-              <w:t>DT</w:t>
-            </w:r>
-            <w:r>
-              <w:rPr>
-                <w:vertAlign w:val="subscript"/>
-              </w:rPr>
-              <w:t>2</w:t>
-            </w:r>
-          </w:p>
-        </w:tc>
-        <w:tc>
-          <w:tcPr>
-            <w:tcW w:w="654" w:type="dxa"/>
-          </w:tcPr>
-          <w:p>
-            <w:pPr>
-              <w:jc w:val="center"/>
-            </w:pPr>
-            <w:r>
-              <w:t>96</w:t>
-            </w:r>
-          </w:p>
-        </w:tc>
-      </w:tr>
-      <w:tr>
-        <w:tc>
-          <w:tcPr>
-            <w:tcW w:w="604" w:type="dxa"/>
-          </w:tcPr>
-          <w:p>
-            <w:pPr>
-              <w:jc w:val="center"/>
-            </w:pPr>
-            <w:r>
-              <w:t>95</w:t>
-            </w:r>
-          </w:p>
-        </w:tc>
-        <w:tc>
-          <w:tcPr>
-            <w:tcW w:w="6187" w:type="dxa"/>
-            <w:gridSpan w:val="17"/>
-          </w:tcPr>
-          <w:p>
-            <w:pPr>
-              <w:jc w:val="center"/>
-            </w:pPr>
-            <w:r>
-              <w:t>PA</w:t>
-            </w:r>
-            <w:r>
-              <w:rPr>
-                <w:vertAlign w:val="subscript"/>
-              </w:rPr>
-              <w:t>31…16</w:t>
-            </w:r>
-          </w:p>
-        </w:tc>
-        <w:tc>
-          <w:tcPr>
-            <w:tcW w:w="654" w:type="dxa"/>
-          </w:tcPr>
-          <w:p>
-            <w:pPr>
-              <w:jc w:val="center"/>
-            </w:pPr>
-            <w:r>
-              <w:t>80</w:t>
-            </w:r>
-          </w:p>
-        </w:tc>
-      </w:tr>
-      <w:tr>
-        <w:tc>
-          <w:tcPr>
-            <w:tcW w:w="604" w:type="dxa"/>
-          </w:tcPr>
-          <w:p>
-            <w:pPr>
-              <w:jc w:val="center"/>
-            </w:pPr>
-            <w:r>
-              <w:t>79</w:t>
-            </w:r>
-          </w:p>
-        </w:tc>
-        <w:tc>
-          <w:tcPr>
-            <w:tcW w:w="4519" w:type="dxa"/>
-            <w:gridSpan w:val="13"/>
-          </w:tcPr>
-          <w:p>
-            <w:pPr>
-              <w:jc w:val="center"/>
-            </w:pPr>
-            <w:r>
-              <w:t>PA</w:t>
-            </w:r>
-            <w:r>
-              <w:rPr>
-                <w:vertAlign w:val="subscript"/>
-              </w:rPr>
-              <w:t>15…4</w:t>
-            </w:r>
-          </w:p>
-        </w:tc>
-        <w:tc>
-          <w:tcPr>
-            <w:tcW w:w="380" w:type="dxa"/>
-            <w:gridSpan w:val="2"/>
-            <w:shd w:val="thinDiagStripe" w:color="auto" w:fill="auto"/>
-          </w:tcPr>
-          <w:p>
-            <w:pPr>
-              <w:jc w:val="center"/>
-            </w:pPr>
-            <w:r>
-              <w:t>~</w:t>
-            </w:r>
-          </w:p>
-        </w:tc>
-        <w:tc>
-          <w:tcPr>
-            <w:tcW w:w="582" w:type="dxa"/>
-            <w:shd w:val="thinDiagStripe" w:color="auto" w:fill="auto"/>
-          </w:tcPr>
-          <w:p>
-            <w:pPr>
-              <w:jc w:val="center"/>
-            </w:pPr>
-            <w:r>
-              <w:t>~</w:t>
-            </w:r>
-          </w:p>
-        </w:tc>
-        <w:tc>
-          <w:tcPr>
-            <w:tcW w:w="706" w:type="dxa"/>
-            <w:shd w:val="thinDiagStripe" w:color="auto" w:fill="auto"/>
-          </w:tcPr>
-          <w:p>
-            <w:pPr>
-              <w:jc w:val="center"/>
-            </w:pPr>
-            <w:r>
-              <w:t>~</w:t>
-            </w:r>
-            <w:r>
-              <w:rPr>
-                <w:vertAlign w:val="subscript"/>
-              </w:rPr>
-              <w:t>2</w:t>
-            </w:r>
-          </w:p>
-        </w:tc>
-        <w:tc>
-          <w:tcPr>
-            <w:tcW w:w="654" w:type="dxa"/>
-          </w:tcPr>
-          <w:p>
-            <w:pPr>
-              <w:jc w:val="center"/>
-            </w:pPr>
-            <w:r>
-              <w:t>64</w:t>
-            </w:r>
-          </w:p>
-        </w:tc>
-      </w:tr>
-      <w:tr>
-        <w:tc>
-          <w:tcPr>
-            <w:tcW w:w="604" w:type="dxa"/>
-          </w:tcPr>
-          <w:p>
-            <w:pPr>
-              <w:jc w:val="center"/>
-            </w:pPr>
-            <w:r>
-              <w:t>63</w:t>
-            </w:r>
-          </w:p>
-        </w:tc>
-        <w:tc>
-          <w:tcPr>
-            <w:tcW w:w="6187" w:type="dxa"/>
-            <w:gridSpan w:val="17"/>
-          </w:tcPr>
-          <w:p>
-            <w:pPr>
-              <w:jc w:val="center"/>
-            </w:pPr>
-            <w:r>
-              <w:t>PA</w:t>
-            </w:r>
-            <w:r>
-              <w:rPr>
-                <w:vertAlign w:val="subscript"/>
-              </w:rPr>
-              <w:t>63…48</w:t>
-            </w:r>
-          </w:p>
-        </w:tc>
-        <w:tc>
-          <w:tcPr>
-            <w:tcW w:w="654" w:type="dxa"/>
-          </w:tcPr>
-          <w:p>
-            <w:pPr>
-              <w:jc w:val="center"/>
-            </w:pPr>
-            <w:r>
-              <w:t>48</w:t>
-            </w:r>
-          </w:p>
-        </w:tc>
-      </w:tr>
-      <w:tr>
-        <w:tc>
-          <w:tcPr>
-            <w:tcW w:w="604" w:type="dxa"/>
-          </w:tcPr>
-          <w:p>
-            <w:pPr>
-              <w:jc w:val="center"/>
-            </w:pPr>
-            <w:r>
-              <w:t>47</w:t>
-            </w:r>
-          </w:p>
-        </w:tc>
-        <w:tc>
-          <w:tcPr>
-            <w:tcW w:w="6187" w:type="dxa"/>
-            <w:gridSpan w:val="17"/>
-          </w:tcPr>
-          <w:p>
-            <w:pPr>
-              <w:jc w:val="center"/>
-            </w:pPr>
-            <w:r>
-              <w:t>PA</w:t>
-            </w:r>
-            <w:r>
-              <w:rPr>
-                <w:vertAlign w:val="subscript"/>
-              </w:rPr>
-              <w:t>37…31</w:t>
-            </w:r>
-          </w:p>
-        </w:tc>
-        <w:tc>
-          <w:tcPr>
-            <w:tcW w:w="654" w:type="dxa"/>
-          </w:tcPr>
-          <w:p>
-            <w:pPr>
-              <w:jc w:val="center"/>
-            </w:pPr>
-            <w:r>
-              <w:t>32</w:t>
-            </w:r>
-          </w:p>
-        </w:tc>
-      </w:tr>
-      <w:tr>
-        <w:tc>
-          <w:tcPr>
-            <w:tcW w:w="604" w:type="dxa"/>
-          </w:tcPr>
-          <w:p>
-            <w:pPr>
-              <w:jc w:val="center"/>
-            </w:pPr>
-            <w:r>
-              <w:t>31</w:t>
-            </w:r>
-          </w:p>
-        </w:tc>
-        <w:tc>
-          <w:tcPr>
-            <w:tcW w:w="1221" w:type="dxa"/>
-            <w:gridSpan w:val="4"/>
-            <w:tcBorders>
-              <w:bottom w:val="single" w:sz="4" w:space="0" w:color="auto"/>
-            </w:tcBorders>
-          </w:tcPr>
-          <w:p>
-            <w:pPr>
-              <w:jc w:val="center"/>
-            </w:pPr>
-            <w:r>
-              <w:t>LVL</w:t>
-            </w:r>
-            <w:r>
-              <w:rPr>
-                <w:vertAlign w:val="subscript"/>
-              </w:rPr>
-              <w:t>3</w:t>
-            </w:r>
-          </w:p>
-        </w:tc>
-        <w:tc>
-          <w:tcPr>
-            <w:tcW w:w="1129" w:type="dxa"/>
-            <w:gridSpan w:val="2"/>
-            <w:tcBorders>
-              <w:bottom w:val="single" w:sz="4" w:space="0" w:color="auto"/>
-            </w:tcBorders>
-          </w:tcPr>
-          <w:p>
-            <w:pPr>
-              <w:jc w:val="center"/>
-            </w:pPr>
-            <w:r>
-              <w:t>RGN</w:t>
-            </w:r>
-            <w:r>
-              <w:rPr>
-                <w:vertAlign w:val="subscript"/>
-              </w:rPr>
-              <w:t>3</w:t>
-            </w:r>
-          </w:p>
-        </w:tc>
-        <w:tc>
-          <w:tcPr>
-            <w:tcW w:w="2252" w:type="dxa"/>
-            <w:gridSpan w:val="8"/>
-            <w:tcBorders>
-              <w:bottom w:val="single" w:sz="4" w:space="0" w:color="auto"/>
-            </w:tcBorders>
-          </w:tcPr>
-          <w:p>
-            <w:pPr>
-              <w:jc w:val="center"/>
-            </w:pPr>
-            <w:r>
-              <w:t>RAL</w:t>
-            </w:r>
-            <w:r>
-              <w:rPr>
-                <w:vertAlign w:val="subscript"/>
-              </w:rPr>
-              <w:t>4…0</w:t>
-            </w:r>
-          </w:p>
-        </w:tc>
-        <w:tc>
-          <w:tcPr>
-            <w:tcW w:w="1585" w:type="dxa"/>
-            <w:gridSpan w:val="3"/>
-            <w:tcBorders>
-              <w:bottom w:val="single" w:sz="4" w:space="0" w:color="auto"/>
-            </w:tcBorders>
-          </w:tcPr>
-          <w:p>
-            <w:pPr>
-              <w:jc w:val="center"/>
-            </w:pPr>
-            <w:r>
-              <w:t>WAL</w:t>
-            </w:r>
-            <w:r>
-              <w:rPr>
-                <w:vertAlign w:val="subscript"/>
-              </w:rPr>
-              <w:t>4…0</w:t>
-            </w:r>
-          </w:p>
-        </w:tc>
-        <w:tc>
-          <w:tcPr>
-            <w:tcW w:w="654" w:type="dxa"/>
-          </w:tcPr>
-          <w:p>
-            <w:pPr>
-              <w:jc w:val="center"/>
-            </w:pPr>
-            <w:r>
-              <w:t>16</w:t>
-            </w:r>
-          </w:p>
-        </w:tc>
-      </w:tr>
-      <w:tr>
-        <w:tc>
-          <w:tcPr>
-            <w:tcW w:w="604" w:type="dxa"/>
-          </w:tcPr>
-          <w:p>
-            <w:pPr>
-              <w:jc w:val="center"/>
-            </w:pPr>
-            <w:r>
-              <w:t>15</w:t>
-            </w:r>
-          </w:p>
-        </w:tc>
-        <w:tc>
-          <w:tcPr>
-            <w:tcW w:w="486" w:type="dxa"/>
-          </w:tcPr>
-          <w:p>
-            <w:pPr>
-              <w:jc w:val="center"/>
-            </w:pPr>
-            <w:r>
-              <w:t>DT</w:t>
-            </w:r>
-          </w:p>
-        </w:tc>
-        <w:tc>
-          <w:tcPr>
-            <w:tcW w:w="2607" w:type="dxa"/>
-            <w:gridSpan w:val="8"/>
-            <w:shd w:val="thinDiagStripe" w:color="auto" w:fill="auto"/>
-          </w:tcPr>
-          <w:p>
-            <w:pPr>
-              <w:jc w:val="center"/>
-            </w:pPr>
-          </w:p>
-        </w:tc>
-        <w:tc>
-          <w:tcPr>
-            <w:tcW w:w="3094" w:type="dxa"/>
-            <w:gridSpan w:val="8"/>
-          </w:tcPr>
-          <w:p>
-            <w:pPr>
-              <w:jc w:val="center"/>
-            </w:pPr>
-            <w:r>
-              <w:t>Limit</w:t>
-            </w:r>
-            <w:r>
-              <w:rPr>
-                <w:vertAlign w:val="subscript"/>
-              </w:rPr>
-              <w:t>22…15</w:t>
-            </w:r>
-          </w:p>
-        </w:tc>
-        <w:tc>
-          <w:tcPr>
-            <w:tcW w:w="654" w:type="dxa"/>
-          </w:tcPr>
-          <w:p>
-            <w:pPr>
-              <w:jc w:val="center"/>
-            </w:pPr>
-            <w:r>
-              <w:t>0</w:t>
-            </w:r>
-          </w:p>
-        </w:tc>
-      </w:tr>
-    </w:tbl>
-    <w:p/>
-    <w:p>
-      <w:pPr>
-        <w:pStyle w:val="ListParagraph"/>
-        <w:numPr>
-          <w:ilvl w:val="0"/>
-          <w:numId w:val="1"/>
-        </w:numPr>
-      </w:pPr>
-      <w:r>
-        <w:t>The limit field has been extended to 23-bits allowing up to 2</w:t>
-      </w:r>
-      <w:r>
-        <w:rPr>
-          <w:vertAlign w:val="superscript"/>
-        </w:rPr>
-        <w:t>23</w:t>
-      </w:r>
-      <w:r>
-        <w:t xml:space="preserve"> entries per table.</w:t>
-      </w:r>
-    </w:p>
-    <w:p>
-      <w:pPr>
-        <w:pStyle w:val="ListParagraph"/>
-        <w:numPr>
-          <w:ilvl w:val="0"/>
-          <w:numId w:val="1"/>
-        </w:numPr>
-      </w:pPr>
-      <w:r>
-        <w:t>RAL, WAL fields have been extended to eight bits</w:t>
-      </w:r>
-      <w:r>
-        <w:t xml:space="preserve"> allowing finer grained access levels.</w:t>
-      </w:r>
-    </w:p>
-    <w:p>
-      <w:pPr>
-        <w:pStyle w:val="ListParagraph"/>
-        <w:numPr>
-          <w:ilvl w:val="0"/>
-          <w:numId w:val="1"/>
-        </w:numPr>
-      </w:pPr>
-      <w:r>
-        <w:t>An additional 32-bit has been added to the physical address, physical addresses up to 64-bits may be specified.</w:t>
-      </w:r>
-    </w:p>
-    <w:p>
-      <w:pPr>
-        <w:pStyle w:val="ListParagraph"/>
-        <w:numPr>
-          <w:ilvl w:val="0"/>
-          <w:numId w:val="1"/>
-        </w:numPr>
-      </w:pPr>
-      <w:r>
-        <w:t>The RGN field is a three-bit index into an eight</w:t>
-      </w:r>
-      <w:r>
-        <w:t>-</w:t>
-      </w:r>
-      <w:r>
-        <w:t>entry region table describing</w:t>
-      </w:r>
-      <w:r>
-        <w:t xml:space="preserve"> associated memory regions.</w:t>
-      </w:r>
-    </w:p>
-    <w:p>
-      <w:pPr>
-        <w:pStyle w:val="ListParagraph"/>
-        <w:numPr>
-          <w:ilvl w:val="0"/>
-          <w:numId w:val="1"/>
-        </w:numPr>
-      </w:pPr>
-      <w:r>
-        <w:t>The LVL field reflects the table level that the descriptor points to.</w:t>
-      </w:r>
-    </w:p>
-    <w:p>
-      <w:r>
-        <w:br w:type="page"/>
-      </w:r>
-    </w:p>
-    <w:p>
-      <w:pPr>
-        <w:pStyle w:val="Heading2"/>
-      </w:pPr>
-      <w:r>
-        <w:lastRenderedPageBreak/>
-        <w:t>Existing Page Descriptor Formats</w:t>
-      </w:r>
-    </w:p>
-    <w:p/>
-    <w:tbl>
-      <w:tblPr>
-        <w:tblStyle w:val="TableGrid"/>
-        <w:tblW w:w="0" w:type="auto"/>
-        <w:tblInd w:w="607" w:type="dxa"/>
-        <w:tblLook w:val="04A0" w:firstRow="1" w:lastRow="0" w:firstColumn="1" w:lastColumn="0" w:noHBand="0" w:noVBand="1"/>
-      </w:tblPr>
-      <w:tblGrid>
-        <w:gridCol w:w="604"/>
-        <w:gridCol w:w="2470"/>
-        <w:gridCol w:w="450"/>
-        <w:gridCol w:w="621"/>
-        <w:gridCol w:w="474"/>
-        <w:gridCol w:w="504"/>
-        <w:gridCol w:w="380"/>
-        <w:gridCol w:w="582"/>
-        <w:gridCol w:w="706"/>
-        <w:gridCol w:w="654"/>
-      </w:tblGrid>
-      <w:tr>
-        <w:tc>
-          <w:tcPr>
-            <w:tcW w:w="604" w:type="dxa"/>
-          </w:tcPr>
-          <w:p>
-            <w:pPr>
-              <w:jc w:val="center"/>
-            </w:pPr>
-          </w:p>
-        </w:tc>
-        <w:tc>
-          <w:tcPr>
-            <w:tcW w:w="6187" w:type="dxa"/>
-            <w:gridSpan w:val="8"/>
-            <w:shd w:val="clear" w:color="auto" w:fill="D9D9D9" w:themeFill="background1" w:themeFillShade="D9"/>
-          </w:tcPr>
-          <w:p>
-            <w:pPr>
-              <w:jc w:val="center"/>
-            </w:pPr>
-            <w:r>
-              <w:t xml:space="preserve">Short </w:t>
-            </w:r>
-            <w:r>
-              <w:t>Page</w:t>
-            </w:r>
-            <w:r>
-              <w:t xml:space="preserve"> Descriptor</w:t>
-            </w:r>
-            <w:r>
-              <w:t xml:space="preserve"> (Type 1 &amp; 2)</w:t>
-            </w:r>
-          </w:p>
-        </w:tc>
-        <w:tc>
-          <w:tcPr>
-            <w:tcW w:w="654" w:type="dxa"/>
-          </w:tcPr>
-          <w:p>
-            <w:pPr>
-              <w:jc w:val="center"/>
-            </w:pPr>
-          </w:p>
-        </w:tc>
-      </w:tr>
-      <w:tr>
-        <w:tc>
-          <w:tcPr>
-            <w:tcW w:w="604" w:type="dxa"/>
-          </w:tcPr>
-          <w:p>
-            <w:pPr>
-              <w:jc w:val="center"/>
-            </w:pPr>
-            <w:r>
-              <w:t>31</w:t>
-            </w:r>
-          </w:p>
-        </w:tc>
-        <w:tc>
-          <w:tcPr>
-            <w:tcW w:w="6187" w:type="dxa"/>
-            <w:gridSpan w:val="8"/>
-          </w:tcPr>
-          <w:p>
-            <w:pPr>
-              <w:jc w:val="center"/>
-            </w:pPr>
-            <w:r>
-              <w:t>PA</w:t>
-            </w:r>
-            <w:r>
-              <w:rPr>
-                <w:vertAlign w:val="subscript"/>
-              </w:rPr>
-              <w:t>31…16</w:t>
-            </w:r>
-          </w:p>
-        </w:tc>
-        <w:tc>
-          <w:tcPr>
-            <w:tcW w:w="654" w:type="dxa"/>
-          </w:tcPr>
-          <w:p>
-            <w:pPr>
-              <w:jc w:val="center"/>
-            </w:pPr>
-            <w:r>
-              <w:t>16</w:t>
-            </w:r>
-          </w:p>
-        </w:tc>
-      </w:tr>
-      <w:tr>
-        <w:tc>
-          <w:tcPr>
-            <w:tcW w:w="604" w:type="dxa"/>
-          </w:tcPr>
-          <w:p>
-            <w:pPr>
-              <w:jc w:val="center"/>
-            </w:pPr>
-            <w:r>
-              <w:t>15</w:t>
-            </w:r>
-          </w:p>
-        </w:tc>
-        <w:tc>
-          <w:tcPr>
-            <w:tcW w:w="2470" w:type="dxa"/>
-          </w:tcPr>
-          <w:p>
-            <w:pPr>
-              <w:jc w:val="center"/>
-            </w:pPr>
-            <w:r>
-              <w:t>PA</w:t>
-            </w:r>
-            <w:r>
-              <w:rPr>
-                <w:vertAlign w:val="subscript"/>
-              </w:rPr>
-              <w:t>15…</w:t>
-            </w:r>
-            <w:r>
-              <w:rPr>
-                <w:vertAlign w:val="subscript"/>
-              </w:rPr>
-              <w:t>8</w:t>
-            </w:r>
-          </w:p>
-        </w:tc>
-        <w:tc>
-          <w:tcPr>
-            <w:tcW w:w="450" w:type="dxa"/>
-          </w:tcPr>
-          <w:p>
-            <w:pPr>
-              <w:jc w:val="center"/>
-            </w:pPr>
-            <w:r>
-              <w:t>G</w:t>
-            </w:r>
-          </w:p>
-        </w:tc>
-        <w:tc>
-          <w:tcPr>
-            <w:tcW w:w="621" w:type="dxa"/>
-          </w:tcPr>
-          <w:p>
-            <w:pPr>
-              <w:jc w:val="center"/>
-            </w:pPr>
-            <w:r>
-              <w:t>CI</w:t>
-            </w:r>
-          </w:p>
-        </w:tc>
-        <w:tc>
-          <w:tcPr>
-            <w:tcW w:w="474" w:type="dxa"/>
-          </w:tcPr>
-          <w:p>
-            <w:pPr>
-              <w:jc w:val="center"/>
-            </w:pPr>
-            <w:r>
-              <w:t>L</w:t>
-            </w:r>
-          </w:p>
-        </w:tc>
-        <w:tc>
-          <w:tcPr>
-            <w:tcW w:w="504" w:type="dxa"/>
-          </w:tcPr>
-          <w:p>
-            <w:pPr>
-              <w:jc w:val="center"/>
-            </w:pPr>
-            <w:r>
-              <w:t>M</w:t>
-            </w:r>
-          </w:p>
-        </w:tc>
-        <w:tc>
-          <w:tcPr>
-            <w:tcW w:w="380" w:type="dxa"/>
-          </w:tcPr>
-          <w:p>
-            <w:pPr>
-              <w:jc w:val="center"/>
-            </w:pPr>
-            <w:r>
-              <w:t>U</w:t>
-            </w:r>
-          </w:p>
-        </w:tc>
-        <w:tc>
-          <w:tcPr>
-            <w:tcW w:w="582" w:type="dxa"/>
-          </w:tcPr>
-          <w:p>
-            <w:pPr>
-              <w:jc w:val="center"/>
-            </w:pPr>
-            <w:r>
-              <w:t>WP</w:t>
-            </w:r>
-          </w:p>
-        </w:tc>
-        <w:tc>
-          <w:tcPr>
-            <w:tcW w:w="706" w:type="dxa"/>
-          </w:tcPr>
-          <w:p>
-            <w:pPr>
-              <w:jc w:val="center"/>
-            </w:pPr>
-            <w:r>
-              <w:t>DT</w:t>
-            </w:r>
-            <w:r>
-              <w:rPr>
-                <w:vertAlign w:val="subscript"/>
-              </w:rPr>
-              <w:t>2</w:t>
-            </w:r>
-          </w:p>
-        </w:tc>
-        <w:tc>
-          <w:tcPr>
-            <w:tcW w:w="654" w:type="dxa"/>
-          </w:tcPr>
-          <w:p>
-            <w:pPr>
-              <w:jc w:val="center"/>
-            </w:pPr>
-            <w:r>
-              <w:t>0</w:t>
-            </w:r>
-          </w:p>
-        </w:tc>
-      </w:tr>
-    </w:tbl>
-    <w:p/>
-    <w:tbl>
-      <w:tblPr>
-        <w:tblStyle w:val="TableGrid"/>
-        <w:tblW w:w="0" w:type="auto"/>
-        <w:tblInd w:w="607" w:type="dxa"/>
-        <w:tblLook w:val="04A0" w:firstRow="1" w:lastRow="0" w:firstColumn="1" w:lastColumn="0" w:noHBand="0" w:noVBand="1"/>
-      </w:tblPr>
-      <w:tblGrid>
-        <w:gridCol w:w="604"/>
-        <w:gridCol w:w="899"/>
-        <w:gridCol w:w="952"/>
-        <w:gridCol w:w="556"/>
-        <w:gridCol w:w="354"/>
-        <w:gridCol w:w="427"/>
-        <w:gridCol w:w="525"/>
-        <w:gridCol w:w="364"/>
-        <w:gridCol w:w="442"/>
-        <w:gridCol w:w="380"/>
-        <w:gridCol w:w="582"/>
-        <w:gridCol w:w="706"/>
-        <w:gridCol w:w="654"/>
-      </w:tblGrid>
-      <w:tr>
-        <w:tc>
-          <w:tcPr>
-            <w:tcW w:w="604" w:type="dxa"/>
-          </w:tcPr>
-          <w:p>
-            <w:pPr>
-              <w:jc w:val="center"/>
-            </w:pPr>
-          </w:p>
-        </w:tc>
-        <w:tc>
-          <w:tcPr>
-            <w:tcW w:w="6187" w:type="dxa"/>
-            <w:gridSpan w:val="11"/>
-            <w:tcBorders>
-              <w:bottom w:val="single" w:sz="4" w:space="0" w:color="auto"/>
-            </w:tcBorders>
-            <w:shd w:val="clear" w:color="auto" w:fill="D9D9D9" w:themeFill="background1" w:themeFillShade="D9"/>
-          </w:tcPr>
-          <w:p>
-            <w:pPr>
-              <w:jc w:val="center"/>
-            </w:pPr>
-            <w:r>
-              <w:t xml:space="preserve">Long </w:t>
-            </w:r>
-            <w:r>
-              <w:t>Page</w:t>
-            </w:r>
-            <w:r>
-              <w:t xml:space="preserve"> Descriptor</w:t>
-            </w:r>
-            <w:r>
-              <w:t xml:space="preserve"> – Type 1</w:t>
-            </w:r>
-          </w:p>
-        </w:tc>
-        <w:tc>
-          <w:tcPr>
-            <w:tcW w:w="654" w:type="dxa"/>
-          </w:tcPr>
-          <w:p>
-            <w:pPr>
-              <w:jc w:val="center"/>
-            </w:pPr>
-          </w:p>
-        </w:tc>
-      </w:tr>
-      <w:tr>
-        <w:tc>
-          <w:tcPr>
-            <w:tcW w:w="604" w:type="dxa"/>
-          </w:tcPr>
-          <w:p>
-            <w:pPr>
-              <w:jc w:val="center"/>
-            </w:pPr>
-            <w:r>
-              <w:t>63</w:t>
-            </w:r>
-          </w:p>
-        </w:tc>
-        <w:tc>
-          <w:tcPr>
-            <w:tcW w:w="6187" w:type="dxa"/>
-            <w:gridSpan w:val="11"/>
-            <w:shd w:val="thinDiagStripe" w:color="auto" w:fill="auto"/>
-          </w:tcPr>
-          <w:p>
-            <w:pPr>
-              <w:jc w:val="center"/>
-            </w:pPr>
-            <w:r>
-              <w:t>~</w:t>
-            </w:r>
-          </w:p>
-        </w:tc>
-        <w:tc>
-          <w:tcPr>
-            <w:tcW w:w="654" w:type="dxa"/>
-          </w:tcPr>
-          <w:p>
-            <w:pPr>
-              <w:jc w:val="center"/>
-            </w:pPr>
-            <w:r>
-              <w:t>48</w:t>
-            </w:r>
-          </w:p>
-        </w:tc>
-      </w:tr>
-      <w:tr>
-        <w:tc>
-          <w:tcPr>
-            <w:tcW w:w="604" w:type="dxa"/>
-          </w:tcPr>
-          <w:p>
-            <w:pPr>
-              <w:jc w:val="center"/>
-            </w:pPr>
-            <w:r>
-              <w:t>47</w:t>
-            </w:r>
-          </w:p>
-        </w:tc>
-        <w:tc>
-          <w:tcPr>
-            <w:tcW w:w="899" w:type="dxa"/>
-          </w:tcPr>
-          <w:p>
-            <w:pPr>
-              <w:jc w:val="center"/>
-            </w:pPr>
-            <w:r>
-              <w:t>RAL</w:t>
-            </w:r>
-            <w:r>
-              <w:rPr>
-                <w:vertAlign w:val="subscript"/>
-              </w:rPr>
-              <w:t>3</w:t>
-            </w:r>
-          </w:p>
-        </w:tc>
-        <w:tc>
-          <w:tcPr>
-            <w:tcW w:w="952" w:type="dxa"/>
-          </w:tcPr>
-          <w:p>
-            <w:pPr>
-              <w:jc w:val="center"/>
-            </w:pPr>
-            <w:r>
-              <w:t>WAL</w:t>
-            </w:r>
-            <w:r>
-              <w:rPr>
-                <w:vertAlign w:val="subscript"/>
-              </w:rPr>
-              <w:t>3</w:t>
-            </w:r>
-          </w:p>
-        </w:tc>
-        <w:tc>
-          <w:tcPr>
-            <w:tcW w:w="556" w:type="dxa"/>
-          </w:tcPr>
-          <w:p>
-            <w:pPr>
-              <w:jc w:val="center"/>
-            </w:pPr>
-            <w:r>
-              <w:t>SG</w:t>
-            </w:r>
-          </w:p>
-        </w:tc>
-        <w:tc>
-          <w:tcPr>
-            <w:tcW w:w="354" w:type="dxa"/>
-          </w:tcPr>
-          <w:p>
-            <w:pPr>
-              <w:jc w:val="center"/>
-            </w:pPr>
-            <w:r>
-              <w:t>S</w:t>
-            </w:r>
-          </w:p>
-        </w:tc>
-        <w:tc>
-          <w:tcPr>
-            <w:tcW w:w="427" w:type="dxa"/>
-          </w:tcPr>
-          <w:p>
-            <w:pPr>
-              <w:jc w:val="center"/>
-            </w:pPr>
-            <w:r>
-              <w:t>G</w:t>
-            </w:r>
-          </w:p>
-        </w:tc>
-        <w:tc>
-          <w:tcPr>
-            <w:tcW w:w="525" w:type="dxa"/>
-          </w:tcPr>
-          <w:p>
-            <w:pPr>
-              <w:jc w:val="center"/>
-            </w:pPr>
-            <w:r>
-              <w:t>CI</w:t>
-            </w:r>
-          </w:p>
-        </w:tc>
-        <w:tc>
-          <w:tcPr>
-            <w:tcW w:w="364" w:type="dxa"/>
-          </w:tcPr>
-          <w:p>
-            <w:pPr>
-              <w:jc w:val="center"/>
-            </w:pPr>
-            <w:r>
-              <w:t>L</w:t>
-            </w:r>
-          </w:p>
-        </w:tc>
-        <w:tc>
-          <w:tcPr>
-            <w:tcW w:w="442" w:type="dxa"/>
-          </w:tcPr>
-          <w:p>
-            <w:pPr>
-              <w:jc w:val="center"/>
-            </w:pPr>
-            <w:r>
-              <w:t>M</w:t>
-            </w:r>
-          </w:p>
-        </w:tc>
-        <w:tc>
-          <w:tcPr>
-            <w:tcW w:w="380" w:type="dxa"/>
-          </w:tcPr>
-          <w:p>
-            <w:pPr>
-              <w:jc w:val="center"/>
-            </w:pPr>
-            <w:r>
-              <w:t>U</w:t>
-            </w:r>
-          </w:p>
-        </w:tc>
-        <w:tc>
-          <w:tcPr>
-            <w:tcW w:w="582" w:type="dxa"/>
-          </w:tcPr>
-          <w:p>
-            <w:pPr>
-              <w:jc w:val="center"/>
-            </w:pPr>
-            <w:r>
-              <w:t>WP</w:t>
-            </w:r>
-          </w:p>
-        </w:tc>
-        <w:tc>
-          <w:tcPr>
-            <w:tcW w:w="706" w:type="dxa"/>
-          </w:tcPr>
-          <w:p>
-            <w:pPr>
-              <w:jc w:val="center"/>
-            </w:pPr>
-            <w:r>
-              <w:t>DT</w:t>
-            </w:r>
-            <w:r>
-              <w:rPr>
-                <w:vertAlign w:val="subscript"/>
-              </w:rPr>
-              <w:t>2</w:t>
-            </w:r>
-          </w:p>
-        </w:tc>
-        <w:tc>
-          <w:tcPr>
-            <w:tcW w:w="654" w:type="dxa"/>
-          </w:tcPr>
-          <w:p>
-            <w:pPr>
-              <w:jc w:val="center"/>
-            </w:pPr>
-            <w:r>
-              <w:t>32</w:t>
-            </w:r>
-          </w:p>
-        </w:tc>
-      </w:tr>
-      <w:tr>
-        <w:tc>
-          <w:tcPr>
-            <w:tcW w:w="604" w:type="dxa"/>
-          </w:tcPr>
-          <w:p>
-            <w:pPr>
-              <w:jc w:val="center"/>
-            </w:pPr>
-            <w:r>
-              <w:t>31</w:t>
-            </w:r>
-          </w:p>
-        </w:tc>
-        <w:tc>
-          <w:tcPr>
-            <w:tcW w:w="6187" w:type="dxa"/>
-            <w:gridSpan w:val="11"/>
-          </w:tcPr>
-          <w:p>
-            <w:pPr>
-              <w:jc w:val="center"/>
-            </w:pPr>
-            <w:r>
-              <w:t>PA</w:t>
-            </w:r>
-            <w:r>
-              <w:rPr>
-                <w:vertAlign w:val="subscript"/>
-              </w:rPr>
-              <w:t>31…16</w:t>
-            </w:r>
-          </w:p>
-        </w:tc>
-        <w:tc>
-          <w:tcPr>
-            <w:tcW w:w="654" w:type="dxa"/>
-          </w:tcPr>
-          <w:p>
-            <w:pPr>
-              <w:jc w:val="center"/>
-            </w:pPr>
-            <w:r>
-              <w:t>16</w:t>
-            </w:r>
-          </w:p>
-        </w:tc>
-      </w:tr>
-      <w:tr>
-        <w:tc>
-          <w:tcPr>
-            <w:tcW w:w="604" w:type="dxa"/>
-          </w:tcPr>
-          <w:p>
-            <w:pPr>
-              <w:jc w:val="center"/>
-            </w:pPr>
-            <w:r>
-              <w:t>15</w:t>
-            </w:r>
-          </w:p>
-        </w:tc>
-        <w:tc>
-          <w:tcPr>
-            <w:tcW w:w="4519" w:type="dxa"/>
-            <w:gridSpan w:val="8"/>
-          </w:tcPr>
-          <w:p>
-            <w:pPr>
-              <w:jc w:val="center"/>
-            </w:pPr>
-            <w:r>
-              <w:t>PA</w:t>
-            </w:r>
-            <w:r>
-              <w:rPr>
-                <w:vertAlign w:val="subscript"/>
-              </w:rPr>
-              <w:t>15…4</w:t>
-            </w:r>
-          </w:p>
-        </w:tc>
-        <w:tc>
-          <w:tcPr>
-            <w:tcW w:w="380" w:type="dxa"/>
-            <w:shd w:val="thinDiagStripe" w:color="auto" w:fill="auto"/>
-          </w:tcPr>
-          <w:p>
-            <w:pPr>
-              <w:jc w:val="center"/>
-            </w:pPr>
-            <w:r>
-              <w:t>~</w:t>
-            </w:r>
-          </w:p>
-        </w:tc>
-        <w:tc>
-          <w:tcPr>
-            <w:tcW w:w="582" w:type="dxa"/>
-            <w:shd w:val="thinDiagStripe" w:color="auto" w:fill="auto"/>
-          </w:tcPr>
-          <w:p>
-            <w:pPr>
-              <w:jc w:val="center"/>
-            </w:pPr>
-            <w:r>
-              <w:t>~</w:t>
-            </w:r>
-          </w:p>
-        </w:tc>
-        <w:tc>
-          <w:tcPr>
-            <w:tcW w:w="706" w:type="dxa"/>
-            <w:shd w:val="thinDiagStripe" w:color="auto" w:fill="auto"/>
-          </w:tcPr>
-          <w:p>
-            <w:pPr>
-              <w:jc w:val="center"/>
-            </w:pPr>
-            <w:r>
-              <w:t>~</w:t>
-            </w:r>
-            <w:r>
-              <w:rPr>
-                <w:vertAlign w:val="subscript"/>
-              </w:rPr>
-              <w:t>2</w:t>
-            </w:r>
-          </w:p>
-        </w:tc>
-        <w:tc>
-          <w:tcPr>
-            <w:tcW w:w="654" w:type="dxa"/>
-          </w:tcPr>
-          <w:p>
-            <w:pPr>
-              <w:jc w:val="center"/>
-            </w:pPr>
-            <w:r>
-              <w:t>0</w:t>
-            </w:r>
-          </w:p>
-        </w:tc>
-      </w:tr>
-    </w:tbl>
-    <w:p/>
-    <w:tbl>
-      <w:tblPr>
-        <w:tblStyle w:val="TableGrid"/>
-        <w:tblW w:w="0" w:type="auto"/>
-        <w:tblInd w:w="607" w:type="dxa"/>
-        <w:tblLook w:val="04A0" w:firstRow="1" w:lastRow="0" w:firstColumn="1" w:lastColumn="0" w:noHBand="0" w:noVBand="1"/>
-      </w:tblPr>
-      <w:tblGrid>
-        <w:gridCol w:w="604"/>
-        <w:gridCol w:w="585"/>
-        <w:gridCol w:w="314"/>
-        <w:gridCol w:w="952"/>
-        <w:gridCol w:w="556"/>
-        <w:gridCol w:w="354"/>
-        <w:gridCol w:w="427"/>
-        <w:gridCol w:w="525"/>
-        <w:gridCol w:w="364"/>
-        <w:gridCol w:w="442"/>
-        <w:gridCol w:w="380"/>
-        <w:gridCol w:w="582"/>
-        <w:gridCol w:w="706"/>
-        <w:gridCol w:w="654"/>
-      </w:tblGrid>
-      <w:tr>
-        <w:tc>
-          <w:tcPr>
-            <w:tcW w:w="604" w:type="dxa"/>
-          </w:tcPr>
-          <w:p>
-            <w:pPr>
-              <w:jc w:val="center"/>
-            </w:pPr>
-          </w:p>
-        </w:tc>
-        <w:tc>
-          <w:tcPr>
-            <w:tcW w:w="6187" w:type="dxa"/>
-            <w:gridSpan w:val="12"/>
-            <w:shd w:val="clear" w:color="auto" w:fill="D9D9D9" w:themeFill="background1" w:themeFillShade="D9"/>
-          </w:tcPr>
-          <w:p>
-            <w:pPr>
-              <w:jc w:val="center"/>
-            </w:pPr>
-            <w:r>
-              <w:t>Long Page Descriptor</w:t>
-            </w:r>
-            <w:r>
-              <w:t xml:space="preserve"> – Type 2</w:t>
-            </w:r>
-          </w:p>
-        </w:tc>
-        <w:tc>
-          <w:tcPr>
-            <w:tcW w:w="654" w:type="dxa"/>
-          </w:tcPr>
-          <w:p>
-            <w:pPr>
-              <w:jc w:val="center"/>
-            </w:pPr>
-          </w:p>
-        </w:tc>
-      </w:tr>
-      <w:tr>
-        <w:tc>
-          <w:tcPr>
-            <w:tcW w:w="604" w:type="dxa"/>
-          </w:tcPr>
-          <w:p>
-            <w:pPr>
-              <w:jc w:val="center"/>
-            </w:pPr>
-            <w:r>
-              <w:t>63</w:t>
-            </w:r>
-          </w:p>
-        </w:tc>
-        <w:tc>
-          <w:tcPr>
-            <w:tcW w:w="585" w:type="dxa"/>
-          </w:tcPr>
-          <w:p>
-            <w:pPr>
-              <w:jc w:val="center"/>
-            </w:pPr>
-            <w:r>
-              <w:t>L/U</w:t>
-            </w:r>
-          </w:p>
-        </w:tc>
-        <w:tc>
-          <w:tcPr>
-            <w:tcW w:w="5602" w:type="dxa"/>
-            <w:gridSpan w:val="11"/>
-          </w:tcPr>
-          <w:p>
-            <w:pPr>
-              <w:jc w:val="center"/>
-            </w:pPr>
-            <w:r>
-              <w:t>Limit</w:t>
-            </w:r>
-            <w:r>
-              <w:rPr>
-                <w:vertAlign w:val="subscript"/>
-              </w:rPr>
-              <w:t>14…0</w:t>
-            </w:r>
-          </w:p>
-        </w:tc>
-        <w:tc>
-          <w:tcPr>
-            <w:tcW w:w="654" w:type="dxa"/>
-          </w:tcPr>
-          <w:p>
-            <w:pPr>
-              <w:jc w:val="center"/>
-            </w:pPr>
-            <w:r>
-              <w:t>48</w:t>
-            </w:r>
-          </w:p>
-        </w:tc>
-      </w:tr>
-      <w:tr>
-        <w:tc>
-          <w:tcPr>
-            <w:tcW w:w="604" w:type="dxa"/>
-          </w:tcPr>
-          <w:p>
-            <w:pPr>
-              <w:jc w:val="center"/>
-            </w:pPr>
-            <w:r>
-              <w:t>47</w:t>
-            </w:r>
-          </w:p>
-        </w:tc>
-        <w:tc>
-          <w:tcPr>
-            <w:tcW w:w="899" w:type="dxa"/>
-            <w:gridSpan w:val="2"/>
-          </w:tcPr>
-          <w:p>
-            <w:pPr>
-              <w:jc w:val="center"/>
-            </w:pPr>
-            <w:r>
-              <w:t>RAL</w:t>
-            </w:r>
-            <w:r>
-              <w:rPr>
-                <w:vertAlign w:val="subscript"/>
-              </w:rPr>
-              <w:t>3</w:t>
-            </w:r>
-          </w:p>
-        </w:tc>
-        <w:tc>
-          <w:tcPr>
-            <w:tcW w:w="952" w:type="dxa"/>
-          </w:tcPr>
-          <w:p>
-            <w:pPr>
-              <w:jc w:val="center"/>
-            </w:pPr>
-            <w:r>
-              <w:t>WAL</w:t>
-            </w:r>
-            <w:r>
-              <w:rPr>
-                <w:vertAlign w:val="subscript"/>
-              </w:rPr>
-              <w:t>3</w:t>
-            </w:r>
-          </w:p>
-        </w:tc>
-        <w:tc>
-          <w:tcPr>
-            <w:tcW w:w="556" w:type="dxa"/>
-          </w:tcPr>
-          <w:p>
-            <w:pPr>
-              <w:jc w:val="center"/>
-            </w:pPr>
-            <w:r>
-              <w:t>SG</w:t>
-            </w:r>
-          </w:p>
-        </w:tc>
-        <w:tc>
-          <w:tcPr>
-            <w:tcW w:w="354" w:type="dxa"/>
-          </w:tcPr>
-          <w:p>
-            <w:pPr>
-              <w:jc w:val="center"/>
-            </w:pPr>
-            <w:r>
-              <w:t>S</w:t>
-            </w:r>
-          </w:p>
-        </w:tc>
-        <w:tc>
-          <w:tcPr>
-            <w:tcW w:w="427" w:type="dxa"/>
-          </w:tcPr>
-          <w:p>
-            <w:pPr>
-              <w:jc w:val="center"/>
-            </w:pPr>
-            <w:r>
-              <w:t>G</w:t>
-            </w:r>
-          </w:p>
-        </w:tc>
-        <w:tc>
-          <w:tcPr>
-            <w:tcW w:w="525" w:type="dxa"/>
-          </w:tcPr>
-          <w:p>
-            <w:pPr>
-              <w:jc w:val="center"/>
-            </w:pPr>
-            <w:r>
-              <w:t>CI</w:t>
-            </w:r>
-          </w:p>
-        </w:tc>
-        <w:tc>
-          <w:tcPr>
-            <w:tcW w:w="364" w:type="dxa"/>
-          </w:tcPr>
-          <w:p>
-            <w:pPr>
-              <w:jc w:val="center"/>
-            </w:pPr>
-            <w:r>
-              <w:t>L</w:t>
-            </w:r>
-          </w:p>
-        </w:tc>
-        <w:tc>
-          <w:tcPr>
-            <w:tcW w:w="442" w:type="dxa"/>
-          </w:tcPr>
-          <w:p>
-            <w:pPr>
-              <w:jc w:val="center"/>
-            </w:pPr>
-            <w:r>
-              <w:t>M</w:t>
-            </w:r>
-          </w:p>
-        </w:tc>
-        <w:tc>
-          <w:tcPr>
-            <w:tcW w:w="380" w:type="dxa"/>
-          </w:tcPr>
-          <w:p>
-            <w:pPr>
-              <w:jc w:val="center"/>
-            </w:pPr>
-            <w:r>
-              <w:t>U</w:t>
-            </w:r>
-          </w:p>
-        </w:tc>
-        <w:tc>
-          <w:tcPr>
-            <w:tcW w:w="582" w:type="dxa"/>
-          </w:tcPr>
-          <w:p>
-            <w:pPr>
-              <w:jc w:val="center"/>
-            </w:pPr>
-            <w:r>
-              <w:t>WP</w:t>
-            </w:r>
-          </w:p>
-        </w:tc>
-        <w:tc>
-          <w:tcPr>
-            <w:tcW w:w="706" w:type="dxa"/>
-          </w:tcPr>
-          <w:p>
-            <w:pPr>
-              <w:jc w:val="center"/>
-            </w:pPr>
-            <w:r>
-              <w:t>DT</w:t>
-            </w:r>
-            <w:r>
-              <w:rPr>
-                <w:vertAlign w:val="subscript"/>
-              </w:rPr>
-              <w:t>2</w:t>
-            </w:r>
-          </w:p>
-        </w:tc>
-        <w:tc>
-          <w:tcPr>
-            <w:tcW w:w="654" w:type="dxa"/>
-          </w:tcPr>
-          <w:p>
-            <w:pPr>
-              <w:jc w:val="center"/>
-            </w:pPr>
-            <w:r>
-              <w:t>32</w:t>
-            </w:r>
-          </w:p>
-        </w:tc>
-      </w:tr>
-      <w:tr>
-        <w:tc>
-          <w:tcPr>
-            <w:tcW w:w="604" w:type="dxa"/>
-          </w:tcPr>
-          <w:p>
-            <w:pPr>
-              <w:jc w:val="center"/>
-            </w:pPr>
-            <w:r>
-              <w:t>31</w:t>
-            </w:r>
-          </w:p>
-        </w:tc>
-        <w:tc>
-          <w:tcPr>
-            <w:tcW w:w="6187" w:type="dxa"/>
-            <w:gridSpan w:val="12"/>
-          </w:tcPr>
-          <w:p>
-            <w:pPr>
-              <w:jc w:val="center"/>
-            </w:pPr>
-            <w:r>
-              <w:t>PA</w:t>
-            </w:r>
-            <w:r>
-              <w:rPr>
-                <w:vertAlign w:val="subscript"/>
-              </w:rPr>
-              <w:t>31…16</w:t>
-            </w:r>
-          </w:p>
-        </w:tc>
-        <w:tc>
-          <w:tcPr>
-            <w:tcW w:w="654" w:type="dxa"/>
-          </w:tcPr>
-          <w:p>
-            <w:pPr>
-              <w:jc w:val="center"/>
-            </w:pPr>
-            <w:r>
-              <w:t>16</w:t>
-            </w:r>
-          </w:p>
-        </w:tc>
-      </w:tr>
-      <w:tr>
-        <w:tc>
-          <w:tcPr>
-            <w:tcW w:w="604" w:type="dxa"/>
-          </w:tcPr>
-          <w:p>
-            <w:pPr>
-              <w:jc w:val="center"/>
-            </w:pPr>
-            <w:r>
-              <w:t>15</w:t>
-            </w:r>
-          </w:p>
-        </w:tc>
-        <w:tc>
-          <w:tcPr>
-            <w:tcW w:w="4519" w:type="dxa"/>
-            <w:gridSpan w:val="9"/>
-          </w:tcPr>
-          <w:p>
-            <w:pPr>
-              <w:jc w:val="center"/>
-            </w:pPr>
-            <w:r>
-              <w:t>PA</w:t>
-            </w:r>
-            <w:r>
-              <w:rPr>
-                <w:vertAlign w:val="subscript"/>
-              </w:rPr>
-              <w:t>15…4</w:t>
-            </w:r>
-          </w:p>
-        </w:tc>
-        <w:tc>
-          <w:tcPr>
-            <w:tcW w:w="380" w:type="dxa"/>
-            <w:shd w:val="thinDiagStripe" w:color="auto" w:fill="auto"/>
-          </w:tcPr>
-          <w:p>
-            <w:pPr>
-              <w:jc w:val="center"/>
-            </w:pPr>
-            <w:r>
-              <w:t>~</w:t>
-            </w:r>
-          </w:p>
-        </w:tc>
-        <w:tc>
-          <w:tcPr>
-            <w:tcW w:w="582" w:type="dxa"/>
-            <w:shd w:val="thinDiagStripe" w:color="auto" w:fill="auto"/>
-          </w:tcPr>
-          <w:p>
-            <w:pPr>
-              <w:jc w:val="center"/>
-            </w:pPr>
-            <w:r>
-              <w:t>~</w:t>
-            </w:r>
-          </w:p>
-        </w:tc>
-        <w:tc>
-          <w:tcPr>
-            <w:tcW w:w="706" w:type="dxa"/>
-            <w:shd w:val="thinDiagStripe" w:color="auto" w:fill="auto"/>
-          </w:tcPr>
-          <w:p>
-            <w:pPr>
-              <w:jc w:val="center"/>
-            </w:pPr>
-            <w:r>
-              <w:t>~</w:t>
-            </w:r>
-            <w:r>
-              <w:rPr>
-                <w:vertAlign w:val="subscript"/>
-              </w:rPr>
-              <w:t>2</w:t>
-            </w:r>
-          </w:p>
-        </w:tc>
-        <w:tc>
-          <w:tcPr>
-            <w:tcW w:w="654" w:type="dxa"/>
-          </w:tcPr>
-          <w:p>
-            <w:pPr>
-              <w:jc w:val="center"/>
-            </w:pPr>
-            <w:r>
-              <w:t>0</w:t>
-            </w:r>
-          </w:p>
-        </w:tc>
-      </w:tr>
-    </w:tbl>
-    <w:p/>
-    <w:p>
-      <w:pPr>
-        <w:pStyle w:val="Heading2"/>
-      </w:pPr>
-      <w:r>
-        <w:t>Additional Page Descriptor Format</w:t>
-      </w:r>
-      <w:r>
-        <w:t xml:space="preserve"> (rf68851)</w:t>
-      </w:r>
-    </w:p>
-    <w:tbl>
-      <w:tblPr>
-        <w:tblStyle w:val="TableGrid"/>
-        <w:tblW w:w="0" w:type="auto"/>
-        <w:tblInd w:w="607" w:type="dxa"/>
+        <w:tblLayout w:type="fixed"/>
         <w:tblLook w:val="04A0" w:firstRow="1" w:lastRow="0" w:firstColumn="1" w:lastColumn="0" w:noHBand="0" w:noVBand="1"/>
       </w:tblPr>
       <w:tblGrid>
         <w:gridCol w:w="604"/>
         <w:gridCol w:w="345"/>
-        <w:gridCol w:w="241"/>
-        <w:gridCol w:w="314"/>
-        <w:gridCol w:w="295"/>
-        <w:gridCol w:w="657"/>
-        <w:gridCol w:w="499"/>
-        <w:gridCol w:w="57"/>
+        <w:gridCol w:w="252"/>
+        <w:gridCol w:w="303"/>
+        <w:gridCol w:w="296"/>
+        <w:gridCol w:w="656"/>
+        <w:gridCol w:w="500"/>
+        <w:gridCol w:w="56"/>
         <w:gridCol w:w="354"/>
-        <w:gridCol w:w="231"/>
-        <w:gridCol w:w="156"/>
+        <w:gridCol w:w="387"/>
         <w:gridCol w:w="445"/>
         <w:gridCol w:w="346"/>
         <w:gridCol w:w="406"/>
-        <w:gridCol w:w="83"/>
-        <w:gridCol w:w="297"/>
+        <w:gridCol w:w="84"/>
+        <w:gridCol w:w="296"/>
         <w:gridCol w:w="582"/>
-        <w:gridCol w:w="880"/>
+        <w:gridCol w:w="881"/>
         <w:gridCol w:w="654"/>
       </w:tblGrid>
       <w:tr>
@@ -5534,8 +6644,8 @@
         </w:tc>
         <w:tc>
           <w:tcPr>
-            <w:tcW w:w="6188" w:type="dxa"/>
-            <w:gridSpan w:val="17"/>
+            <w:tcW w:w="6189" w:type="dxa"/>
+            <w:gridSpan w:val="16"/>
             <w:shd w:val="clear" w:color="auto" w:fill="D9D9D9" w:themeFill="background1" w:themeFillShade="D9"/>
           </w:tcPr>
           <w:p>
@@ -5580,7 +6690,7 @@
         </w:tc>
         <w:tc>
           <w:tcPr>
-            <w:tcW w:w="586" w:type="dxa"/>
+            <w:tcW w:w="597" w:type="dxa"/>
             <w:gridSpan w:val="2"/>
           </w:tcPr>
           <w:p>
@@ -5594,8 +6704,8 @@
         </w:tc>
         <w:tc>
           <w:tcPr>
-            <w:tcW w:w="5602" w:type="dxa"/>
-            <w:gridSpan w:val="15"/>
+            <w:tcW w:w="5592" w:type="dxa"/>
+            <w:gridSpan w:val="14"/>
           </w:tcPr>
           <w:p>
             <w:pPr>
@@ -5710,7 +6820,6 @@
         <w:tc>
           <w:tcPr>
             <w:tcW w:w="387" w:type="dxa"/>
-            <w:gridSpan w:val="2"/>
           </w:tcPr>
           <w:p>
             <w:pPr>
@@ -5789,7 +6898,7 @@
         </w:tc>
         <w:tc>
           <w:tcPr>
-            <w:tcW w:w="880" w:type="dxa"/>
+            <w:tcW w:w="881" w:type="dxa"/>
           </w:tcPr>
           <w:p>
             <w:pPr>
@@ -5836,8 +6945,8 @@
         </w:tc>
         <w:tc>
           <w:tcPr>
-            <w:tcW w:w="6188" w:type="dxa"/>
-            <w:gridSpan w:val="17"/>
+            <w:tcW w:w="6189" w:type="dxa"/>
+            <w:gridSpan w:val="16"/>
           </w:tcPr>
           <w:p>
             <w:pPr>
@@ -5885,7 +6994,7 @@
         <w:tc>
           <w:tcPr>
             <w:tcW w:w="4346" w:type="dxa"/>
-            <w:gridSpan w:val="13"/>
+            <w:gridSpan w:val="12"/>
           </w:tcPr>
           <w:p>
             <w:pPr>
@@ -5933,7 +7042,7 @@
         </w:tc>
         <w:tc>
           <w:tcPr>
-            <w:tcW w:w="880" w:type="dxa"/>
+            <w:tcW w:w="881" w:type="dxa"/>
             <w:shd w:val="thinDiagStripe" w:color="auto" w:fill="auto"/>
           </w:tcPr>
           <w:p>
@@ -5981,8 +7090,8 @@
         </w:tc>
         <w:tc>
           <w:tcPr>
-            <w:tcW w:w="6188" w:type="dxa"/>
-            <w:gridSpan w:val="17"/>
+            <w:tcW w:w="6189" w:type="dxa"/>
+            <w:gridSpan w:val="16"/>
           </w:tcPr>
           <w:p>
             <w:pPr>
@@ -6029,8 +7138,8 @@
         </w:tc>
         <w:tc>
           <w:tcPr>
-            <w:tcW w:w="6188" w:type="dxa"/>
-            <w:gridSpan w:val="17"/>
+            <w:tcW w:w="6189" w:type="dxa"/>
+            <w:gridSpan w:val="16"/>
           </w:tcPr>
           <w:p>
             <w:pPr>
@@ -6077,21 +7186,41 @@
         </w:tc>
         <w:tc>
           <w:tcPr>
-            <w:tcW w:w="1195" w:type="dxa"/>
-            <w:gridSpan w:val="4"/>
-          </w:tcPr>
-          <w:p>
-            <w:pPr>
-              <w:jc w:val="center"/>
-            </w:pPr>
-            <w:r>
-              <w:t>LVL</w:t>
-            </w:r>
-            <w:r>
-              <w:rPr>
-                <w:vertAlign w:val="subscript"/>
-              </w:rPr>
-              <w:t>3</w:t>
+            <w:tcW w:w="345" w:type="dxa"/>
+            <w:tcBorders>
+              <w:bottom w:val="single" w:sz="4" w:space="0" w:color="auto"/>
+            </w:tcBorders>
+            <w:shd w:val="thinDiagStripe" w:color="auto" w:fill="auto"/>
+          </w:tcPr>
+          <w:p>
+            <w:pPr>
+              <w:jc w:val="center"/>
+            </w:pPr>
+            <w:r>
+              <w:t>~</w:t>
+            </w:r>
+          </w:p>
+        </w:tc>
+        <w:tc>
+          <w:tcPr>
+            <w:tcW w:w="851" w:type="dxa"/>
+            <w:gridSpan w:val="3"/>
+            <w:tcBorders>
+              <w:bottom w:val="single" w:sz="4" w:space="0" w:color="auto"/>
+            </w:tcBorders>
+          </w:tcPr>
+          <w:p>
+            <w:pPr>
+              <w:jc w:val="center"/>
+            </w:pPr>
+            <w:r>
+              <w:t>CL</w:t>
+            </w:r>
+            <w:r>
+              <w:rPr>
+                <w:vertAlign w:val="subscript"/>
+              </w:rPr>
+              <w:t>2</w:t>
             </w:r>
           </w:p>
         </w:tc>
@@ -6099,6 +7228,9 @@
           <w:tcPr>
             <w:tcW w:w="1156" w:type="dxa"/>
             <w:gridSpan w:val="2"/>
+            <w:tcBorders>
+              <w:bottom w:val="single" w:sz="4" w:space="0" w:color="auto"/>
+            </w:tcBorders>
           </w:tcPr>
           <w:p>
             <w:pPr>
@@ -6118,7 +7250,10 @@
         <w:tc>
           <w:tcPr>
             <w:tcW w:w="2078" w:type="dxa"/>
-            <w:gridSpan w:val="8"/>
+            <w:gridSpan w:val="7"/>
+            <w:tcBorders>
+              <w:bottom w:val="single" w:sz="4" w:space="0" w:color="auto"/>
+            </w:tcBorders>
           </w:tcPr>
           <w:p>
             <w:pPr>
@@ -6139,6 +7274,9 @@
           <w:tcPr>
             <w:tcW w:w="1759" w:type="dxa"/>
             <w:gridSpan w:val="3"/>
+            <w:tcBorders>
+              <w:bottom w:val="single" w:sz="4" w:space="0" w:color="auto"/>
+            </w:tcBorders>
           </w:tcPr>
           <w:p>
             <w:pPr>
@@ -6185,63 +7323,8 @@
         </w:tc>
         <w:tc>
           <w:tcPr>
-            <w:tcW w:w="345" w:type="dxa"/>
-            <w:shd w:val="thinDiagStripe" w:color="auto" w:fill="auto"/>
-          </w:tcPr>
-          <w:p>
-            <w:pPr>
-              <w:jc w:val="center"/>
-            </w:pPr>
-            <w:r>
-              <w:t>~</w:t>
-            </w:r>
-          </w:p>
-        </w:tc>
-        <w:tc>
-          <w:tcPr>
-            <w:tcW w:w="850" w:type="dxa"/>
-            <w:gridSpan w:val="3"/>
-          </w:tcPr>
-          <w:p>
-            <w:pPr>
-              <w:jc w:val="center"/>
-            </w:pPr>
-            <w:r>
-              <w:t>CL</w:t>
-            </w:r>
-            <w:r>
-              <w:rPr>
-                <w:vertAlign w:val="subscript"/>
-              </w:rPr>
-              <w:t>2</w:t>
-            </w:r>
-          </w:p>
-        </w:tc>
-        <w:tc>
-          <w:tcPr>
-            <w:tcW w:w="1798" w:type="dxa"/>
-            <w:gridSpan w:val="5"/>
-            <w:shd w:val="thinDiagStripe" w:color="auto" w:fill="auto"/>
-          </w:tcPr>
-          <w:p>
-            <w:pPr>
-              <w:jc w:val="center"/>
-            </w:pPr>
-            <w:r>
-              <w:t>~</w:t>
-            </w:r>
-            <w:r>
-              <w:rPr>
-                <w:vertAlign w:val="subscript"/>
-              </w:rPr>
-              <w:t>5</w:t>
-            </w:r>
-          </w:p>
-        </w:tc>
-        <w:tc>
-          <w:tcPr>
-            <w:tcW w:w="3195" w:type="dxa"/>
-            <w:gridSpan w:val="8"/>
+            <w:tcW w:w="6189" w:type="dxa"/>
+            <w:gridSpan w:val="16"/>
           </w:tcPr>
           <w:p>
             <w:pPr>
@@ -6254,7 +7337,13 @@
               <w:rPr>
                 <w:vertAlign w:val="subscript"/>
               </w:rPr>
-              <w:t>22…15</w:t>
+              <w:t>30</w:t>
+            </w:r>
+            <w:r>
+              <w:rPr>
+                <w:vertAlign w:val="subscript"/>
+              </w:rPr>
+              <w:t>…15</w:t>
             </w:r>
           </w:p>
         </w:tc>
@@ -6323,16 +7412,7 @@
               <w:jc w:val="center"/>
             </w:pPr>
             <w:r>
-              <w:t>Short</w:t>
-            </w:r>
-            <w:r>
-              <w:t xml:space="preserve"> </w:t>
-            </w:r>
-            <w:r>
-              <w:t>Indirect</w:t>
-            </w:r>
-            <w:r>
-              <w:t xml:space="preserve"> Descriptor</w:t>
+              <w:t>Short Indirect Descriptor</w:t>
             </w:r>
           </w:p>
         </w:tc>
@@ -6512,10 +7592,7 @@
               <w:jc w:val="center"/>
             </w:pPr>
             <w:r>
-              <w:t>Long</w:t>
-            </w:r>
-            <w:r>
-              <w:t xml:space="preserve"> Indirect Descriptor</w:t>
+              <w:t>Long Indirect Descriptor</w:t>
             </w:r>
           </w:p>
         </w:tc>
@@ -6787,6 +7864,535 @@
       </w:r>
       <w:r>
         <w:t xml:space="preserve"> (rf68851)</w:t>
+      </w:r>
+    </w:p>
+    <w:tbl>
+      <w:tblPr>
+        <w:tblStyle w:val="TableGrid"/>
+        <w:tblW w:w="0" w:type="auto"/>
+        <w:tblInd w:w="607" w:type="dxa"/>
+        <w:tblLook w:val="04A0" w:firstRow="1" w:lastRow="0" w:firstColumn="1" w:lastColumn="0" w:noHBand="0" w:noVBand="1"/>
+      </w:tblPr>
+      <w:tblGrid>
+        <w:gridCol w:w="604"/>
+        <w:gridCol w:w="5163"/>
+        <w:gridCol w:w="318"/>
+        <w:gridCol w:w="706"/>
+        <w:gridCol w:w="654"/>
+      </w:tblGrid>
+      <w:tr>
+        <w:tc>
+          <w:tcPr>
+            <w:tcW w:w="604" w:type="dxa"/>
+          </w:tcPr>
+          <w:p>
+            <w:pPr>
+              <w:jc w:val="center"/>
+            </w:pPr>
+          </w:p>
+        </w:tc>
+        <w:tc>
+          <w:tcPr>
+            <w:tcW w:w="6187" w:type="dxa"/>
+            <w:gridSpan w:val="3"/>
+            <w:tcBorders>
+              <w:bottom w:val="single" w:sz="4" w:space="0" w:color="auto"/>
+            </w:tcBorders>
+            <w:shd w:val="clear" w:color="auto" w:fill="D9D9D9" w:themeFill="background1" w:themeFillShade="D9"/>
+          </w:tcPr>
+          <w:p>
+            <w:pPr>
+              <w:jc w:val="center"/>
+            </w:pPr>
+            <w:r>
+              <w:t>Extra Long Indirect Descriptor</w:t>
+            </w:r>
+          </w:p>
+        </w:tc>
+        <w:tc>
+          <w:tcPr>
+            <w:tcW w:w="654" w:type="dxa"/>
+          </w:tcPr>
+          <w:p>
+            <w:pPr>
+              <w:jc w:val="center"/>
+            </w:pPr>
+          </w:p>
+        </w:tc>
+      </w:tr>
+      <w:tr>
+        <w:tc>
+          <w:tcPr>
+            <w:tcW w:w="604" w:type="dxa"/>
+          </w:tcPr>
+          <w:p>
+            <w:pPr>
+              <w:jc w:val="center"/>
+            </w:pPr>
+            <w:r>
+              <w:t>127</w:t>
+            </w:r>
+          </w:p>
+        </w:tc>
+        <w:tc>
+          <w:tcPr>
+            <w:tcW w:w="6187" w:type="dxa"/>
+            <w:gridSpan w:val="3"/>
+            <w:shd w:val="thinDiagStripe" w:color="auto" w:fill="auto"/>
+          </w:tcPr>
+          <w:p>
+            <w:pPr>
+              <w:jc w:val="center"/>
+            </w:pPr>
+            <w:r>
+              <w:t>~</w:t>
+            </w:r>
+            <w:r>
+              <w:rPr>
+                <w:vertAlign w:val="subscript"/>
+              </w:rPr>
+              <w:t>16</w:t>
+            </w:r>
+          </w:p>
+        </w:tc>
+        <w:tc>
+          <w:tcPr>
+            <w:tcW w:w="654" w:type="dxa"/>
+          </w:tcPr>
+          <w:p>
+            <w:pPr>
+              <w:jc w:val="center"/>
+            </w:pPr>
+            <w:r>
+              <w:t>112</w:t>
+            </w:r>
+          </w:p>
+        </w:tc>
+      </w:tr>
+      <w:tr>
+        <w:tc>
+          <w:tcPr>
+            <w:tcW w:w="604" w:type="dxa"/>
+          </w:tcPr>
+          <w:p>
+            <w:pPr>
+              <w:jc w:val="center"/>
+            </w:pPr>
+            <w:r>
+              <w:t>111</w:t>
+            </w:r>
+          </w:p>
+        </w:tc>
+        <w:tc>
+          <w:tcPr>
+            <w:tcW w:w="5163" w:type="dxa"/>
+            <w:tcBorders>
+              <w:bottom w:val="single" w:sz="4" w:space="0" w:color="auto"/>
+            </w:tcBorders>
+            <w:shd w:val="thinDiagStripe" w:color="auto" w:fill="auto"/>
+          </w:tcPr>
+          <w:p>
+            <w:pPr>
+              <w:jc w:val="center"/>
+            </w:pPr>
+            <w:r>
+              <w:t>~</w:t>
+            </w:r>
+            <w:r>
+              <w:rPr>
+                <w:vertAlign w:val="subscript"/>
+              </w:rPr>
+              <w:t>14</w:t>
+            </w:r>
+          </w:p>
+        </w:tc>
+        <w:tc>
+          <w:tcPr>
+            <w:tcW w:w="1024" w:type="dxa"/>
+            <w:gridSpan w:val="2"/>
+            <w:tcBorders>
+              <w:bottom w:val="single" w:sz="4" w:space="0" w:color="auto"/>
+            </w:tcBorders>
+          </w:tcPr>
+          <w:p>
+            <w:pPr>
+              <w:jc w:val="center"/>
+            </w:pPr>
+            <w:r>
+              <w:t>DT</w:t>
+            </w:r>
+            <w:r>
+              <w:rPr>
+                <w:vertAlign w:val="subscript"/>
+              </w:rPr>
+              <w:t>3</w:t>
+            </w:r>
+          </w:p>
+        </w:tc>
+        <w:tc>
+          <w:tcPr>
+            <w:tcW w:w="654" w:type="dxa"/>
+          </w:tcPr>
+          <w:p>
+            <w:pPr>
+              <w:jc w:val="center"/>
+            </w:pPr>
+            <w:r>
+              <w:t>96</w:t>
+            </w:r>
+          </w:p>
+        </w:tc>
+      </w:tr>
+      <w:tr>
+        <w:tc>
+          <w:tcPr>
+            <w:tcW w:w="604" w:type="dxa"/>
+          </w:tcPr>
+          <w:p>
+            <w:pPr>
+              <w:jc w:val="center"/>
+            </w:pPr>
+            <w:r>
+              <w:t>96</w:t>
+            </w:r>
+          </w:p>
+        </w:tc>
+        <w:tc>
+          <w:tcPr>
+            <w:tcW w:w="6187" w:type="dxa"/>
+            <w:gridSpan w:val="3"/>
+            <w:shd w:val="thinDiagStripe" w:color="auto" w:fill="auto"/>
+          </w:tcPr>
+          <w:p>
+            <w:pPr>
+              <w:jc w:val="center"/>
+            </w:pPr>
+            <w:r>
+              <w:t>~</w:t>
+            </w:r>
+            <w:r>
+              <w:rPr>
+                <w:vertAlign w:val="subscript"/>
+              </w:rPr>
+              <w:t>16</w:t>
+            </w:r>
+          </w:p>
+        </w:tc>
+        <w:tc>
+          <w:tcPr>
+            <w:tcW w:w="654" w:type="dxa"/>
+          </w:tcPr>
+          <w:p>
+            <w:pPr>
+              <w:jc w:val="center"/>
+            </w:pPr>
+            <w:r>
+              <w:t>80</w:t>
+            </w:r>
+          </w:p>
+        </w:tc>
+      </w:tr>
+      <w:tr>
+        <w:tc>
+          <w:tcPr>
+            <w:tcW w:w="604" w:type="dxa"/>
+          </w:tcPr>
+          <w:p>
+            <w:pPr>
+              <w:jc w:val="center"/>
+            </w:pPr>
+            <w:r>
+              <w:t>79</w:t>
+            </w:r>
+          </w:p>
+        </w:tc>
+        <w:tc>
+          <w:tcPr>
+            <w:tcW w:w="6187" w:type="dxa"/>
+            <w:gridSpan w:val="3"/>
+            <w:shd w:val="thinDiagStripe" w:color="auto" w:fill="auto"/>
+          </w:tcPr>
+          <w:p>
+            <w:pPr>
+              <w:jc w:val="center"/>
+            </w:pPr>
+            <w:r>
+              <w:t>~</w:t>
+            </w:r>
+            <w:r>
+              <w:rPr>
+                <w:vertAlign w:val="subscript"/>
+              </w:rPr>
+              <w:t>1</w:t>
+            </w:r>
+            <w:r>
+              <w:rPr>
+                <w:vertAlign w:val="subscript"/>
+              </w:rPr>
+              <w:t>6</w:t>
+            </w:r>
+          </w:p>
+        </w:tc>
+        <w:tc>
+          <w:tcPr>
+            <w:tcW w:w="654" w:type="dxa"/>
+          </w:tcPr>
+          <w:p>
+            <w:pPr>
+              <w:jc w:val="center"/>
+            </w:pPr>
+            <w:r>
+              <w:t>64</w:t>
+            </w:r>
+          </w:p>
+        </w:tc>
+      </w:tr>
+      <w:tr>
+        <w:tc>
+          <w:tcPr>
+            <w:tcW w:w="604" w:type="dxa"/>
+          </w:tcPr>
+          <w:p>
+            <w:pPr>
+              <w:jc w:val="center"/>
+            </w:pPr>
+            <w:r>
+              <w:t>63</w:t>
+            </w:r>
+          </w:p>
+        </w:tc>
+        <w:tc>
+          <w:tcPr>
+            <w:tcW w:w="6187" w:type="dxa"/>
+            <w:gridSpan w:val="3"/>
+          </w:tcPr>
+          <w:p>
+            <w:pPr>
+              <w:jc w:val="center"/>
+            </w:pPr>
+            <w:r>
+              <w:t>PA</w:t>
+            </w:r>
+            <w:r>
+              <w:rPr>
+                <w:vertAlign w:val="subscript"/>
+              </w:rPr>
+              <w:t>63…</w:t>
+            </w:r>
+            <w:r>
+              <w:rPr>
+                <w:vertAlign w:val="subscript"/>
+              </w:rPr>
+              <w:t>48</w:t>
+            </w:r>
+          </w:p>
+        </w:tc>
+        <w:tc>
+          <w:tcPr>
+            <w:tcW w:w="654" w:type="dxa"/>
+          </w:tcPr>
+          <w:p>
+            <w:pPr>
+              <w:jc w:val="center"/>
+            </w:pPr>
+            <w:r>
+              <w:t>48</w:t>
+            </w:r>
+          </w:p>
+        </w:tc>
+      </w:tr>
+      <w:tr>
+        <w:tc>
+          <w:tcPr>
+            <w:tcW w:w="604" w:type="dxa"/>
+          </w:tcPr>
+          <w:p>
+            <w:pPr>
+              <w:jc w:val="center"/>
+            </w:pPr>
+            <w:r>
+              <w:t>47</w:t>
+            </w:r>
+          </w:p>
+        </w:tc>
+        <w:tc>
+          <w:tcPr>
+            <w:tcW w:w="6187" w:type="dxa"/>
+            <w:gridSpan w:val="3"/>
+          </w:tcPr>
+          <w:p>
+            <w:pPr>
+              <w:jc w:val="center"/>
+            </w:pPr>
+            <w:r>
+              <w:t>PA</w:t>
+            </w:r>
+            <w:r>
+              <w:rPr>
+                <w:vertAlign w:val="subscript"/>
+              </w:rPr>
+              <w:t>47…32</w:t>
+            </w:r>
+          </w:p>
+        </w:tc>
+        <w:tc>
+          <w:tcPr>
+            <w:tcW w:w="654" w:type="dxa"/>
+          </w:tcPr>
+          <w:p>
+            <w:pPr>
+              <w:jc w:val="center"/>
+            </w:pPr>
+            <w:r>
+              <w:t>32</w:t>
+            </w:r>
+          </w:p>
+        </w:tc>
+      </w:tr>
+      <w:tr>
+        <w:tc>
+          <w:tcPr>
+            <w:tcW w:w="604" w:type="dxa"/>
+          </w:tcPr>
+          <w:p>
+            <w:pPr>
+              <w:jc w:val="center"/>
+            </w:pPr>
+            <w:r>
+              <w:t>31</w:t>
+            </w:r>
+          </w:p>
+        </w:tc>
+        <w:tc>
+          <w:tcPr>
+            <w:tcW w:w="6187" w:type="dxa"/>
+            <w:gridSpan w:val="3"/>
+          </w:tcPr>
+          <w:p>
+            <w:pPr>
+              <w:jc w:val="center"/>
+            </w:pPr>
+            <w:r>
+              <w:t>PA</w:t>
+            </w:r>
+            <w:r>
+              <w:rPr>
+                <w:vertAlign w:val="subscript"/>
+              </w:rPr>
+              <w:t>31…16</w:t>
+            </w:r>
+          </w:p>
+        </w:tc>
+        <w:tc>
+          <w:tcPr>
+            <w:tcW w:w="654" w:type="dxa"/>
+          </w:tcPr>
+          <w:p>
+            <w:pPr>
+              <w:jc w:val="center"/>
+            </w:pPr>
+            <w:r>
+              <w:t>16</w:t>
+            </w:r>
+          </w:p>
+        </w:tc>
+      </w:tr>
+      <w:tr>
+        <w:tc>
+          <w:tcPr>
+            <w:tcW w:w="604" w:type="dxa"/>
+          </w:tcPr>
+          <w:p>
+            <w:pPr>
+              <w:jc w:val="center"/>
+            </w:pPr>
+            <w:r>
+              <w:t>15</w:t>
+            </w:r>
+          </w:p>
+        </w:tc>
+        <w:tc>
+          <w:tcPr>
+            <w:tcW w:w="5481" w:type="dxa"/>
+            <w:gridSpan w:val="2"/>
+          </w:tcPr>
+          <w:p>
+            <w:pPr>
+              <w:jc w:val="center"/>
+            </w:pPr>
+            <w:r>
+              <w:t>PA</w:t>
+            </w:r>
+            <w:r>
+              <w:rPr>
+                <w:vertAlign w:val="subscript"/>
+              </w:rPr>
+              <w:t>15…</w:t>
+            </w:r>
+            <w:r>
+              <w:rPr>
+                <w:vertAlign w:val="subscript"/>
+              </w:rPr>
+              <w:t>2</w:t>
+            </w:r>
+          </w:p>
+        </w:tc>
+        <w:tc>
+          <w:tcPr>
+            <w:tcW w:w="706" w:type="dxa"/>
+            <w:shd w:val="thinDiagStripe" w:color="auto" w:fill="auto"/>
+          </w:tcPr>
+          <w:p>
+            <w:pPr>
+              <w:jc w:val="center"/>
+            </w:pPr>
+            <w:r>
+              <w:t>~</w:t>
+            </w:r>
+            <w:r>
+              <w:rPr>
+                <w:vertAlign w:val="subscript"/>
+              </w:rPr>
+              <w:t>2</w:t>
+            </w:r>
+          </w:p>
+        </w:tc>
+        <w:tc>
+          <w:tcPr>
+            <w:tcW w:w="654" w:type="dxa"/>
+          </w:tcPr>
+          <w:p>
+            <w:pPr>
+              <w:jc w:val="center"/>
+            </w:pPr>
+            <w:r>
+              <w:t>0</w:t>
+            </w:r>
+          </w:p>
+        </w:tc>
+      </w:tr>
+    </w:tbl>
+    <w:p/>
+    <w:p>
+      <w:pPr>
+        <w:rPr>
+          <w:rFonts w:asciiTheme="majorHAnsi" w:eastAsiaTheme="majorEastAsia" w:hAnsiTheme="majorHAnsi" w:cstheme="majorBidi"/>
+          <w:color w:val="0F4761" w:themeColor="accent1" w:themeShade="BF"/>
+          <w:sz w:val="32"/>
+          <w:szCs w:val="32"/>
+        </w:rPr>
+      </w:pPr>
+      <w:r>
+        <w:br w:type="page"/>
+      </w:r>
+    </w:p>
+    <w:p>
+      <w:pPr>
+        <w:pStyle w:val="Heading2"/>
+      </w:pPr>
+      <w:r>
+        <w:lastRenderedPageBreak/>
+        <w:t>Existing Invalid Descriptors</w:t>
       </w:r>
     </w:p>
     <w:tbl>
@@ -6827,542 +8433,7 @@
               <w:jc w:val="center"/>
             </w:pPr>
             <w:r>
-              <w:t xml:space="preserve">Extra </w:t>
-            </w:r>
-            <w:r>
-              <w:t>Long Indirect Descriptor</w:t>
-            </w:r>
-          </w:p>
-        </w:tc>
-        <w:tc>
-          <w:tcPr>
-            <w:tcW w:w="654" w:type="dxa"/>
-          </w:tcPr>
-          <w:p>
-            <w:pPr>
-              <w:jc w:val="center"/>
-            </w:pPr>
-          </w:p>
-        </w:tc>
-      </w:tr>
-      <w:tr>
-        <w:tc>
-          <w:tcPr>
-            <w:tcW w:w="604" w:type="dxa"/>
-          </w:tcPr>
-          <w:p>
-            <w:pPr>
-              <w:jc w:val="center"/>
-            </w:pPr>
-            <w:r>
-              <w:t>127</w:t>
-            </w:r>
-          </w:p>
-        </w:tc>
-        <w:tc>
-          <w:tcPr>
-            <w:tcW w:w="6187" w:type="dxa"/>
-            <w:gridSpan w:val="2"/>
-            <w:shd w:val="thinDiagStripe" w:color="auto" w:fill="auto"/>
-          </w:tcPr>
-          <w:p>
-            <w:pPr>
-              <w:jc w:val="center"/>
-            </w:pPr>
-            <w:r>
-              <w:t>~</w:t>
-            </w:r>
-            <w:r>
-              <w:rPr>
-                <w:vertAlign w:val="subscript"/>
-              </w:rPr>
-              <w:t>16</w:t>
-            </w:r>
-          </w:p>
-        </w:tc>
-        <w:tc>
-          <w:tcPr>
-            <w:tcW w:w="654" w:type="dxa"/>
-          </w:tcPr>
-          <w:p>
-            <w:pPr>
-              <w:jc w:val="center"/>
-            </w:pPr>
-            <w:r>
-              <w:t>112</w:t>
-            </w:r>
-          </w:p>
-        </w:tc>
-      </w:tr>
-      <w:tr>
-        <w:tc>
-          <w:tcPr>
-            <w:tcW w:w="604" w:type="dxa"/>
-          </w:tcPr>
-          <w:p>
-            <w:pPr>
-              <w:jc w:val="center"/>
-            </w:pPr>
-            <w:r>
-              <w:t>111</w:t>
-            </w:r>
-          </w:p>
-        </w:tc>
-        <w:tc>
-          <w:tcPr>
-            <w:tcW w:w="5481" w:type="dxa"/>
-            <w:tcBorders>
-              <w:bottom w:val="single" w:sz="4" w:space="0" w:color="auto"/>
-            </w:tcBorders>
-            <w:shd w:val="thinDiagStripe" w:color="auto" w:fill="auto"/>
-          </w:tcPr>
-          <w:p>
-            <w:pPr>
-              <w:jc w:val="center"/>
-            </w:pPr>
-            <w:r>
-              <w:t>~</w:t>
-            </w:r>
-            <w:r>
-              <w:rPr>
-                <w:vertAlign w:val="subscript"/>
-              </w:rPr>
-              <w:t>14</w:t>
-            </w:r>
-          </w:p>
-        </w:tc>
-        <w:tc>
-          <w:tcPr>
-            <w:tcW w:w="706" w:type="dxa"/>
-            <w:tcBorders>
-              <w:bottom w:val="single" w:sz="4" w:space="0" w:color="auto"/>
-            </w:tcBorders>
-          </w:tcPr>
-          <w:p>
-            <w:pPr>
-              <w:jc w:val="center"/>
-            </w:pPr>
-            <w:r>
-              <w:t>DT</w:t>
-            </w:r>
-            <w:r>
-              <w:rPr>
-                <w:vertAlign w:val="subscript"/>
-              </w:rPr>
-              <w:t>2</w:t>
-            </w:r>
-          </w:p>
-        </w:tc>
-        <w:tc>
-          <w:tcPr>
-            <w:tcW w:w="654" w:type="dxa"/>
-          </w:tcPr>
-          <w:p>
-            <w:pPr>
-              <w:jc w:val="center"/>
-            </w:pPr>
-            <w:r>
-              <w:t>96</w:t>
-            </w:r>
-          </w:p>
-        </w:tc>
-      </w:tr>
-      <w:tr>
-        <w:tc>
-          <w:tcPr>
-            <w:tcW w:w="604" w:type="dxa"/>
-          </w:tcPr>
-          <w:p>
-            <w:pPr>
-              <w:jc w:val="center"/>
-            </w:pPr>
-            <w:r>
-              <w:t>96</w:t>
-            </w:r>
-          </w:p>
-        </w:tc>
-        <w:tc>
-          <w:tcPr>
-            <w:tcW w:w="6187" w:type="dxa"/>
-            <w:gridSpan w:val="2"/>
-            <w:shd w:val="thinDiagStripe" w:color="auto" w:fill="auto"/>
-          </w:tcPr>
-          <w:p>
-            <w:pPr>
-              <w:jc w:val="center"/>
-            </w:pPr>
-            <w:r>
-              <w:t>~</w:t>
-            </w:r>
-            <w:r>
-              <w:rPr>
-                <w:vertAlign w:val="subscript"/>
-              </w:rPr>
-              <w:t>16</w:t>
-            </w:r>
-          </w:p>
-        </w:tc>
-        <w:tc>
-          <w:tcPr>
-            <w:tcW w:w="654" w:type="dxa"/>
-          </w:tcPr>
-          <w:p>
-            <w:pPr>
-              <w:jc w:val="center"/>
-            </w:pPr>
-            <w:r>
-              <w:t>80</w:t>
-            </w:r>
-          </w:p>
-        </w:tc>
-      </w:tr>
-      <w:tr>
-        <w:tc>
-          <w:tcPr>
-            <w:tcW w:w="604" w:type="dxa"/>
-          </w:tcPr>
-          <w:p>
-            <w:pPr>
-              <w:jc w:val="center"/>
-            </w:pPr>
-            <w:r>
-              <w:t>79</w:t>
-            </w:r>
-          </w:p>
-        </w:tc>
-        <w:tc>
-          <w:tcPr>
-            <w:tcW w:w="6187" w:type="dxa"/>
-            <w:gridSpan w:val="2"/>
-            <w:shd w:val="thinDiagStripe" w:color="auto" w:fill="auto"/>
-          </w:tcPr>
-          <w:p>
-            <w:pPr>
-              <w:jc w:val="center"/>
-            </w:pPr>
-            <w:r>
-              <w:t>~</w:t>
-            </w:r>
-            <w:r>
-              <w:rPr>
-                <w:vertAlign w:val="subscript"/>
-              </w:rPr>
-              <w:t>1</w:t>
-            </w:r>
-            <w:r>
-              <w:rPr>
-                <w:vertAlign w:val="subscript"/>
-              </w:rPr>
-              <w:t>6</w:t>
-            </w:r>
-          </w:p>
-        </w:tc>
-        <w:tc>
-          <w:tcPr>
-            <w:tcW w:w="654" w:type="dxa"/>
-          </w:tcPr>
-          <w:p>
-            <w:pPr>
-              <w:jc w:val="center"/>
-            </w:pPr>
-            <w:r>
-              <w:t>64</w:t>
-            </w:r>
-          </w:p>
-        </w:tc>
-      </w:tr>
-      <w:tr>
-        <w:tc>
-          <w:tcPr>
-            <w:tcW w:w="604" w:type="dxa"/>
-          </w:tcPr>
-          <w:p>
-            <w:pPr>
-              <w:jc w:val="center"/>
-            </w:pPr>
-            <w:r>
-              <w:t>63</w:t>
-            </w:r>
-          </w:p>
-        </w:tc>
-        <w:tc>
-          <w:tcPr>
-            <w:tcW w:w="6187" w:type="dxa"/>
-            <w:gridSpan w:val="2"/>
-          </w:tcPr>
-          <w:p>
-            <w:pPr>
-              <w:jc w:val="center"/>
-            </w:pPr>
-            <w:r>
-              <w:t>PA</w:t>
-            </w:r>
-            <w:r>
-              <w:rPr>
-                <w:vertAlign w:val="subscript"/>
-              </w:rPr>
-              <w:t>63…</w:t>
-            </w:r>
-            <w:r>
-              <w:rPr>
-                <w:vertAlign w:val="subscript"/>
-              </w:rPr>
-              <w:t>48</w:t>
-            </w:r>
-          </w:p>
-        </w:tc>
-        <w:tc>
-          <w:tcPr>
-            <w:tcW w:w="654" w:type="dxa"/>
-          </w:tcPr>
-          <w:p>
-            <w:pPr>
-              <w:jc w:val="center"/>
-            </w:pPr>
-            <w:r>
-              <w:t>48</w:t>
-            </w:r>
-          </w:p>
-        </w:tc>
-      </w:tr>
-      <w:tr>
-        <w:tc>
-          <w:tcPr>
-            <w:tcW w:w="604" w:type="dxa"/>
-          </w:tcPr>
-          <w:p>
-            <w:pPr>
-              <w:jc w:val="center"/>
-            </w:pPr>
-            <w:r>
-              <w:t>47</w:t>
-            </w:r>
-          </w:p>
-        </w:tc>
-        <w:tc>
-          <w:tcPr>
-            <w:tcW w:w="6187" w:type="dxa"/>
-            <w:gridSpan w:val="2"/>
-          </w:tcPr>
-          <w:p>
-            <w:pPr>
-              <w:jc w:val="center"/>
-            </w:pPr>
-            <w:r>
-              <w:t>PA</w:t>
-            </w:r>
-            <w:r>
-              <w:rPr>
-                <w:vertAlign w:val="subscript"/>
-              </w:rPr>
-              <w:t>47…32</w:t>
-            </w:r>
-          </w:p>
-        </w:tc>
-        <w:tc>
-          <w:tcPr>
-            <w:tcW w:w="654" w:type="dxa"/>
-          </w:tcPr>
-          <w:p>
-            <w:pPr>
-              <w:jc w:val="center"/>
-            </w:pPr>
-            <w:r>
-              <w:t>32</w:t>
-            </w:r>
-          </w:p>
-        </w:tc>
-      </w:tr>
-      <w:tr>
-        <w:tc>
-          <w:tcPr>
-            <w:tcW w:w="604" w:type="dxa"/>
-          </w:tcPr>
-          <w:p>
-            <w:pPr>
-              <w:jc w:val="center"/>
-            </w:pPr>
-            <w:r>
-              <w:t>31</w:t>
-            </w:r>
-          </w:p>
-        </w:tc>
-        <w:tc>
-          <w:tcPr>
-            <w:tcW w:w="6187" w:type="dxa"/>
-            <w:gridSpan w:val="2"/>
-          </w:tcPr>
-          <w:p>
-            <w:pPr>
-              <w:jc w:val="center"/>
-            </w:pPr>
-            <w:r>
-              <w:t>PA</w:t>
-            </w:r>
-            <w:r>
-              <w:rPr>
-                <w:vertAlign w:val="subscript"/>
-              </w:rPr>
-              <w:t>31…16</w:t>
-            </w:r>
-          </w:p>
-        </w:tc>
-        <w:tc>
-          <w:tcPr>
-            <w:tcW w:w="654" w:type="dxa"/>
-          </w:tcPr>
-          <w:p>
-            <w:pPr>
-              <w:jc w:val="center"/>
-            </w:pPr>
-            <w:r>
-              <w:t>16</w:t>
-            </w:r>
-          </w:p>
-        </w:tc>
-      </w:tr>
-      <w:tr>
-        <w:tc>
-          <w:tcPr>
-            <w:tcW w:w="604" w:type="dxa"/>
-          </w:tcPr>
-          <w:p>
-            <w:pPr>
-              <w:jc w:val="center"/>
-            </w:pPr>
-            <w:r>
-              <w:t>15</w:t>
-            </w:r>
-          </w:p>
-        </w:tc>
-        <w:tc>
-          <w:tcPr>
-            <w:tcW w:w="5481" w:type="dxa"/>
-          </w:tcPr>
-          <w:p>
-            <w:pPr>
-              <w:jc w:val="center"/>
-            </w:pPr>
-            <w:r>
-              <w:t>PA</w:t>
-            </w:r>
-            <w:r>
-              <w:rPr>
-                <w:vertAlign w:val="subscript"/>
-              </w:rPr>
-              <w:t>15…</w:t>
-            </w:r>
-            <w:r>
-              <w:rPr>
-                <w:vertAlign w:val="subscript"/>
-              </w:rPr>
-              <w:t>2</w:t>
-            </w:r>
-          </w:p>
-        </w:tc>
-        <w:tc>
-          <w:tcPr>
-            <w:tcW w:w="706" w:type="dxa"/>
-            <w:shd w:val="thinDiagStripe" w:color="auto" w:fill="auto"/>
-          </w:tcPr>
-          <w:p>
-            <w:pPr>
-              <w:jc w:val="center"/>
-            </w:pPr>
-            <w:r>
-              <w:t>~</w:t>
-            </w:r>
-            <w:r>
-              <w:rPr>
-                <w:vertAlign w:val="subscript"/>
-              </w:rPr>
-              <w:t>2</w:t>
-            </w:r>
-          </w:p>
-        </w:tc>
-        <w:tc>
-          <w:tcPr>
-            <w:tcW w:w="654" w:type="dxa"/>
-          </w:tcPr>
-          <w:p>
-            <w:pPr>
-              <w:jc w:val="center"/>
-            </w:pPr>
-            <w:r>
-              <w:t>0</w:t>
-            </w:r>
-          </w:p>
-        </w:tc>
-      </w:tr>
-    </w:tbl>
-    <w:p/>
-    <w:p>
-      <w:pPr>
-        <w:rPr>
-          <w:rFonts w:asciiTheme="majorHAnsi" w:eastAsiaTheme="majorEastAsia" w:hAnsiTheme="majorHAnsi" w:cstheme="majorBidi"/>
-          <w:color w:val="0F4761" w:themeColor="accent1" w:themeShade="BF"/>
-          <w:sz w:val="32"/>
-          <w:szCs w:val="32"/>
-        </w:rPr>
-      </w:pPr>
-      <w:r>
-        <w:br w:type="page"/>
-      </w:r>
-    </w:p>
-    <w:p>
-      <w:pPr>
-        <w:pStyle w:val="Heading2"/>
-      </w:pPr>
-      <w:r>
-        <w:lastRenderedPageBreak/>
-        <w:t>Existing Invalid Descriptors</w:t>
-      </w:r>
-    </w:p>
-    <w:tbl>
-      <w:tblPr>
-        <w:tblStyle w:val="TableGrid"/>
-        <w:tblW w:w="0" w:type="auto"/>
-        <w:tblInd w:w="607" w:type="dxa"/>
-        <w:tblLook w:val="04A0" w:firstRow="1" w:lastRow="0" w:firstColumn="1" w:lastColumn="0" w:noHBand="0" w:noVBand="1"/>
-      </w:tblPr>
-      <w:tblGrid>
-        <w:gridCol w:w="604"/>
-        <w:gridCol w:w="5481"/>
-        <w:gridCol w:w="706"/>
-        <w:gridCol w:w="654"/>
-      </w:tblGrid>
-      <w:tr>
-        <w:tc>
-          <w:tcPr>
-            <w:tcW w:w="604" w:type="dxa"/>
-          </w:tcPr>
-          <w:p>
-            <w:pPr>
-              <w:jc w:val="center"/>
-            </w:pPr>
-          </w:p>
-        </w:tc>
-        <w:tc>
-          <w:tcPr>
-            <w:tcW w:w="6187" w:type="dxa"/>
-            <w:gridSpan w:val="2"/>
-            <w:tcBorders>
-              <w:bottom w:val="single" w:sz="4" w:space="0" w:color="auto"/>
-            </w:tcBorders>
-            <w:shd w:val="clear" w:color="auto" w:fill="D9D9D9" w:themeFill="background1" w:themeFillShade="D9"/>
-          </w:tcPr>
-          <w:p>
-            <w:pPr>
-              <w:jc w:val="center"/>
-            </w:pPr>
-            <w:r>
-              <w:t>Short In</w:t>
-            </w:r>
-            <w:r>
-              <w:t>valid</w:t>
-            </w:r>
-            <w:r>
-              <w:t xml:space="preserve"> Descriptor</w:t>
+              <w:t>Short Invalid Descriptor</w:t>
             </w:r>
           </w:p>
         </w:tc>
@@ -7539,10 +8610,7 @@
               <w:jc w:val="center"/>
             </w:pPr>
             <w:r>
-              <w:t>Long</w:t>
-            </w:r>
-            <w:r>
-              <w:t xml:space="preserve"> Invalid Descriptor</w:t>
+              <w:t>Long Invalid Descriptor</w:t>
             </w:r>
           </w:p>
         </w:tc>
@@ -7567,10 +8635,7 @@
               <w:jc w:val="center"/>
             </w:pPr>
             <w:r>
-              <w:t>6</w:t>
-            </w:r>
-            <w:r>
-              <w:t>3</w:t>
+              <w:t>63</w:t>
             </w:r>
           </w:p>
         </w:tc>
@@ -7831,10 +8896,7 @@
               <w:jc w:val="center"/>
             </w:pPr>
             <w:r>
-              <w:t xml:space="preserve">Extra </w:t>
-            </w:r>
-            <w:r>
-              <w:t>Long Invalid Descriptor</w:t>
+              <w:t>Extra Long Invalid Descriptor</w:t>
             </w:r>
           </w:p>
         </w:tc>
@@ -8388,16 +9450,7 @@
         <w:pStyle w:val="Heading2"/>
       </w:pPr>
       <w:r>
-        <w:t>V</w:t>
-      </w:r>
-      <w:r>
-        <w:t xml:space="preserve">AL – </w:t>
-      </w:r>
-      <w:r>
-        <w:t>Valid</w:t>
-      </w:r>
-      <w:r>
-        <w:t xml:space="preserve"> Access Level</w:t>
+        <w:t>VAL – Valid Access Level</w:t>
       </w:r>
     </w:p>
     <w:tbl>
@@ -10152,7 +11205,7 @@
 <file path=customXml/item1.xml><?xml version="1.0" encoding="utf-8"?>
 <CoverPageProperties xmlns="http://schemas.microsoft.com/office/2006/coverPageProps">
   <PublishDate/>
-  <Abstract>An MMU core offering backwards compatibility with the 68851.</Abstract>
+  <Abstract>A Proposed MMU core offering backwards compatibility with the 68851.</Abstract>
   <CompanyAddress/>
   <CompanyPhone/>
   <CompanyFax/>
